--- a/Admin-Panel-Dokumentáció.docx
+++ b/Admin-Panel-Dokumentáció.docx
@@ -5,2877 +5,37 @@
     <w:p>
       <w:pPr>
         <w:pStyle w:val="Cmsor1"/>
+        <w:rPr>
+          <w:b/>
+          <w:color w:val="000000" w:themeColor="text1"/>
+        </w:rPr>
       </w:pPr>
       <w:bookmarkStart w:id="0" w:name="_Toc194301938"/>
-      <w:proofErr w:type="spellStart"/>
-      <w:r>
-        <w:t>PMproject</w:t>
-      </w:r>
-      <w:proofErr w:type="spellEnd"/>
-      <w:r>
-        <w:t xml:space="preserve"> </w:t>
-      </w:r>
-      <w:proofErr w:type="spellStart"/>
-      <w:r>
-        <w:t>Admin</w:t>
-      </w:r>
-      <w:proofErr w:type="spellEnd"/>
-      <w:r>
-        <w:t xml:space="preserve"> Panel - Fejlesztői Dokumentáció</w:t>
-      </w:r>
-      <w:bookmarkEnd w:id="0"/>
-    </w:p>
-    <w:p>
-      <w:pPr>
-        <w:rPr>
-          <w:rFonts w:asciiTheme="majorHAnsi" w:eastAsiaTheme="majorEastAsia" w:hAnsiTheme="majorHAnsi" w:cstheme="majorBidi"/>
-          <w:color w:val="2F5496" w:themeColor="accent1" w:themeShade="BF"/>
-          <w:sz w:val="32"/>
-          <w:szCs w:val="32"/>
-        </w:rPr>
-      </w:pPr>
-      <w:r>
-        <w:br w:type="page"/>
-      </w:r>
-    </w:p>
-    <w:p>
-      <w:pPr>
-        <w:pStyle w:val="TJ1"/>
-        <w:tabs>
-          <w:tab w:val="right" w:leader="dot" w:pos="9062"/>
-        </w:tabs>
-        <w:rPr>
-          <w:rFonts w:cstheme="minorBidi"/>
+      <w:r>
+        <w:rPr>
           <w:noProof/>
         </w:rPr>
-      </w:pPr>
-      <w:r>
-        <w:lastRenderedPageBreak/>
-        <w:fldChar w:fldCharType="begin"/>
-      </w:r>
-      <w:r>
-        <w:instrText xml:space="preserve"> TOC \o "1-3" \h \z \u </w:instrText>
-      </w:r>
-      <w:r>
-        <w:fldChar w:fldCharType="separate"/>
-      </w:r>
-      <w:hyperlink w:anchor="_Toc194301938" w:history="1">
-        <w:r>
-          <w:rPr>
-            <w:rStyle w:val="Hiperhivatkozs"/>
-            <w:noProof/>
-          </w:rPr>
-          <w:t>PMproject Admin Panel - Fejlesztői Dokumentáció</w:t>
-        </w:r>
-        <w:r>
-          <w:rPr>
-            <w:noProof/>
-            <w:webHidden/>
-          </w:rPr>
-          <w:tab/>
-        </w:r>
-        <w:r>
-          <w:rPr>
-            <w:noProof/>
-            <w:webHidden/>
-          </w:rPr>
-          <w:fldChar w:fldCharType="begin"/>
-        </w:r>
-        <w:r>
-          <w:rPr>
-            <w:noProof/>
-            <w:webHidden/>
-          </w:rPr>
-          <w:instrText xml:space="preserve"> PAGEREF _Toc194301938 \h </w:instrText>
-        </w:r>
-        <w:r>
-          <w:rPr>
-            <w:noProof/>
-            <w:webHidden/>
-          </w:rPr>
-        </w:r>
-        <w:r>
-          <w:rPr>
-            <w:noProof/>
-            <w:webHidden/>
-          </w:rPr>
-          <w:fldChar w:fldCharType="separate"/>
-        </w:r>
-        <w:r>
-          <w:rPr>
-            <w:noProof/>
-            <w:webHidden/>
-          </w:rPr>
-          <w:t>1</w:t>
-        </w:r>
-        <w:r>
-          <w:rPr>
-            <w:noProof/>
-            <w:webHidden/>
-          </w:rPr>
-          <w:fldChar w:fldCharType="end"/>
-        </w:r>
-      </w:hyperlink>
-    </w:p>
-    <w:p>
-      <w:pPr>
-        <w:pStyle w:val="TJ2"/>
-        <w:tabs>
-          <w:tab w:val="right" w:leader="dot" w:pos="9062"/>
-        </w:tabs>
-        <w:rPr>
-          <w:rFonts w:cstheme="minorBidi"/>
-          <w:noProof/>
-        </w:rPr>
-      </w:pPr>
-      <w:hyperlink w:anchor="_Toc194301939" w:history="1">
-        <w:r>
-          <w:rPr>
-            <w:rStyle w:val="Hiperhivatkozs"/>
-            <w:noProof/>
-          </w:rPr>
-          <w:t>Bevezetés</w:t>
-        </w:r>
-        <w:r>
-          <w:rPr>
-            <w:noProof/>
-            <w:webHidden/>
-          </w:rPr>
-          <w:tab/>
-        </w:r>
-        <w:r>
-          <w:rPr>
-            <w:noProof/>
-            <w:webHidden/>
-          </w:rPr>
-          <w:fldChar w:fldCharType="begin"/>
-        </w:r>
-        <w:r>
-          <w:rPr>
-            <w:noProof/>
-            <w:webHidden/>
-          </w:rPr>
-          <w:instrText xml:space="preserve"> PAGEREF _Toc194301939 \h </w:instrText>
-        </w:r>
-        <w:r>
-          <w:rPr>
-            <w:noProof/>
-            <w:webHidden/>
-          </w:rPr>
-        </w:r>
-        <w:r>
-          <w:rPr>
-            <w:noProof/>
-            <w:webHidden/>
-          </w:rPr>
-          <w:fldChar w:fldCharType="separate"/>
-        </w:r>
-        <w:r>
-          <w:rPr>
-            <w:noProof/>
-            <w:webHidden/>
-          </w:rPr>
-          <w:t>4</w:t>
-        </w:r>
-        <w:r>
-          <w:rPr>
-            <w:noProof/>
-            <w:webHidden/>
-          </w:rPr>
-          <w:fldChar w:fldCharType="end"/>
-        </w:r>
-      </w:hyperlink>
-    </w:p>
-    <w:p>
-      <w:pPr>
-        <w:pStyle w:val="TJ2"/>
-        <w:tabs>
-          <w:tab w:val="right" w:leader="dot" w:pos="9062"/>
-        </w:tabs>
-        <w:rPr>
-          <w:rFonts w:cstheme="minorBidi"/>
-          <w:noProof/>
-        </w:rPr>
-      </w:pPr>
-      <w:hyperlink w:anchor="_Toc194301940" w:history="1">
-        <w:r>
-          <w:rPr>
-            <w:rStyle w:val="Hiperhivatkozs"/>
-            <w:noProof/>
-          </w:rPr>
-          <w:t>Rendszerkövetelmények</w:t>
-        </w:r>
-        <w:r>
-          <w:rPr>
-            <w:noProof/>
-            <w:webHidden/>
-          </w:rPr>
-          <w:tab/>
-        </w:r>
-        <w:r>
-          <w:rPr>
-            <w:noProof/>
-            <w:webHidden/>
-          </w:rPr>
-          <w:fldChar w:fldCharType="begin"/>
-        </w:r>
-        <w:r>
-          <w:rPr>
-            <w:noProof/>
-            <w:webHidden/>
-          </w:rPr>
-          <w:instrText xml:space="preserve"> PAGEREF _Toc194301940 \h </w:instrText>
-        </w:r>
-        <w:r>
-          <w:rPr>
-            <w:noProof/>
-            <w:webHidden/>
-          </w:rPr>
-        </w:r>
-        <w:r>
-          <w:rPr>
-            <w:noProof/>
-            <w:webHidden/>
-          </w:rPr>
-          <w:fldChar w:fldCharType="separate"/>
-        </w:r>
-        <w:r>
-          <w:rPr>
-            <w:noProof/>
-            <w:webHidden/>
-          </w:rPr>
-          <w:t>4</w:t>
-        </w:r>
-        <w:r>
-          <w:rPr>
-            <w:noProof/>
-            <w:webHidden/>
-          </w:rPr>
-          <w:fldChar w:fldCharType="end"/>
-        </w:r>
-      </w:hyperlink>
-    </w:p>
-    <w:p>
-      <w:pPr>
-        <w:pStyle w:val="TJ2"/>
-        <w:tabs>
-          <w:tab w:val="right" w:leader="dot" w:pos="9062"/>
-        </w:tabs>
-        <w:rPr>
-          <w:rFonts w:cstheme="minorBidi"/>
-          <w:noProof/>
-        </w:rPr>
-      </w:pPr>
-      <w:hyperlink w:anchor="_Toc194301941" w:history="1">
-        <w:r>
-          <w:rPr>
-            <w:rStyle w:val="Hiperhivatkozs"/>
-            <w:noProof/>
-          </w:rPr>
-          <w:t>Architektúra</w:t>
-        </w:r>
-        <w:r>
-          <w:rPr>
-            <w:noProof/>
-            <w:webHidden/>
-          </w:rPr>
-          <w:tab/>
-        </w:r>
-        <w:r>
-          <w:rPr>
-            <w:noProof/>
-            <w:webHidden/>
-          </w:rPr>
-          <w:fldChar w:fldCharType="begin"/>
-        </w:r>
-        <w:r>
-          <w:rPr>
-            <w:noProof/>
-            <w:webHidden/>
-          </w:rPr>
-          <w:instrText xml:space="preserve"> PAGEREF _Toc194301941 \h </w:instrText>
-        </w:r>
-        <w:r>
-          <w:rPr>
-            <w:noProof/>
-            <w:webHidden/>
-          </w:rPr>
-        </w:r>
-        <w:r>
-          <w:rPr>
-            <w:noProof/>
-            <w:webHidden/>
-          </w:rPr>
-          <w:fldChar w:fldCharType="separate"/>
-        </w:r>
-        <w:r>
-          <w:rPr>
-            <w:noProof/>
-            <w:webHidden/>
-          </w:rPr>
-          <w:t>4</w:t>
-        </w:r>
-        <w:r>
-          <w:rPr>
-            <w:noProof/>
-            <w:webHidden/>
-          </w:rPr>
-          <w:fldChar w:fldCharType="end"/>
-        </w:r>
-      </w:hyperlink>
-    </w:p>
-    <w:p>
-      <w:pPr>
-        <w:pStyle w:val="TJ2"/>
-        <w:tabs>
-          <w:tab w:val="right" w:leader="dot" w:pos="9062"/>
-        </w:tabs>
-        <w:rPr>
-          <w:rFonts w:cstheme="minorBidi"/>
-          <w:noProof/>
-        </w:rPr>
-      </w:pPr>
-      <w:hyperlink w:anchor="_Toc194301942" w:history="1">
-        <w:r>
-          <w:rPr>
-            <w:rStyle w:val="Hiperhivatkozs"/>
-            <w:noProof/>
-          </w:rPr>
-          <w:t>Alkalmazás funkciói</w:t>
-        </w:r>
-        <w:r>
-          <w:rPr>
-            <w:noProof/>
-            <w:webHidden/>
-          </w:rPr>
-          <w:tab/>
-        </w:r>
-        <w:r>
-          <w:rPr>
-            <w:noProof/>
-            <w:webHidden/>
-          </w:rPr>
-          <w:fldChar w:fldCharType="begin"/>
-        </w:r>
-        <w:r>
-          <w:rPr>
-            <w:noProof/>
-            <w:webHidden/>
-          </w:rPr>
-          <w:instrText xml:space="preserve"> PAGEREF _Toc194301942 \h </w:instrText>
-        </w:r>
-        <w:r>
-          <w:rPr>
-            <w:noProof/>
-            <w:webHidden/>
-          </w:rPr>
-        </w:r>
-        <w:r>
-          <w:rPr>
-            <w:noProof/>
-            <w:webHidden/>
-          </w:rPr>
-          <w:fldChar w:fldCharType="separate"/>
-        </w:r>
-        <w:r>
-          <w:rPr>
-            <w:noProof/>
-            <w:webHidden/>
-          </w:rPr>
-          <w:t>4</w:t>
-        </w:r>
-        <w:r>
-          <w:rPr>
-            <w:noProof/>
-            <w:webHidden/>
-          </w:rPr>
-          <w:fldChar w:fldCharType="end"/>
-        </w:r>
-      </w:hyperlink>
-    </w:p>
-    <w:p>
-      <w:pPr>
-        <w:pStyle w:val="TJ3"/>
-        <w:tabs>
-          <w:tab w:val="right" w:leader="dot" w:pos="9062"/>
-        </w:tabs>
-        <w:rPr>
-          <w:rFonts w:cstheme="minorBidi"/>
-          <w:noProof/>
-        </w:rPr>
-      </w:pPr>
-      <w:hyperlink w:anchor="_Toc194301943" w:history="1">
-        <w:r>
-          <w:rPr>
-            <w:rStyle w:val="Hiperhivatkozs"/>
-            <w:noProof/>
-          </w:rPr>
-          <w:t>1. Bejelentkezés és hitelesítés</w:t>
-        </w:r>
-        <w:r>
-          <w:rPr>
-            <w:noProof/>
-            <w:webHidden/>
-          </w:rPr>
-          <w:tab/>
-        </w:r>
-        <w:r>
-          <w:rPr>
-            <w:noProof/>
-            <w:webHidden/>
-          </w:rPr>
-          <w:fldChar w:fldCharType="begin"/>
-        </w:r>
-        <w:r>
-          <w:rPr>
-            <w:noProof/>
-            <w:webHidden/>
-          </w:rPr>
-          <w:instrText xml:space="preserve"> PAGEREF _Toc194301943 \h </w:instrText>
-        </w:r>
-        <w:r>
-          <w:rPr>
-            <w:noProof/>
-            <w:webHidden/>
-          </w:rPr>
-        </w:r>
-        <w:r>
-          <w:rPr>
-            <w:noProof/>
-            <w:webHidden/>
-          </w:rPr>
-          <w:fldChar w:fldCharType="separate"/>
-        </w:r>
-        <w:r>
-          <w:rPr>
-            <w:noProof/>
-            <w:webHidden/>
-          </w:rPr>
-          <w:t>4</w:t>
-        </w:r>
-        <w:r>
-          <w:rPr>
-            <w:noProof/>
-            <w:webHidden/>
-          </w:rPr>
-          <w:fldChar w:fldCharType="end"/>
-        </w:r>
-      </w:hyperlink>
-    </w:p>
-    <w:p>
-      <w:pPr>
-        <w:pStyle w:val="TJ3"/>
-        <w:tabs>
-          <w:tab w:val="right" w:leader="dot" w:pos="9062"/>
-        </w:tabs>
-        <w:rPr>
-          <w:rFonts w:cstheme="minorBidi"/>
-          <w:noProof/>
-        </w:rPr>
-      </w:pPr>
-      <w:hyperlink w:anchor="_Toc194301944" w:history="1">
-        <w:r>
-          <w:rPr>
-            <w:rStyle w:val="Hiperhivatkozs"/>
-            <w:noProof/>
-          </w:rPr>
-          <w:t>2. Posztok kezelése</w:t>
-        </w:r>
-        <w:r>
-          <w:rPr>
-            <w:noProof/>
-            <w:webHidden/>
-          </w:rPr>
-          <w:tab/>
-        </w:r>
-        <w:r>
-          <w:rPr>
-            <w:noProof/>
-            <w:webHidden/>
-          </w:rPr>
-          <w:fldChar w:fldCharType="begin"/>
-        </w:r>
-        <w:r>
-          <w:rPr>
-            <w:noProof/>
-            <w:webHidden/>
-          </w:rPr>
-          <w:instrText xml:space="preserve"> PAGEREF _Toc194301944 \h </w:instrText>
-        </w:r>
-        <w:r>
-          <w:rPr>
-            <w:noProof/>
-            <w:webHidden/>
-          </w:rPr>
-        </w:r>
-        <w:r>
-          <w:rPr>
-            <w:noProof/>
-            <w:webHidden/>
-          </w:rPr>
-          <w:fldChar w:fldCharType="separate"/>
-        </w:r>
-        <w:r>
-          <w:rPr>
-            <w:noProof/>
-            <w:webHidden/>
-          </w:rPr>
-          <w:t>4</w:t>
-        </w:r>
-        <w:r>
-          <w:rPr>
-            <w:noProof/>
-            <w:webHidden/>
-          </w:rPr>
-          <w:fldChar w:fldCharType="end"/>
-        </w:r>
-      </w:hyperlink>
-    </w:p>
-    <w:p>
-      <w:pPr>
-        <w:pStyle w:val="TJ3"/>
-        <w:tabs>
-          <w:tab w:val="right" w:leader="dot" w:pos="9062"/>
-        </w:tabs>
-        <w:rPr>
-          <w:rFonts w:cstheme="minorBidi"/>
-          <w:noProof/>
-        </w:rPr>
-      </w:pPr>
-      <w:hyperlink w:anchor="_Toc194301945" w:history="1">
-        <w:r>
-          <w:rPr>
-            <w:rStyle w:val="Hiperhivatkozs"/>
-            <w:noProof/>
-          </w:rPr>
-          <w:t>3. Edzőtermek kezelése</w:t>
-        </w:r>
-        <w:r>
-          <w:rPr>
-            <w:noProof/>
-            <w:webHidden/>
-          </w:rPr>
-          <w:tab/>
-        </w:r>
-        <w:r>
-          <w:rPr>
-            <w:noProof/>
-            <w:webHidden/>
-          </w:rPr>
-          <w:fldChar w:fldCharType="begin"/>
-        </w:r>
-        <w:r>
-          <w:rPr>
-            <w:noProof/>
-            <w:webHidden/>
-          </w:rPr>
-          <w:instrText xml:space="preserve"> PAGEREF _Toc194301945 \h </w:instrText>
-        </w:r>
-        <w:r>
-          <w:rPr>
-            <w:noProof/>
-            <w:webHidden/>
-          </w:rPr>
-        </w:r>
-        <w:r>
-          <w:rPr>
-            <w:noProof/>
-            <w:webHidden/>
-          </w:rPr>
-          <w:fldChar w:fldCharType="separate"/>
-        </w:r>
-        <w:r>
-          <w:rPr>
-            <w:noProof/>
-            <w:webHidden/>
-          </w:rPr>
-          <w:t>5</w:t>
-        </w:r>
-        <w:r>
-          <w:rPr>
-            <w:noProof/>
-            <w:webHidden/>
-          </w:rPr>
-          <w:fldChar w:fldCharType="end"/>
-        </w:r>
-      </w:hyperlink>
-    </w:p>
-    <w:p>
-      <w:pPr>
-        <w:pStyle w:val="TJ3"/>
-        <w:tabs>
-          <w:tab w:val="right" w:leader="dot" w:pos="9062"/>
-        </w:tabs>
-        <w:rPr>
-          <w:rFonts w:cstheme="minorBidi"/>
-          <w:noProof/>
-        </w:rPr>
-      </w:pPr>
-      <w:hyperlink w:anchor="_Toc194301946" w:history="1">
-        <w:r>
-          <w:rPr>
-            <w:rStyle w:val="Hiperhivatkozs"/>
-            <w:noProof/>
-          </w:rPr>
-          <w:t>4. Felhasználók kezelése</w:t>
-        </w:r>
-        <w:r>
-          <w:rPr>
-            <w:noProof/>
-            <w:webHidden/>
-          </w:rPr>
-          <w:tab/>
-        </w:r>
-        <w:r>
-          <w:rPr>
-            <w:noProof/>
-            <w:webHidden/>
-          </w:rPr>
-          <w:fldChar w:fldCharType="begin"/>
-        </w:r>
-        <w:r>
-          <w:rPr>
-            <w:noProof/>
-            <w:webHidden/>
-          </w:rPr>
-          <w:instrText xml:space="preserve"> PAGEREF _Toc194301946 \h </w:instrText>
-        </w:r>
-        <w:r>
-          <w:rPr>
-            <w:noProof/>
-            <w:webHidden/>
-          </w:rPr>
-        </w:r>
-        <w:r>
-          <w:rPr>
-            <w:noProof/>
-            <w:webHidden/>
-          </w:rPr>
-          <w:fldChar w:fldCharType="separate"/>
-        </w:r>
-        <w:r>
-          <w:rPr>
-            <w:noProof/>
-            <w:webHidden/>
-          </w:rPr>
-          <w:t>5</w:t>
-        </w:r>
-        <w:r>
-          <w:rPr>
-            <w:noProof/>
-            <w:webHidden/>
-          </w:rPr>
-          <w:fldChar w:fldCharType="end"/>
-        </w:r>
-      </w:hyperlink>
-    </w:p>
-    <w:p>
-      <w:pPr>
-        <w:pStyle w:val="TJ2"/>
-        <w:tabs>
-          <w:tab w:val="right" w:leader="dot" w:pos="9062"/>
-        </w:tabs>
-        <w:rPr>
-          <w:rFonts w:cstheme="minorBidi"/>
-          <w:noProof/>
-        </w:rPr>
-      </w:pPr>
-      <w:hyperlink w:anchor="_Toc194301947" w:history="1">
-        <w:r>
-          <w:rPr>
-            <w:rStyle w:val="Hiperhivatkozs"/>
-            <w:noProof/>
-          </w:rPr>
-          <w:t>Osztálystruktúra</w:t>
-        </w:r>
-        <w:r>
-          <w:rPr>
-            <w:noProof/>
-            <w:webHidden/>
-          </w:rPr>
-          <w:tab/>
-        </w:r>
-        <w:r>
-          <w:rPr>
-            <w:noProof/>
-            <w:webHidden/>
-          </w:rPr>
-          <w:fldChar w:fldCharType="begin"/>
-        </w:r>
-        <w:r>
-          <w:rPr>
-            <w:noProof/>
-            <w:webHidden/>
-          </w:rPr>
-          <w:instrText xml:space="preserve"> PAGEREF _Toc194301947 \h </w:instrText>
-        </w:r>
-        <w:r>
-          <w:rPr>
-            <w:noProof/>
-            <w:webHidden/>
-          </w:rPr>
-        </w:r>
-        <w:r>
-          <w:rPr>
-            <w:noProof/>
-            <w:webHidden/>
-          </w:rPr>
-          <w:fldChar w:fldCharType="separate"/>
-        </w:r>
-        <w:r>
-          <w:rPr>
-            <w:noProof/>
-            <w:webHidden/>
-          </w:rPr>
-          <w:t>5</w:t>
-        </w:r>
-        <w:r>
-          <w:rPr>
-            <w:noProof/>
-            <w:webHidden/>
-          </w:rPr>
-          <w:fldChar w:fldCharType="end"/>
-        </w:r>
-      </w:hyperlink>
-    </w:p>
-    <w:p>
-      <w:pPr>
-        <w:pStyle w:val="TJ3"/>
-        <w:tabs>
-          <w:tab w:val="right" w:leader="dot" w:pos="9062"/>
-        </w:tabs>
-        <w:rPr>
-          <w:rFonts w:cstheme="minorBidi"/>
-          <w:noProof/>
-        </w:rPr>
-      </w:pPr>
-      <w:hyperlink w:anchor="_Toc194301948" w:history="1">
-        <w:r>
-          <w:rPr>
-            <w:rStyle w:val="Hiperhivatkozs"/>
-            <w:noProof/>
-          </w:rPr>
-          <w:t>Fő osztályok:</w:t>
-        </w:r>
-        <w:r>
-          <w:rPr>
-            <w:noProof/>
-            <w:webHidden/>
-          </w:rPr>
-          <w:tab/>
-        </w:r>
-        <w:r>
-          <w:rPr>
-            <w:noProof/>
-            <w:webHidden/>
-          </w:rPr>
-          <w:fldChar w:fldCharType="begin"/>
-        </w:r>
-        <w:r>
-          <w:rPr>
-            <w:noProof/>
-            <w:webHidden/>
-          </w:rPr>
-          <w:instrText xml:space="preserve"> PAGEREF _Toc194301948 \h </w:instrText>
-        </w:r>
-        <w:r>
-          <w:rPr>
-            <w:noProof/>
-            <w:webHidden/>
-          </w:rPr>
-        </w:r>
-        <w:r>
-          <w:rPr>
-            <w:noProof/>
-            <w:webHidden/>
-          </w:rPr>
-          <w:fldChar w:fldCharType="separate"/>
-        </w:r>
-        <w:r>
-          <w:rPr>
-            <w:noProof/>
-            <w:webHidden/>
-          </w:rPr>
-          <w:t>5</w:t>
-        </w:r>
-        <w:r>
-          <w:rPr>
-            <w:noProof/>
-            <w:webHidden/>
-          </w:rPr>
-          <w:fldChar w:fldCharType="end"/>
-        </w:r>
-      </w:hyperlink>
-    </w:p>
-    <w:p>
-      <w:pPr>
-        <w:pStyle w:val="TJ2"/>
-        <w:tabs>
-          <w:tab w:val="right" w:leader="dot" w:pos="9062"/>
-        </w:tabs>
-        <w:rPr>
-          <w:rFonts w:cstheme="minorBidi"/>
-          <w:noProof/>
-        </w:rPr>
-      </w:pPr>
-      <w:hyperlink w:anchor="_Toc194301949" w:history="1">
-        <w:r>
-          <w:rPr>
-            <w:rStyle w:val="Hiperhivatkozs"/>
-            <w:noProof/>
-          </w:rPr>
-          <w:t>UI Komponensek</w:t>
-        </w:r>
-        <w:r>
-          <w:rPr>
-            <w:noProof/>
-            <w:webHidden/>
-          </w:rPr>
-          <w:tab/>
-        </w:r>
-        <w:r>
-          <w:rPr>
-            <w:noProof/>
-            <w:webHidden/>
-          </w:rPr>
-          <w:fldChar w:fldCharType="begin"/>
-        </w:r>
-        <w:r>
-          <w:rPr>
-            <w:noProof/>
-            <w:webHidden/>
-          </w:rPr>
-          <w:instrText xml:space="preserve"> PAGEREF _Toc194301949 \h </w:instrText>
-        </w:r>
-        <w:r>
-          <w:rPr>
-            <w:noProof/>
-            <w:webHidden/>
-          </w:rPr>
-        </w:r>
-        <w:r>
-          <w:rPr>
-            <w:noProof/>
-            <w:webHidden/>
-          </w:rPr>
-          <w:fldChar w:fldCharType="separate"/>
-        </w:r>
-        <w:r>
-          <w:rPr>
-            <w:noProof/>
-            <w:webHidden/>
-          </w:rPr>
-          <w:t>6</w:t>
-        </w:r>
-        <w:r>
-          <w:rPr>
-            <w:noProof/>
-            <w:webHidden/>
-          </w:rPr>
-          <w:fldChar w:fldCharType="end"/>
-        </w:r>
-      </w:hyperlink>
-    </w:p>
-    <w:p>
-      <w:pPr>
-        <w:pStyle w:val="TJ3"/>
-        <w:tabs>
-          <w:tab w:val="right" w:leader="dot" w:pos="9062"/>
-        </w:tabs>
-        <w:rPr>
-          <w:rFonts w:cstheme="minorBidi"/>
-          <w:noProof/>
-        </w:rPr>
-      </w:pPr>
-      <w:hyperlink w:anchor="_Toc194301950" w:history="1">
-        <w:r>
-          <w:rPr>
-            <w:rStyle w:val="Hiperhivatkozs"/>
-            <w:noProof/>
-          </w:rPr>
-          <w:t>XAML Struktúra</w:t>
-        </w:r>
-        <w:r>
-          <w:rPr>
-            <w:noProof/>
-            <w:webHidden/>
-          </w:rPr>
-          <w:tab/>
-        </w:r>
-        <w:r>
-          <w:rPr>
-            <w:noProof/>
-            <w:webHidden/>
-          </w:rPr>
-          <w:fldChar w:fldCharType="begin"/>
-        </w:r>
-        <w:r>
-          <w:rPr>
-            <w:noProof/>
-            <w:webHidden/>
-          </w:rPr>
-          <w:instrText xml:space="preserve"> PAGEREF _Toc194301950 \h </w:instrText>
-        </w:r>
-        <w:r>
-          <w:rPr>
-            <w:noProof/>
-            <w:webHidden/>
-          </w:rPr>
-        </w:r>
-        <w:r>
-          <w:rPr>
-            <w:noProof/>
-            <w:webHidden/>
-          </w:rPr>
-          <w:fldChar w:fldCharType="separate"/>
-        </w:r>
-        <w:r>
-          <w:rPr>
-            <w:noProof/>
-            <w:webHidden/>
-          </w:rPr>
-          <w:t>6</w:t>
-        </w:r>
-        <w:r>
-          <w:rPr>
-            <w:noProof/>
-            <w:webHidden/>
-          </w:rPr>
-          <w:fldChar w:fldCharType="end"/>
-        </w:r>
-      </w:hyperlink>
-    </w:p>
-    <w:p>
-      <w:pPr>
-        <w:pStyle w:val="TJ3"/>
-        <w:tabs>
-          <w:tab w:val="right" w:leader="dot" w:pos="9062"/>
-        </w:tabs>
-        <w:rPr>
-          <w:rFonts w:cstheme="minorBidi"/>
-          <w:noProof/>
-        </w:rPr>
-      </w:pPr>
-      <w:hyperlink w:anchor="_Toc194301951" w:history="1">
-        <w:r>
-          <w:rPr>
-            <w:rStyle w:val="Hiperhivatkozs"/>
-            <w:noProof/>
-          </w:rPr>
-          <w:t>Stílusok</w:t>
-        </w:r>
-        <w:r>
-          <w:rPr>
-            <w:noProof/>
-            <w:webHidden/>
-          </w:rPr>
-          <w:tab/>
-        </w:r>
-        <w:r>
-          <w:rPr>
-            <w:noProof/>
-            <w:webHidden/>
-          </w:rPr>
-          <w:fldChar w:fldCharType="begin"/>
-        </w:r>
-        <w:r>
-          <w:rPr>
-            <w:noProof/>
-            <w:webHidden/>
-          </w:rPr>
-          <w:instrText xml:space="preserve"> PAGEREF _Toc194301951 \h </w:instrText>
-        </w:r>
-        <w:r>
-          <w:rPr>
-            <w:noProof/>
-            <w:webHidden/>
-          </w:rPr>
-        </w:r>
-        <w:r>
-          <w:rPr>
-            <w:noProof/>
-            <w:webHidden/>
-          </w:rPr>
-          <w:fldChar w:fldCharType="separate"/>
-        </w:r>
-        <w:r>
-          <w:rPr>
-            <w:noProof/>
-            <w:webHidden/>
-          </w:rPr>
-          <w:t>7</w:t>
-        </w:r>
-        <w:r>
-          <w:rPr>
-            <w:noProof/>
-            <w:webHidden/>
-          </w:rPr>
-          <w:fldChar w:fldCharType="end"/>
-        </w:r>
-      </w:hyperlink>
-    </w:p>
-    <w:p>
-      <w:pPr>
-        <w:pStyle w:val="TJ2"/>
-        <w:tabs>
-          <w:tab w:val="right" w:leader="dot" w:pos="9062"/>
-        </w:tabs>
-        <w:rPr>
-          <w:rFonts w:cstheme="minorBidi"/>
-          <w:noProof/>
-        </w:rPr>
-      </w:pPr>
-      <w:hyperlink w:anchor="_Toc194301952" w:history="1">
-        <w:r>
-          <w:rPr>
-            <w:rStyle w:val="Hiperhivatkozs"/>
-            <w:noProof/>
-          </w:rPr>
-          <w:t>Autentikáció és jogosultságkezelés</w:t>
-        </w:r>
-        <w:r>
-          <w:rPr>
-            <w:noProof/>
-            <w:webHidden/>
-          </w:rPr>
-          <w:tab/>
-        </w:r>
-        <w:r>
-          <w:rPr>
-            <w:noProof/>
-            <w:webHidden/>
-          </w:rPr>
-          <w:fldChar w:fldCharType="begin"/>
-        </w:r>
-        <w:r>
-          <w:rPr>
-            <w:noProof/>
-            <w:webHidden/>
-          </w:rPr>
-          <w:instrText xml:space="preserve"> PAGEREF _Toc194301952 \h </w:instrText>
-        </w:r>
-        <w:r>
-          <w:rPr>
-            <w:noProof/>
-            <w:webHidden/>
-          </w:rPr>
-        </w:r>
-        <w:r>
-          <w:rPr>
-            <w:noProof/>
-            <w:webHidden/>
-          </w:rPr>
-          <w:fldChar w:fldCharType="separate"/>
-        </w:r>
-        <w:r>
-          <w:rPr>
-            <w:noProof/>
-            <w:webHidden/>
-          </w:rPr>
-          <w:t>7</w:t>
-        </w:r>
-        <w:r>
-          <w:rPr>
-            <w:noProof/>
-            <w:webHidden/>
-          </w:rPr>
-          <w:fldChar w:fldCharType="end"/>
-        </w:r>
-      </w:hyperlink>
-    </w:p>
-    <w:p>
-      <w:pPr>
-        <w:pStyle w:val="TJ3"/>
-        <w:tabs>
-          <w:tab w:val="right" w:leader="dot" w:pos="9062"/>
-        </w:tabs>
-        <w:rPr>
-          <w:rFonts w:cstheme="minorBidi"/>
-          <w:noProof/>
-        </w:rPr>
-      </w:pPr>
-      <w:hyperlink w:anchor="_Toc194301953" w:history="1">
-        <w:r>
-          <w:rPr>
-            <w:rStyle w:val="Hiperhivatkozs"/>
-            <w:noProof/>
-          </w:rPr>
-          <w:t>JWT Autentikáció</w:t>
-        </w:r>
-        <w:r>
-          <w:rPr>
-            <w:noProof/>
-            <w:webHidden/>
-          </w:rPr>
-          <w:tab/>
-        </w:r>
-        <w:r>
-          <w:rPr>
-            <w:noProof/>
-            <w:webHidden/>
-          </w:rPr>
-          <w:fldChar w:fldCharType="begin"/>
-        </w:r>
-        <w:r>
-          <w:rPr>
-            <w:noProof/>
-            <w:webHidden/>
-          </w:rPr>
-          <w:instrText xml:space="preserve"> PAGEREF _Toc194301953 \h </w:instrText>
-        </w:r>
-        <w:r>
-          <w:rPr>
-            <w:noProof/>
-            <w:webHidden/>
-          </w:rPr>
-        </w:r>
-        <w:r>
-          <w:rPr>
-            <w:noProof/>
-            <w:webHidden/>
-          </w:rPr>
-          <w:fldChar w:fldCharType="separate"/>
-        </w:r>
-        <w:r>
-          <w:rPr>
-            <w:noProof/>
-            <w:webHidden/>
-          </w:rPr>
-          <w:t>7</w:t>
-        </w:r>
-        <w:r>
-          <w:rPr>
-            <w:noProof/>
-            <w:webHidden/>
-          </w:rPr>
-          <w:fldChar w:fldCharType="end"/>
-        </w:r>
-      </w:hyperlink>
-    </w:p>
-    <w:p>
-      <w:pPr>
-        <w:pStyle w:val="TJ3"/>
-        <w:tabs>
-          <w:tab w:val="right" w:leader="dot" w:pos="9062"/>
-        </w:tabs>
-        <w:rPr>
-          <w:rFonts w:cstheme="minorBidi"/>
-          <w:noProof/>
-        </w:rPr>
-      </w:pPr>
-      <w:hyperlink w:anchor="_Toc194301954" w:history="1">
-        <w:r>
-          <w:rPr>
-            <w:rStyle w:val="Hiperhivatkozs"/>
-            <w:noProof/>
-          </w:rPr>
-          <w:t>Jogosultságellenőrzés</w:t>
-        </w:r>
-        <w:r>
-          <w:rPr>
-            <w:noProof/>
-            <w:webHidden/>
-          </w:rPr>
-          <w:tab/>
-        </w:r>
-        <w:r>
-          <w:rPr>
-            <w:noProof/>
-            <w:webHidden/>
-          </w:rPr>
-          <w:fldChar w:fldCharType="begin"/>
-        </w:r>
-        <w:r>
-          <w:rPr>
-            <w:noProof/>
-            <w:webHidden/>
-          </w:rPr>
-          <w:instrText xml:space="preserve"> PAGEREF _Toc194301954 \h </w:instrText>
-        </w:r>
-        <w:r>
-          <w:rPr>
-            <w:noProof/>
-            <w:webHidden/>
-          </w:rPr>
-        </w:r>
-        <w:r>
-          <w:rPr>
-            <w:noProof/>
-            <w:webHidden/>
-          </w:rPr>
-          <w:fldChar w:fldCharType="separate"/>
-        </w:r>
-        <w:r>
-          <w:rPr>
-            <w:noProof/>
-            <w:webHidden/>
-          </w:rPr>
-          <w:t>7</w:t>
-        </w:r>
-        <w:r>
-          <w:rPr>
-            <w:noProof/>
-            <w:webHidden/>
-          </w:rPr>
-          <w:fldChar w:fldCharType="end"/>
-        </w:r>
-      </w:hyperlink>
-    </w:p>
-    <w:p>
-      <w:pPr>
-        <w:pStyle w:val="TJ2"/>
-        <w:tabs>
-          <w:tab w:val="right" w:leader="dot" w:pos="9062"/>
-        </w:tabs>
-        <w:rPr>
-          <w:rFonts w:cstheme="minorBidi"/>
-          <w:noProof/>
-        </w:rPr>
-      </w:pPr>
-      <w:hyperlink w:anchor="_Toc194301955" w:history="1">
-        <w:r>
-          <w:rPr>
-            <w:rStyle w:val="Hiperhivatkozs"/>
-            <w:noProof/>
-          </w:rPr>
-          <w:t>API kommunikáció</w:t>
-        </w:r>
-        <w:r>
-          <w:rPr>
-            <w:noProof/>
-            <w:webHidden/>
-          </w:rPr>
-          <w:tab/>
-        </w:r>
-        <w:r>
-          <w:rPr>
-            <w:noProof/>
-            <w:webHidden/>
-          </w:rPr>
-          <w:fldChar w:fldCharType="begin"/>
-        </w:r>
-        <w:r>
-          <w:rPr>
-            <w:noProof/>
-            <w:webHidden/>
-          </w:rPr>
-          <w:instrText xml:space="preserve"> PAGEREF _Toc194301955 \h </w:instrText>
-        </w:r>
-        <w:r>
-          <w:rPr>
-            <w:noProof/>
-            <w:webHidden/>
-          </w:rPr>
-        </w:r>
-        <w:r>
-          <w:rPr>
-            <w:noProof/>
-            <w:webHidden/>
-          </w:rPr>
-          <w:fldChar w:fldCharType="separate"/>
-        </w:r>
-        <w:r>
-          <w:rPr>
-            <w:noProof/>
-            <w:webHidden/>
-          </w:rPr>
-          <w:t>8</w:t>
-        </w:r>
-        <w:r>
-          <w:rPr>
-            <w:noProof/>
-            <w:webHidden/>
-          </w:rPr>
-          <w:fldChar w:fldCharType="end"/>
-        </w:r>
-      </w:hyperlink>
-    </w:p>
-    <w:p>
-      <w:pPr>
-        <w:pStyle w:val="TJ3"/>
-        <w:tabs>
-          <w:tab w:val="right" w:leader="dot" w:pos="9062"/>
-        </w:tabs>
-        <w:rPr>
-          <w:rFonts w:cstheme="minorBidi"/>
-          <w:noProof/>
-        </w:rPr>
-      </w:pPr>
-      <w:hyperlink w:anchor="_Toc194301956" w:history="1">
-        <w:r>
-          <w:rPr>
-            <w:rStyle w:val="Hiperhivatkozs"/>
-            <w:noProof/>
-          </w:rPr>
-          <w:t>HttpClient konfiguráció</w:t>
-        </w:r>
-        <w:r>
-          <w:rPr>
-            <w:noProof/>
-            <w:webHidden/>
-          </w:rPr>
-          <w:tab/>
-        </w:r>
-        <w:r>
-          <w:rPr>
-            <w:noProof/>
-            <w:webHidden/>
-          </w:rPr>
-          <w:fldChar w:fldCharType="begin"/>
-        </w:r>
-        <w:r>
-          <w:rPr>
-            <w:noProof/>
-            <w:webHidden/>
-          </w:rPr>
-          <w:instrText xml:space="preserve"> PAGEREF _Toc194301956 \h </w:instrText>
-        </w:r>
-        <w:r>
-          <w:rPr>
-            <w:noProof/>
-            <w:webHidden/>
-          </w:rPr>
-        </w:r>
-        <w:r>
-          <w:rPr>
-            <w:noProof/>
-            <w:webHidden/>
-          </w:rPr>
-          <w:fldChar w:fldCharType="separate"/>
-        </w:r>
-        <w:r>
-          <w:rPr>
-            <w:noProof/>
-            <w:webHidden/>
-          </w:rPr>
-          <w:t>8</w:t>
-        </w:r>
-        <w:r>
-          <w:rPr>
-            <w:noProof/>
-            <w:webHidden/>
-          </w:rPr>
-          <w:fldChar w:fldCharType="end"/>
-        </w:r>
-      </w:hyperlink>
-    </w:p>
-    <w:p>
-      <w:pPr>
-        <w:pStyle w:val="TJ3"/>
-        <w:tabs>
-          <w:tab w:val="right" w:leader="dot" w:pos="9062"/>
-        </w:tabs>
-        <w:rPr>
-          <w:rFonts w:cstheme="minorBidi"/>
-          <w:noProof/>
-        </w:rPr>
-      </w:pPr>
-      <w:hyperlink w:anchor="_Toc194301957" w:history="1">
-        <w:r>
-          <w:rPr>
-            <w:rStyle w:val="Hiperhivatkozs"/>
-            <w:noProof/>
-          </w:rPr>
-          <w:t>Főbb API végpontok</w:t>
-        </w:r>
-        <w:r>
-          <w:rPr>
-            <w:noProof/>
-            <w:webHidden/>
-          </w:rPr>
-          <w:tab/>
-        </w:r>
-        <w:r>
-          <w:rPr>
-            <w:noProof/>
-            <w:webHidden/>
-          </w:rPr>
-          <w:fldChar w:fldCharType="begin"/>
-        </w:r>
-        <w:r>
-          <w:rPr>
-            <w:noProof/>
-            <w:webHidden/>
-          </w:rPr>
-          <w:instrText xml:space="preserve"> PAGEREF _Toc194301957 \h </w:instrText>
-        </w:r>
-        <w:r>
-          <w:rPr>
-            <w:noProof/>
-            <w:webHidden/>
-          </w:rPr>
-        </w:r>
-        <w:r>
-          <w:rPr>
-            <w:noProof/>
-            <w:webHidden/>
-          </w:rPr>
-          <w:fldChar w:fldCharType="separate"/>
-        </w:r>
-        <w:r>
-          <w:rPr>
-            <w:noProof/>
-            <w:webHidden/>
-          </w:rPr>
-          <w:t>9</w:t>
-        </w:r>
-        <w:r>
-          <w:rPr>
-            <w:noProof/>
-            <w:webHidden/>
-          </w:rPr>
-          <w:fldChar w:fldCharType="end"/>
-        </w:r>
-      </w:hyperlink>
-    </w:p>
-    <w:p>
-      <w:pPr>
-        <w:pStyle w:val="TJ2"/>
-        <w:tabs>
-          <w:tab w:val="right" w:leader="dot" w:pos="9062"/>
-        </w:tabs>
-        <w:rPr>
-          <w:rFonts w:cstheme="minorBidi"/>
-          <w:noProof/>
-        </w:rPr>
-      </w:pPr>
-      <w:hyperlink w:anchor="_Toc194301958" w:history="1">
-        <w:r>
-          <w:rPr>
-            <w:rStyle w:val="Hiperhivatkozs"/>
-            <w:noProof/>
-          </w:rPr>
-          <w:t>Hibakezelés</w:t>
-        </w:r>
-        <w:r>
-          <w:rPr>
-            <w:noProof/>
-            <w:webHidden/>
-          </w:rPr>
-          <w:tab/>
-        </w:r>
-        <w:r>
-          <w:rPr>
-            <w:noProof/>
-            <w:webHidden/>
-          </w:rPr>
-          <w:fldChar w:fldCharType="begin"/>
-        </w:r>
-        <w:r>
-          <w:rPr>
-            <w:noProof/>
-            <w:webHidden/>
-          </w:rPr>
-          <w:instrText xml:space="preserve"> PAGEREF _Toc194301958 \h </w:instrText>
-        </w:r>
-        <w:r>
-          <w:rPr>
-            <w:noProof/>
-            <w:webHidden/>
-          </w:rPr>
-        </w:r>
-        <w:r>
-          <w:rPr>
-            <w:noProof/>
-            <w:webHidden/>
-          </w:rPr>
-          <w:fldChar w:fldCharType="separate"/>
-        </w:r>
-        <w:r>
-          <w:rPr>
-            <w:noProof/>
-            <w:webHidden/>
-          </w:rPr>
-          <w:t>9</w:t>
-        </w:r>
-        <w:r>
-          <w:rPr>
-            <w:noProof/>
-            <w:webHidden/>
-          </w:rPr>
-          <w:fldChar w:fldCharType="end"/>
-        </w:r>
-      </w:hyperlink>
-    </w:p>
-    <w:p>
-      <w:pPr>
-        <w:pStyle w:val="TJ2"/>
-        <w:tabs>
-          <w:tab w:val="right" w:leader="dot" w:pos="9062"/>
-        </w:tabs>
-        <w:rPr>
-          <w:rFonts w:cstheme="minorBidi"/>
-          <w:noProof/>
-        </w:rPr>
-      </w:pPr>
-      <w:hyperlink w:anchor="_Toc194301959" w:history="1">
-        <w:r>
-          <w:rPr>
-            <w:rStyle w:val="Hiperhivatkozs"/>
-            <w:noProof/>
-          </w:rPr>
-          <w:t>Jövőbeli fejlesztési lehetőségek</w:t>
-        </w:r>
-        <w:r>
-          <w:rPr>
-            <w:noProof/>
-            <w:webHidden/>
-          </w:rPr>
-          <w:tab/>
-        </w:r>
-        <w:r>
-          <w:rPr>
-            <w:noProof/>
-            <w:webHidden/>
-          </w:rPr>
-          <w:fldChar w:fldCharType="begin"/>
-        </w:r>
-        <w:r>
-          <w:rPr>
-            <w:noProof/>
-            <w:webHidden/>
-          </w:rPr>
-          <w:instrText xml:space="preserve"> PAGEREF _Toc194301959 \h </w:instrText>
-        </w:r>
-        <w:r>
-          <w:rPr>
-            <w:noProof/>
-            <w:webHidden/>
-          </w:rPr>
-        </w:r>
-        <w:r>
-          <w:rPr>
-            <w:noProof/>
-            <w:webHidden/>
-          </w:rPr>
-          <w:fldChar w:fldCharType="separate"/>
-        </w:r>
-        <w:r>
-          <w:rPr>
-            <w:noProof/>
-            <w:webHidden/>
-          </w:rPr>
-          <w:t>10</w:t>
-        </w:r>
-        <w:r>
-          <w:rPr>
-            <w:noProof/>
-            <w:webHidden/>
-          </w:rPr>
-          <w:fldChar w:fldCharType="end"/>
-        </w:r>
-      </w:hyperlink>
-    </w:p>
-    <w:p>
-      <w:pPr>
-        <w:pStyle w:val="TJ3"/>
-        <w:tabs>
-          <w:tab w:val="right" w:leader="dot" w:pos="9062"/>
-        </w:tabs>
-        <w:rPr>
-          <w:rFonts w:cstheme="minorBidi"/>
-          <w:noProof/>
-        </w:rPr>
-      </w:pPr>
-      <w:hyperlink w:anchor="_Toc194301960" w:history="1">
-        <w:r>
-          <w:rPr>
-            <w:rStyle w:val="Hiperhivatkozs"/>
-            <w:noProof/>
-          </w:rPr>
-          <w:t>1. Architektúra javítása</w:t>
-        </w:r>
-        <w:r>
-          <w:rPr>
-            <w:noProof/>
-            <w:webHidden/>
-          </w:rPr>
-          <w:tab/>
-        </w:r>
-        <w:r>
-          <w:rPr>
-            <w:noProof/>
-            <w:webHidden/>
-          </w:rPr>
-          <w:fldChar w:fldCharType="begin"/>
-        </w:r>
-        <w:r>
-          <w:rPr>
-            <w:noProof/>
-            <w:webHidden/>
-          </w:rPr>
-          <w:instrText xml:space="preserve"> PAGEREF _Toc194301960 \h </w:instrText>
-        </w:r>
-        <w:r>
-          <w:rPr>
-            <w:noProof/>
-            <w:webHidden/>
-          </w:rPr>
-        </w:r>
-        <w:r>
-          <w:rPr>
-            <w:noProof/>
-            <w:webHidden/>
-          </w:rPr>
-          <w:fldChar w:fldCharType="separate"/>
-        </w:r>
-        <w:r>
-          <w:rPr>
-            <w:noProof/>
-            <w:webHidden/>
-          </w:rPr>
-          <w:t>10</w:t>
-        </w:r>
-        <w:r>
-          <w:rPr>
-            <w:noProof/>
-            <w:webHidden/>
-          </w:rPr>
-          <w:fldChar w:fldCharType="end"/>
-        </w:r>
-      </w:hyperlink>
-    </w:p>
-    <w:p>
-      <w:pPr>
-        <w:pStyle w:val="TJ3"/>
-        <w:tabs>
-          <w:tab w:val="right" w:leader="dot" w:pos="9062"/>
-        </w:tabs>
-        <w:rPr>
-          <w:rFonts w:cstheme="minorBidi"/>
-          <w:noProof/>
-        </w:rPr>
-      </w:pPr>
-      <w:hyperlink w:anchor="_Toc194301961" w:history="1">
-        <w:r>
-          <w:rPr>
-            <w:rStyle w:val="Hiperhivatkozs"/>
-            <w:noProof/>
-          </w:rPr>
-          <w:t>2. Funkcionalitás bővítése</w:t>
-        </w:r>
-        <w:r>
-          <w:rPr>
-            <w:noProof/>
-            <w:webHidden/>
-          </w:rPr>
-          <w:tab/>
-        </w:r>
-        <w:r>
-          <w:rPr>
-            <w:noProof/>
-            <w:webHidden/>
-          </w:rPr>
-          <w:fldChar w:fldCharType="begin"/>
-        </w:r>
-        <w:r>
-          <w:rPr>
-            <w:noProof/>
-            <w:webHidden/>
-          </w:rPr>
-          <w:instrText xml:space="preserve"> PAGEREF _Toc194301961 \h </w:instrText>
-        </w:r>
-        <w:r>
-          <w:rPr>
-            <w:noProof/>
-            <w:webHidden/>
-          </w:rPr>
-        </w:r>
-        <w:r>
-          <w:rPr>
-            <w:noProof/>
-            <w:webHidden/>
-          </w:rPr>
-          <w:fldChar w:fldCharType="separate"/>
-        </w:r>
-        <w:r>
-          <w:rPr>
-            <w:noProof/>
-            <w:webHidden/>
-          </w:rPr>
-          <w:t>10</w:t>
-        </w:r>
-        <w:r>
-          <w:rPr>
-            <w:noProof/>
-            <w:webHidden/>
-          </w:rPr>
-          <w:fldChar w:fldCharType="end"/>
-        </w:r>
-      </w:hyperlink>
-    </w:p>
-    <w:p>
-      <w:pPr>
-        <w:pStyle w:val="TJ3"/>
-        <w:tabs>
-          <w:tab w:val="right" w:leader="dot" w:pos="9062"/>
-        </w:tabs>
-        <w:rPr>
-          <w:rFonts w:cstheme="minorBidi"/>
-          <w:noProof/>
-        </w:rPr>
-      </w:pPr>
-      <w:hyperlink w:anchor="_Toc194301962" w:history="1">
-        <w:r>
-          <w:rPr>
-            <w:rStyle w:val="Hiperhivatkozs"/>
-            <w:noProof/>
-          </w:rPr>
-          <w:t>3. Technikai fejlesztések</w:t>
-        </w:r>
-        <w:r>
-          <w:rPr>
-            <w:noProof/>
-            <w:webHidden/>
-          </w:rPr>
-          <w:tab/>
-        </w:r>
-        <w:r>
-          <w:rPr>
-            <w:noProof/>
-            <w:webHidden/>
-          </w:rPr>
-          <w:fldChar w:fldCharType="begin"/>
-        </w:r>
-        <w:r>
-          <w:rPr>
-            <w:noProof/>
-            <w:webHidden/>
-          </w:rPr>
-          <w:instrText xml:space="preserve"> PAGEREF _Toc194301962 \h </w:instrText>
-        </w:r>
-        <w:r>
-          <w:rPr>
-            <w:noProof/>
-            <w:webHidden/>
-          </w:rPr>
-        </w:r>
-        <w:r>
-          <w:rPr>
-            <w:noProof/>
-            <w:webHidden/>
-          </w:rPr>
-          <w:fldChar w:fldCharType="separate"/>
-        </w:r>
-        <w:r>
-          <w:rPr>
-            <w:noProof/>
-            <w:webHidden/>
-          </w:rPr>
-          <w:t>10</w:t>
-        </w:r>
-        <w:r>
-          <w:rPr>
-            <w:noProof/>
-            <w:webHidden/>
-          </w:rPr>
-          <w:fldChar w:fldCharType="end"/>
-        </w:r>
-      </w:hyperlink>
-    </w:p>
-    <w:p>
-      <w:pPr>
-        <w:pStyle w:val="TJ3"/>
-        <w:tabs>
-          <w:tab w:val="right" w:leader="dot" w:pos="9062"/>
-        </w:tabs>
-        <w:rPr>
-          <w:rFonts w:cstheme="minorBidi"/>
-          <w:noProof/>
-        </w:rPr>
-      </w:pPr>
-      <w:hyperlink w:anchor="_Toc194301963" w:history="1">
-        <w:r>
-          <w:rPr>
-            <w:rStyle w:val="Hiperhivatkozs"/>
-            <w:noProof/>
-          </w:rPr>
-          <w:t>4. UI/UX fejleszt</w:t>
-        </w:r>
-        <w:r>
-          <w:rPr>
-            <w:rStyle w:val="Hiperhivatkozs"/>
-            <w:noProof/>
-          </w:rPr>
-          <w:t>é</w:t>
-        </w:r>
-        <w:r>
-          <w:rPr>
-            <w:rStyle w:val="Hiperhivatkozs"/>
-            <w:noProof/>
-          </w:rPr>
-          <w:t>sek</w:t>
-        </w:r>
-        <w:r>
-          <w:rPr>
-            <w:noProof/>
-            <w:webHidden/>
-          </w:rPr>
-          <w:tab/>
-        </w:r>
-        <w:r>
-          <w:rPr>
-            <w:noProof/>
-            <w:webHidden/>
-          </w:rPr>
-          <w:fldChar w:fldCharType="begin"/>
-        </w:r>
-        <w:r>
-          <w:rPr>
-            <w:noProof/>
-            <w:webHidden/>
-          </w:rPr>
-          <w:instrText xml:space="preserve"> PAGEREF _Toc194301963 \h </w:instrText>
-        </w:r>
-        <w:r>
-          <w:rPr>
-            <w:noProof/>
-            <w:webHidden/>
-          </w:rPr>
-        </w:r>
-        <w:r>
-          <w:rPr>
-            <w:noProof/>
-            <w:webHidden/>
-          </w:rPr>
-          <w:fldChar w:fldCharType="separate"/>
-        </w:r>
-        <w:r>
-          <w:rPr>
-            <w:noProof/>
-            <w:webHidden/>
-          </w:rPr>
-          <w:t>11</w:t>
-        </w:r>
-        <w:r>
-          <w:rPr>
-            <w:noProof/>
-            <w:webHidden/>
-          </w:rPr>
-          <w:fldChar w:fldCharType="end"/>
-        </w:r>
-      </w:hyperlink>
-    </w:p>
-    <w:p>
-      <w:pPr>
-        <w:pStyle w:val="Cmsor1"/>
-      </w:pPr>
-      <w:r>
-        <w:fldChar w:fldCharType="end"/>
-      </w:r>
-    </w:p>
-    <w:p>
-      <w:pPr>
-        <w:rPr>
-          <w:rFonts w:asciiTheme="majorHAnsi" w:eastAsiaTheme="majorEastAsia" w:hAnsiTheme="majorHAnsi" w:cstheme="majorBidi"/>
-          <w:color w:val="2F5496" w:themeColor="accent1" w:themeShade="BF"/>
-          <w:sz w:val="32"/>
-          <w:szCs w:val="32"/>
-        </w:rPr>
-      </w:pPr>
-      <w:r>
-        <w:br w:type="page"/>
-      </w:r>
-    </w:p>
-    <w:p>
-      <w:pPr>
-        <w:pStyle w:val="Cmsor1"/>
-      </w:pPr>
-    </w:p>
-    <w:p>
-      <w:pPr>
-        <w:pStyle w:val="Cmsor2"/>
-      </w:pPr>
-      <w:bookmarkStart w:id="1" w:name="_Toc194301939"/>
-      <w:r>
-        <w:t>Bevezetés</w:t>
-      </w:r>
-      <w:bookmarkEnd w:id="1"/>
-    </w:p>
-    <w:p>
-      <w:pPr>
-        <w:pStyle w:val="NormlWeb"/>
-      </w:pPr>
-      <w:r>
-        <w:t xml:space="preserve">A </w:t>
-      </w:r>
-      <w:proofErr w:type="spellStart"/>
-      <w:r>
-        <w:t>PMproject</w:t>
-      </w:r>
-      <w:proofErr w:type="spellEnd"/>
-      <w:r>
-        <w:t xml:space="preserve"> </w:t>
-      </w:r>
-      <w:proofErr w:type="spellStart"/>
-      <w:r>
-        <w:t>Admin</w:t>
-      </w:r>
-      <w:proofErr w:type="spellEnd"/>
-      <w:r>
-        <w:t xml:space="preserve"> Panel egy WPF alapú adminisztrációs alkalmazás, amely lehetővé teszi az adminisztrátorok számára a háttérrendszer felügyeletét és kezelését. Az alkalmazás kifejezetten adminisztrátorok számára készült, és megfelelő jogosultságokkal rendelkező felhasználók számára érhető el.</w:t>
-      </w:r>
-    </w:p>
-    <w:p>
-      <w:pPr>
-        <w:pStyle w:val="NormlWeb"/>
-      </w:pPr>
-      <w:r>
-        <w:t>Az alkalmazás a következő fő funkciókat biztosítja:</w:t>
-      </w:r>
-    </w:p>
-    <w:p>
-      <w:pPr>
-        <w:numPr>
-          <w:ilvl w:val="0"/>
-          <w:numId w:val="3"/>
-        </w:numPr>
-        <w:spacing w:before="100" w:beforeAutospacing="1" w:after="100" w:afterAutospacing="1" w:line="240" w:lineRule="auto"/>
-      </w:pPr>
-      <w:r>
-        <w:t>Felhasználók kezelése</w:t>
-      </w:r>
-    </w:p>
-    <w:p>
-      <w:pPr>
-        <w:numPr>
-          <w:ilvl w:val="0"/>
-          <w:numId w:val="3"/>
-        </w:numPr>
-        <w:spacing w:before="100" w:beforeAutospacing="1" w:after="100" w:afterAutospacing="1" w:line="240" w:lineRule="auto"/>
-      </w:pPr>
-      <w:r>
-        <w:t>Posztok kezelése</w:t>
-      </w:r>
-    </w:p>
-    <w:p>
-      <w:pPr>
-        <w:numPr>
-          <w:ilvl w:val="0"/>
-          <w:numId w:val="3"/>
-        </w:numPr>
-        <w:spacing w:before="100" w:beforeAutospacing="1" w:after="100" w:afterAutospacing="1" w:line="240" w:lineRule="auto"/>
-      </w:pPr>
-      <w:r>
-        <w:t>Edzőtermek (helyek) kezelése</w:t>
-      </w:r>
-    </w:p>
-    <w:p>
-      <w:pPr>
-        <w:numPr>
-          <w:ilvl w:val="0"/>
-          <w:numId w:val="3"/>
-        </w:numPr>
-        <w:spacing w:before="100" w:beforeAutospacing="1" w:after="100" w:afterAutospacing="1" w:line="240" w:lineRule="auto"/>
-      </w:pPr>
-      <w:r>
-        <w:t>Üzenetküldés felhasználóknak</w:t>
-      </w:r>
-    </w:p>
-    <w:p>
-      <w:pPr>
-        <w:pStyle w:val="Cmsor2"/>
-      </w:pPr>
-      <w:bookmarkStart w:id="2" w:name="_Toc194301940"/>
-      <w:r>
-        <w:t>Rendszerkövetelmények</w:t>
-      </w:r>
-      <w:bookmarkEnd w:id="2"/>
-    </w:p>
-    <w:p>
-      <w:pPr>
-        <w:numPr>
-          <w:ilvl w:val="0"/>
-          <w:numId w:val="4"/>
-        </w:numPr>
-        <w:spacing w:before="100" w:beforeAutospacing="1" w:after="100" w:afterAutospacing="1" w:line="240" w:lineRule="auto"/>
-      </w:pPr>
-      <w:r>
-        <w:rPr>
-          <w:rStyle w:val="Kiemels2"/>
-        </w:rPr>
-        <w:t>Platform</w:t>
-      </w:r>
-      <w:r>
-        <w:t>: Windows (WPF alkalmazás)</w:t>
-      </w:r>
-    </w:p>
-    <w:p>
-      <w:pPr>
-        <w:numPr>
-          <w:ilvl w:val="0"/>
-          <w:numId w:val="4"/>
-        </w:numPr>
-        <w:spacing w:before="100" w:beforeAutospacing="1" w:after="100" w:afterAutospacing="1" w:line="240" w:lineRule="auto"/>
-      </w:pPr>
-      <w:r>
-        <w:rPr>
-          <w:rStyle w:val="Kiemels2"/>
-        </w:rPr>
-        <w:t>Keretrendszer</w:t>
-      </w:r>
-      <w:r>
-        <w:t>: .NET Framework</w:t>
-      </w:r>
-    </w:p>
-    <w:p>
-      <w:pPr>
-        <w:numPr>
-          <w:ilvl w:val="0"/>
-          <w:numId w:val="4"/>
-        </w:numPr>
-        <w:spacing w:before="100" w:beforeAutospacing="1" w:after="100" w:afterAutospacing="1" w:line="240" w:lineRule="auto"/>
-      </w:pPr>
-      <w:r>
-        <w:rPr>
-          <w:rStyle w:val="Kiemels2"/>
-        </w:rPr>
-        <w:t>Külső függőségek</w:t>
-      </w:r>
-      <w:r>
-        <w:t xml:space="preserve">: </w:t>
-      </w:r>
-    </w:p>
-    <w:p>
-      <w:pPr>
-        <w:numPr>
-          <w:ilvl w:val="1"/>
-          <w:numId w:val="4"/>
-        </w:numPr>
-        <w:spacing w:before="100" w:beforeAutospacing="1" w:after="100" w:afterAutospacing="1" w:line="240" w:lineRule="auto"/>
-      </w:pPr>
-      <w:proofErr w:type="spellStart"/>
-      <w:r>
-        <w:t>Newtonsoft.Json</w:t>
-      </w:r>
-      <w:proofErr w:type="spellEnd"/>
-      <w:r>
-        <w:t xml:space="preserve"> - JSON adatok kezelésére</w:t>
-      </w:r>
-    </w:p>
-    <w:p>
-      <w:pPr>
-        <w:numPr>
-          <w:ilvl w:val="1"/>
-          <w:numId w:val="4"/>
-        </w:numPr>
-        <w:spacing w:before="100" w:beforeAutospacing="1" w:after="100" w:afterAutospacing="1" w:line="240" w:lineRule="auto"/>
-      </w:pPr>
-      <w:proofErr w:type="spellStart"/>
-      <w:r>
-        <w:t>System.IdentityModel.Tokens.Jwt</w:t>
-      </w:r>
-      <w:proofErr w:type="spellEnd"/>
-      <w:r>
-        <w:t xml:space="preserve"> - JWT </w:t>
-      </w:r>
-      <w:proofErr w:type="spellStart"/>
-      <w:r>
-        <w:t>tokenek</w:t>
-      </w:r>
-      <w:proofErr w:type="spellEnd"/>
-      <w:r>
-        <w:t xml:space="preserve"> kezelésére</w:t>
-      </w:r>
-    </w:p>
-    <w:p>
-      <w:pPr>
-        <w:numPr>
-          <w:ilvl w:val="0"/>
-          <w:numId w:val="4"/>
-        </w:numPr>
-        <w:spacing w:before="100" w:beforeAutospacing="1" w:after="100" w:afterAutospacing="1" w:line="240" w:lineRule="auto"/>
-      </w:pPr>
-      <w:r>
-        <w:rPr>
-          <w:rStyle w:val="Kiemels2"/>
-        </w:rPr>
-        <w:t>Háttérrendszer</w:t>
-      </w:r>
-      <w:r>
-        <w:t xml:space="preserve">: </w:t>
-      </w:r>
-      <w:proofErr w:type="spellStart"/>
-      <w:r>
-        <w:t>RESTful</w:t>
-      </w:r>
-      <w:proofErr w:type="spellEnd"/>
-      <w:r>
-        <w:t xml:space="preserve"> API (https://localhost:7285/)</w:t>
-      </w:r>
-    </w:p>
-    <w:p>
-      <w:pPr>
-        <w:pStyle w:val="Cmsor2"/>
-      </w:pPr>
-      <w:bookmarkStart w:id="3" w:name="_Toc194301941"/>
-      <w:r>
-        <w:t>Architektúra</w:t>
-      </w:r>
-      <w:bookmarkEnd w:id="3"/>
-    </w:p>
-    <w:p>
-      <w:pPr>
-        <w:pStyle w:val="NormlWeb"/>
-      </w:pPr>
-      <w:r>
-        <w:t>Az alkalmazás kliens-szerver architektúrát követ:</w:t>
-      </w:r>
-    </w:p>
-    <w:p>
-      <w:pPr>
-        <w:numPr>
-          <w:ilvl w:val="0"/>
-          <w:numId w:val="5"/>
-        </w:numPr>
-        <w:spacing w:before="100" w:beforeAutospacing="1" w:after="100" w:afterAutospacing="1" w:line="240" w:lineRule="auto"/>
-      </w:pPr>
-      <w:r>
-        <w:rPr>
-          <w:rStyle w:val="Kiemels2"/>
-        </w:rPr>
-        <w:t>Kliens réteg</w:t>
-      </w:r>
-      <w:r>
-        <w:t>: WPF felhasználói felület</w:t>
-      </w:r>
-    </w:p>
-    <w:p>
-      <w:pPr>
-        <w:numPr>
-          <w:ilvl w:val="0"/>
-          <w:numId w:val="5"/>
-        </w:numPr>
-        <w:spacing w:before="100" w:beforeAutospacing="1" w:after="100" w:afterAutospacing="1" w:line="240" w:lineRule="auto"/>
-      </w:pPr>
-      <w:r>
-        <w:rPr>
-          <w:rStyle w:val="Kiemels2"/>
-        </w:rPr>
-        <w:t>Kommunikációs réteg</w:t>
-      </w:r>
-      <w:r>
-        <w:t xml:space="preserve">: </w:t>
-      </w:r>
-      <w:proofErr w:type="spellStart"/>
-      <w:r>
-        <w:t>HttpClient</w:t>
-      </w:r>
-      <w:proofErr w:type="spellEnd"/>
-      <w:r>
-        <w:t xml:space="preserve"> osztály a REST API-</w:t>
-      </w:r>
-      <w:proofErr w:type="spellStart"/>
-      <w:r>
-        <w:t>val</w:t>
-      </w:r>
-      <w:proofErr w:type="spellEnd"/>
-      <w:r>
-        <w:t xml:space="preserve"> való kommunikációhoz</w:t>
-      </w:r>
-    </w:p>
-    <w:p>
-      <w:pPr>
-        <w:numPr>
-          <w:ilvl w:val="0"/>
-          <w:numId w:val="5"/>
-        </w:numPr>
-        <w:spacing w:before="100" w:beforeAutospacing="1" w:after="100" w:afterAutospacing="1" w:line="240" w:lineRule="auto"/>
-      </w:pPr>
-      <w:r>
-        <w:rPr>
-          <w:rStyle w:val="Kiemels2"/>
-        </w:rPr>
-        <w:t>Adatréteg</w:t>
-      </w:r>
-      <w:r>
-        <w:t>: DTO osztályok a szervertől kapott adatok kezelésére</w:t>
-      </w:r>
-    </w:p>
-    <w:p>
-      <w:pPr>
-        <w:pStyle w:val="NormlWeb"/>
-      </w:pPr>
-      <w:r>
-        <w:t>Az alkalmazás MVVM (</w:t>
-      </w:r>
-      <w:proofErr w:type="spellStart"/>
-      <w:r>
-        <w:t>Model-View-ViewModel</w:t>
-      </w:r>
-      <w:proofErr w:type="spellEnd"/>
-      <w:r>
-        <w:t xml:space="preserve">) mintát követ részlegesen, bár a teljes szeparáció nincs megvalósítva (a kód </w:t>
-      </w:r>
-      <w:proofErr w:type="spellStart"/>
-      <w:r>
-        <w:t>behind-first</w:t>
-      </w:r>
-      <w:proofErr w:type="spellEnd"/>
-      <w:r>
-        <w:t xml:space="preserve"> megközelítést alkalmaz).</w:t>
-      </w:r>
-    </w:p>
-    <w:p>
-      <w:pPr>
-        <w:pStyle w:val="Cmsor2"/>
-      </w:pPr>
-      <w:bookmarkStart w:id="4" w:name="_Toc194301942"/>
-      <w:r>
-        <w:t>Alkalmazás funkciói</w:t>
-      </w:r>
-      <w:bookmarkEnd w:id="4"/>
-    </w:p>
-    <w:p>
-      <w:pPr>
-        <w:pStyle w:val="Cmsor3"/>
-      </w:pPr>
-      <w:bookmarkStart w:id="5" w:name="_Toc194301943"/>
-      <w:r>
-        <w:t>1. Bejelentkezés és hitelesítés</w:t>
-      </w:r>
-      <w:bookmarkEnd w:id="5"/>
-    </w:p>
-    <w:p>
-      <w:pPr>
-        <w:pStyle w:val="NormlWeb"/>
-      </w:pPr>
-      <w:r>
-        <w:t xml:space="preserve">Az alkalmazás JWT (JSON Web </w:t>
-      </w:r>
-      <w:proofErr w:type="spellStart"/>
-      <w:r>
-        <w:t>Token</w:t>
-      </w:r>
-      <w:proofErr w:type="spellEnd"/>
-      <w:r>
-        <w:t>) alapú hitelesítést használ. A bejelentkezéskor:</w:t>
-      </w:r>
-    </w:p>
-    <w:p>
-      <w:pPr>
-        <w:numPr>
-          <w:ilvl w:val="0"/>
-          <w:numId w:val="6"/>
-        </w:numPr>
-        <w:spacing w:before="100" w:beforeAutospacing="1" w:after="100" w:afterAutospacing="1" w:line="240" w:lineRule="auto"/>
-      </w:pPr>
-      <w:r>
-        <w:t>Felhasználónév és jelszó elkérése</w:t>
-      </w:r>
-    </w:p>
-    <w:p>
-      <w:pPr>
-        <w:numPr>
-          <w:ilvl w:val="0"/>
-          <w:numId w:val="6"/>
-        </w:numPr>
-        <w:spacing w:before="100" w:beforeAutospacing="1" w:after="100" w:afterAutospacing="1" w:line="240" w:lineRule="auto"/>
-      </w:pPr>
-      <w:proofErr w:type="spellStart"/>
-      <w:r>
-        <w:t>Autentikációs</w:t>
-      </w:r>
-      <w:proofErr w:type="spellEnd"/>
-      <w:r>
-        <w:t xml:space="preserve"> kérés küldése a szervernek</w:t>
-      </w:r>
-    </w:p>
-    <w:p>
-      <w:pPr>
-        <w:numPr>
-          <w:ilvl w:val="0"/>
-          <w:numId w:val="6"/>
-        </w:numPr>
-        <w:spacing w:before="100" w:beforeAutospacing="1" w:after="100" w:afterAutospacing="1" w:line="240" w:lineRule="auto"/>
-      </w:pPr>
-      <w:r>
-        <w:t xml:space="preserve">JWT </w:t>
-      </w:r>
-      <w:proofErr w:type="spellStart"/>
-      <w:r>
-        <w:t>token</w:t>
-      </w:r>
-      <w:proofErr w:type="spellEnd"/>
-      <w:r>
-        <w:t xml:space="preserve"> fogadása és tárolása</w:t>
-      </w:r>
-    </w:p>
-    <w:p>
-      <w:pPr>
-        <w:numPr>
-          <w:ilvl w:val="0"/>
-          <w:numId w:val="6"/>
-        </w:numPr>
-        <w:spacing w:before="100" w:beforeAutospacing="1" w:after="100" w:afterAutospacing="1" w:line="240" w:lineRule="auto"/>
-      </w:pPr>
-      <w:proofErr w:type="spellStart"/>
-      <w:r>
-        <w:t>Token</w:t>
-      </w:r>
-      <w:proofErr w:type="spellEnd"/>
-      <w:r>
-        <w:t xml:space="preserve"> alapú jogosultságellenőrzés (</w:t>
-      </w:r>
-      <w:proofErr w:type="spellStart"/>
-      <w:r>
-        <w:t>Admin</w:t>
-      </w:r>
-      <w:proofErr w:type="spellEnd"/>
-      <w:r>
-        <w:t xml:space="preserve"> szerepkör)</w:t>
-      </w:r>
-    </w:p>
-    <w:p>
-      <w:pPr>
-        <w:pStyle w:val="Cmsor3"/>
-      </w:pPr>
-      <w:bookmarkStart w:id="6" w:name="_Toc194301944"/>
-      <w:r>
-        <w:t>2. Posztok kezelése</w:t>
-      </w:r>
-      <w:bookmarkEnd w:id="6"/>
-    </w:p>
-    <w:p>
-      <w:pPr>
-        <w:pStyle w:val="NormlWeb"/>
-      </w:pPr>
-      <w:r>
-        <w:lastRenderedPageBreak/>
-        <w:t>Funkciók:</w:t>
-      </w:r>
-    </w:p>
-    <w:p>
-      <w:pPr>
-        <w:numPr>
-          <w:ilvl w:val="0"/>
-          <w:numId w:val="7"/>
-        </w:numPr>
-        <w:spacing w:before="100" w:beforeAutospacing="1" w:after="100" w:afterAutospacing="1" w:line="240" w:lineRule="auto"/>
-      </w:pPr>
-      <w:r>
-        <w:t>Posztok listázása</w:t>
-      </w:r>
-    </w:p>
-    <w:p>
-      <w:pPr>
-        <w:numPr>
-          <w:ilvl w:val="0"/>
-          <w:numId w:val="7"/>
-        </w:numPr>
-        <w:spacing w:before="100" w:beforeAutospacing="1" w:after="100" w:afterAutospacing="1" w:line="240" w:lineRule="auto"/>
-      </w:pPr>
-      <w:r>
-        <w:t>Posztok törlése</w:t>
-      </w:r>
-    </w:p>
-    <w:p>
-      <w:pPr>
-        <w:numPr>
-          <w:ilvl w:val="0"/>
-          <w:numId w:val="7"/>
-        </w:numPr>
-        <w:spacing w:before="100" w:beforeAutospacing="1" w:after="100" w:afterAutospacing="1" w:line="240" w:lineRule="auto"/>
-      </w:pPr>
-      <w:r>
-        <w:t>Felhasználónevek megjelenítése a posztokhoz kapcsolódóan</w:t>
-      </w:r>
-    </w:p>
-    <w:p>
-      <w:pPr>
-        <w:numPr>
-          <w:ilvl w:val="0"/>
-          <w:numId w:val="7"/>
-        </w:numPr>
-        <w:spacing w:before="100" w:beforeAutospacing="1" w:after="100" w:afterAutospacing="1" w:line="240" w:lineRule="auto"/>
-      </w:pPr>
-      <w:r>
-        <w:t>Képek megjelenítése (Base64 kódolással)</w:t>
-      </w:r>
-    </w:p>
-    <w:p>
-      <w:pPr>
-        <w:pStyle w:val="Cmsor3"/>
-      </w:pPr>
-      <w:bookmarkStart w:id="7" w:name="_Toc194301945"/>
-      <w:r>
-        <w:t>3. Edzőtermek kezelése</w:t>
-      </w:r>
-      <w:bookmarkEnd w:id="7"/>
-    </w:p>
-    <w:p>
-      <w:pPr>
-        <w:pStyle w:val="NormlWeb"/>
-      </w:pPr>
-      <w:r>
-        <w:t>Funkciók:</w:t>
-      </w:r>
-    </w:p>
-    <w:p>
-      <w:pPr>
-        <w:numPr>
-          <w:ilvl w:val="0"/>
-          <w:numId w:val="8"/>
-        </w:numPr>
-        <w:spacing w:before="100" w:beforeAutospacing="1" w:after="100" w:afterAutospacing="1" w:line="240" w:lineRule="auto"/>
-      </w:pPr>
-      <w:r>
-        <w:t>Edzőtermek listázása</w:t>
-      </w:r>
-    </w:p>
-    <w:p>
-      <w:pPr>
-        <w:numPr>
-          <w:ilvl w:val="0"/>
-          <w:numId w:val="8"/>
-        </w:numPr>
-        <w:spacing w:before="100" w:beforeAutospacing="1" w:after="100" w:afterAutospacing="1" w:line="240" w:lineRule="auto"/>
-      </w:pPr>
-      <w:r>
-        <w:t>Edzőtermek törlése</w:t>
-      </w:r>
-    </w:p>
-    <w:p>
-      <w:pPr>
-        <w:numPr>
-          <w:ilvl w:val="0"/>
-          <w:numId w:val="8"/>
-        </w:numPr>
-        <w:spacing w:before="100" w:beforeAutospacing="1" w:after="100" w:afterAutospacing="1" w:line="240" w:lineRule="auto"/>
-      </w:pPr>
-      <w:r>
-        <w:t>Edzőtermek adatainak módosítása (név, cím, leírás, stb.)</w:t>
-      </w:r>
-    </w:p>
-    <w:p>
-      <w:pPr>
-        <w:pStyle w:val="Cmsor3"/>
-      </w:pPr>
-      <w:bookmarkStart w:id="8" w:name="_Toc194301946"/>
-      <w:r>
-        <w:t>4. Felhasználók kezelése</w:t>
-      </w:r>
-      <w:bookmarkEnd w:id="8"/>
-    </w:p>
-    <w:p>
-      <w:pPr>
-        <w:pStyle w:val="NormlWeb"/>
-      </w:pPr>
-      <w:r>
-        <w:t>Funkciók:</w:t>
-      </w:r>
-    </w:p>
-    <w:p>
-      <w:pPr>
-        <w:numPr>
-          <w:ilvl w:val="0"/>
-          <w:numId w:val="9"/>
-        </w:numPr>
-        <w:spacing w:before="100" w:beforeAutospacing="1" w:after="100" w:afterAutospacing="1" w:line="240" w:lineRule="auto"/>
-      </w:pPr>
-      <w:r>
-        <w:t>Felhasználók listázása</w:t>
-      </w:r>
-    </w:p>
-    <w:p>
-      <w:pPr>
-        <w:numPr>
-          <w:ilvl w:val="0"/>
-          <w:numId w:val="9"/>
-        </w:numPr>
-        <w:spacing w:before="100" w:beforeAutospacing="1" w:after="100" w:afterAutospacing="1" w:line="240" w:lineRule="auto"/>
-      </w:pPr>
-      <w:r>
-        <w:t>Felhasználók törlése</w:t>
-      </w:r>
-    </w:p>
-    <w:p>
-      <w:pPr>
-        <w:numPr>
-          <w:ilvl w:val="0"/>
-          <w:numId w:val="9"/>
-        </w:numPr>
-        <w:spacing w:before="100" w:beforeAutospacing="1" w:after="100" w:afterAutospacing="1" w:line="240" w:lineRule="auto"/>
-      </w:pPr>
-      <w:r>
-        <w:t>Üzenetek küldése felhasználóknak</w:t>
-      </w:r>
-    </w:p>
-    <w:p>
-      <w:pPr>
-        <w:pStyle w:val="Cmsor2"/>
-      </w:pPr>
-      <w:bookmarkStart w:id="9" w:name="_Toc194301947"/>
-      <w:r>
-        <w:t>Osztálystruktúra</w:t>
-      </w:r>
-      <w:bookmarkEnd w:id="9"/>
-    </w:p>
-    <w:p>
-      <w:pPr>
-        <w:pStyle w:val="Cmsor3"/>
-      </w:pPr>
-      <w:bookmarkStart w:id="10" w:name="_Toc194301948"/>
-      <w:r>
-        <w:t>Fő osztályok:</w:t>
-      </w:r>
-      <w:bookmarkEnd w:id="10"/>
-    </w:p>
-    <w:p>
-      <w:pPr>
-        <w:pStyle w:val="Cmsor4"/>
-      </w:pPr>
-      <w:proofErr w:type="spellStart"/>
-      <w:r>
-        <w:t>MainWindow</w:t>
-      </w:r>
-      <w:proofErr w:type="spellEnd"/>
-    </w:p>
-    <w:p>
-      <w:pPr>
-        <w:pStyle w:val="NormlWeb"/>
-      </w:pPr>
-      <w:r>
-        <w:t>Ez az alkalmazás fő ablaka, ami a teljes alkalmazáslogikát tartalmazza. Felelős a:</w:t>
-      </w:r>
-    </w:p>
-    <w:p>
-      <w:pPr>
-        <w:numPr>
-          <w:ilvl w:val="0"/>
-          <w:numId w:val="10"/>
-        </w:numPr>
-        <w:spacing w:before="100" w:beforeAutospacing="1" w:after="100" w:afterAutospacing="1" w:line="240" w:lineRule="auto"/>
-      </w:pPr>
-      <w:r>
-        <w:t>Felhasználói felület kezeléséért</w:t>
-      </w:r>
-    </w:p>
-    <w:p>
-      <w:pPr>
-        <w:numPr>
-          <w:ilvl w:val="0"/>
-          <w:numId w:val="10"/>
-        </w:numPr>
-        <w:spacing w:before="100" w:beforeAutospacing="1" w:after="100" w:afterAutospacing="1" w:line="240" w:lineRule="auto"/>
-      </w:pPr>
-      <w:r>
-        <w:t>API kérések küldéséért</w:t>
-      </w:r>
-    </w:p>
-    <w:p>
-      <w:pPr>
-        <w:numPr>
-          <w:ilvl w:val="0"/>
-          <w:numId w:val="10"/>
-        </w:numPr>
-        <w:spacing w:before="100" w:beforeAutospacing="1" w:after="100" w:afterAutospacing="1" w:line="240" w:lineRule="auto"/>
-      </w:pPr>
-      <w:r>
-        <w:t>Adatok megjelenítéséért</w:t>
-      </w:r>
-    </w:p>
-    <w:p>
-      <w:pPr>
-        <w:numPr>
-          <w:ilvl w:val="0"/>
-          <w:numId w:val="10"/>
-        </w:numPr>
-        <w:spacing w:before="100" w:beforeAutospacing="1" w:after="100" w:afterAutospacing="1" w:line="240" w:lineRule="auto"/>
-      </w:pPr>
-      <w:r>
-        <w:t>Eseménykezelésért</w:t>
-      </w:r>
-    </w:p>
-    <w:p>
-      <w:pPr>
-        <w:pStyle w:val="Cmsor4"/>
-      </w:pPr>
-      <w:r>
-        <w:t xml:space="preserve">DTO (Data </w:t>
-      </w:r>
-      <w:proofErr w:type="spellStart"/>
-      <w:r>
-        <w:t>Transfer</w:t>
-      </w:r>
-      <w:proofErr w:type="spellEnd"/>
-      <w:r>
-        <w:t xml:space="preserve"> </w:t>
-      </w:r>
-      <w:proofErr w:type="spellStart"/>
-      <w:r>
-        <w:t>Objects</w:t>
-      </w:r>
-      <w:proofErr w:type="spellEnd"/>
-      <w:r>
-        <w:t>) osztályok</w:t>
-      </w:r>
-    </w:p>
-    <w:p>
-      <w:pPr>
-        <w:pStyle w:val="NormlWeb"/>
-      </w:pPr>
-      <w:r>
-        <w:t>Ezek az osztályok a szerver és kliens közötti adatátvitelt biztosítják:</w:t>
-      </w:r>
-    </w:p>
-    <w:p>
-      <w:pPr>
-        <w:numPr>
-          <w:ilvl w:val="0"/>
-          <w:numId w:val="11"/>
-        </w:numPr>
-        <w:spacing w:before="100" w:beforeAutospacing="1" w:after="100" w:afterAutospacing="1" w:line="240" w:lineRule="auto"/>
-      </w:pPr>
-      <w:proofErr w:type="spellStart"/>
-      <w:r>
-        <w:rPr>
-          <w:rStyle w:val="Kiemels2"/>
-        </w:rPr>
-        <w:t>LoginResponseDto</w:t>
-      </w:r>
-      <w:proofErr w:type="spellEnd"/>
-      <w:r>
-        <w:t>: Bejelentkezési válasz adatait tárolja (</w:t>
-      </w:r>
-      <w:proofErr w:type="spellStart"/>
-      <w:r>
-        <w:t>token</w:t>
-      </w:r>
-      <w:proofErr w:type="spellEnd"/>
-      <w:r>
-        <w:t>)</w:t>
-      </w:r>
-    </w:p>
-    <w:p>
-      <w:pPr>
-        <w:numPr>
-          <w:ilvl w:val="0"/>
-          <w:numId w:val="11"/>
-        </w:numPr>
-        <w:spacing w:before="100" w:beforeAutospacing="1" w:after="100" w:afterAutospacing="1" w:line="240" w:lineRule="auto"/>
-      </w:pPr>
-      <w:proofErr w:type="spellStart"/>
-      <w:r>
-        <w:rPr>
-          <w:rStyle w:val="Kiemels2"/>
-        </w:rPr>
-        <w:t>PostDto</w:t>
-      </w:r>
-      <w:proofErr w:type="spellEnd"/>
-      <w:r>
-        <w:t>: Posztok adatait tárolja (azonosító, cím, leírás, kép, stb.)</w:t>
-      </w:r>
-    </w:p>
-    <w:p>
-      <w:pPr>
-        <w:numPr>
-          <w:ilvl w:val="0"/>
-          <w:numId w:val="11"/>
-        </w:numPr>
-        <w:spacing w:before="100" w:beforeAutospacing="1" w:after="100" w:afterAutospacing="1" w:line="240" w:lineRule="auto"/>
-      </w:pPr>
-      <w:proofErr w:type="spellStart"/>
-      <w:r>
-        <w:rPr>
-          <w:rStyle w:val="Kiemels2"/>
-        </w:rPr>
-        <w:t>CommentDto</w:t>
-      </w:r>
-      <w:proofErr w:type="spellEnd"/>
-      <w:r>
-        <w:t>: Kommentek adatait tárolja</w:t>
-      </w:r>
-    </w:p>
-    <w:p>
-      <w:pPr>
-        <w:numPr>
-          <w:ilvl w:val="0"/>
-          <w:numId w:val="11"/>
-        </w:numPr>
-        <w:spacing w:before="100" w:beforeAutospacing="1" w:after="100" w:afterAutospacing="1" w:line="240" w:lineRule="auto"/>
-      </w:pPr>
-      <w:proofErr w:type="spellStart"/>
-      <w:r>
-        <w:rPr>
-          <w:rStyle w:val="Kiemels2"/>
-        </w:rPr>
-        <w:t>PlaceDto</w:t>
-      </w:r>
-      <w:proofErr w:type="spellEnd"/>
-      <w:r>
-        <w:t>: Edzőtermek adatait tárolja (azonosító, név, cím, leírás, stb.)</w:t>
-      </w:r>
-    </w:p>
-    <w:p>
-      <w:pPr>
-        <w:numPr>
-          <w:ilvl w:val="0"/>
-          <w:numId w:val="11"/>
-        </w:numPr>
-        <w:spacing w:before="100" w:beforeAutospacing="1" w:after="100" w:afterAutospacing="1" w:line="240" w:lineRule="auto"/>
-      </w:pPr>
-      <w:proofErr w:type="spellStart"/>
-      <w:r>
-        <w:rPr>
-          <w:rStyle w:val="Kiemels2"/>
-        </w:rPr>
-        <w:t>UserDto</w:t>
-      </w:r>
-      <w:proofErr w:type="spellEnd"/>
-      <w:r>
-        <w:t>: Felhasználók adatait tárolja (azonosító, felhasználónév, email)</w:t>
-      </w:r>
-    </w:p>
-    <w:p>
-      <w:pPr>
-        <w:pStyle w:val="Cmsor4"/>
-      </w:pPr>
-      <w:r>
-        <w:t>Segédosztályok</w:t>
-      </w:r>
-    </w:p>
-    <w:p>
-      <w:pPr>
-        <w:numPr>
-          <w:ilvl w:val="0"/>
-          <w:numId w:val="12"/>
-        </w:numPr>
-        <w:spacing w:before="100" w:beforeAutospacing="1" w:after="100" w:afterAutospacing="1" w:line="240" w:lineRule="auto"/>
-      </w:pPr>
-      <w:r>
-        <w:rPr>
-          <w:rStyle w:val="Kiemels2"/>
-        </w:rPr>
-        <w:t>Base64ToImageConverter</w:t>
-      </w:r>
-      <w:r>
-        <w:t xml:space="preserve">: </w:t>
-      </w:r>
-      <w:proofErr w:type="spellStart"/>
-      <w:r>
-        <w:t>IValueConverter</w:t>
-      </w:r>
-      <w:proofErr w:type="spellEnd"/>
-      <w:r>
-        <w:t xml:space="preserve"> implementáció, ami a Base64 kódolt képeket </w:t>
-      </w:r>
-      <w:proofErr w:type="spellStart"/>
-      <w:r>
-        <w:t>BitmapImage</w:t>
-      </w:r>
-      <w:proofErr w:type="spellEnd"/>
-      <w:r>
-        <w:t xml:space="preserve"> objektumokká alakítja</w:t>
-      </w:r>
-    </w:p>
-    <w:p>
-      <w:pPr>
-        <w:pStyle w:val="Cmsor2"/>
-      </w:pPr>
-      <w:bookmarkStart w:id="11" w:name="_Toc194301949"/>
-      <w:r>
-        <w:lastRenderedPageBreak/>
-        <w:t>UI Komponensek</w:t>
-      </w:r>
-      <w:bookmarkEnd w:id="11"/>
-    </w:p>
-    <w:p>
-      <w:pPr>
-        <w:pStyle w:val="Cmsor3"/>
-      </w:pPr>
-      <w:bookmarkStart w:id="12" w:name="_Toc194301950"/>
-      <w:r>
-        <w:t>XAML Struktúra</w:t>
-      </w:r>
-      <w:bookmarkEnd w:id="12"/>
-    </w:p>
-    <w:p>
-      <w:pPr>
-        <w:pStyle w:val="NormlWeb"/>
-      </w:pPr>
-      <w:r>
-        <w:t>Az alkalmazás a következő fő UI paneleket tartalmazza:</w:t>
-      </w:r>
-    </w:p>
-    <w:p>
-      <w:pPr>
-        <w:pStyle w:val="NormlWeb"/>
-        <w:numPr>
-          <w:ilvl w:val="0"/>
-          <w:numId w:val="13"/>
-        </w:numPr>
-      </w:pPr>
-      <w:proofErr w:type="spellStart"/>
-      <w:r>
-        <w:rPr>
-          <w:rStyle w:val="Kiemels2"/>
-        </w:rPr>
-        <w:t>navBar</w:t>
-      </w:r>
-      <w:proofErr w:type="spellEnd"/>
-      <w:r>
-        <w:t>: Navigációs sáv</w:t>
-      </w:r>
-    </w:p>
-    <w:p>
-      <w:pPr>
-        <w:numPr>
-          <w:ilvl w:val="1"/>
-          <w:numId w:val="13"/>
-        </w:numPr>
-        <w:spacing w:before="100" w:beforeAutospacing="1" w:after="100" w:afterAutospacing="1" w:line="240" w:lineRule="auto"/>
-      </w:pPr>
-      <w:r>
-        <w:t>Posztok, Edzőtermek, Felhasználók gombok</w:t>
-      </w:r>
-    </w:p>
-    <w:p>
-      <w:pPr>
-        <w:numPr>
-          <w:ilvl w:val="1"/>
-          <w:numId w:val="13"/>
-        </w:numPr>
-        <w:spacing w:before="100" w:beforeAutospacing="1" w:after="100" w:afterAutospacing="1" w:line="240" w:lineRule="auto"/>
-      </w:pPr>
-      <w:r>
-        <w:t>Kijelentkezés gomb</w:t>
-      </w:r>
-    </w:p>
-    <w:p>
-      <w:pPr>
-        <w:numPr>
-          <w:ilvl w:val="1"/>
-          <w:numId w:val="13"/>
-        </w:numPr>
-        <w:spacing w:before="100" w:beforeAutospacing="1" w:after="100" w:afterAutospacing="1" w:line="240" w:lineRule="auto"/>
-      </w:pPr>
-      <w:r>
-        <w:t>Bejelentkezett felhasználó megjelenítése</w:t>
-      </w:r>
-    </w:p>
-    <w:p>
-      <w:pPr>
-        <w:spacing w:before="100" w:beforeAutospacing="1" w:after="100" w:afterAutospacing="1" w:line="240" w:lineRule="auto"/>
-      </w:pPr>
-      <w:r>
         <w:drawing>
-          <wp:inline distT="0" distB="0" distL="0" distR="0" wp14:anchorId="598039AB" wp14:editId="4CDA0F1B">
-            <wp:extent cx="5760720" cy="367030"/>
-            <wp:effectExtent l="0" t="0" r="0" b="0"/>
-            <wp:docPr id="1" name="Kép 1"/>
-            <wp:cNvGraphicFramePr>
-              <a:graphicFrameLocks xmlns:a="http://schemas.openxmlformats.org/drawingml/2006/main" noChangeAspect="1"/>
-            </wp:cNvGraphicFramePr>
+          <wp:inline distT="0" distB="0" distL="0" distR="0" wp14:anchorId="67299A5C" wp14:editId="4213A239">
+            <wp:extent cx="2009775" cy="1721485"/>
+            <wp:effectExtent l="0" t="0" r="9525" b="0"/>
+            <wp:docPr id="3" name="Kép 3"/>
+            <wp:cNvGraphicFramePr/>
             <a:graphic xmlns:a="http://schemas.openxmlformats.org/drawingml/2006/main">
               <a:graphicData uri="http://schemas.openxmlformats.org/drawingml/2006/picture">
                 <pic:pic xmlns:pic="http://schemas.openxmlformats.org/drawingml/2006/picture">
                   <pic:nvPicPr>
-                    <pic:cNvPr id="1" name=""/>
+                    <pic:cNvPr id="3" name="Kép 3"/>
                     <pic:cNvPicPr/>
                   </pic:nvPicPr>
                   <pic:blipFill>
-                    <a:blip r:embed="rId8"/>
+                    <a:blip r:embed="rId8">
+                      <a:extLst>
+                        <a:ext uri="{28A0092B-C50C-407E-A947-70E740481C1C}">
+                          <a14:useLocalDpi xmlns:a14="http://schemas.microsoft.com/office/drawing/2010/main" val="0"/>
+                        </a:ext>
+                      </a:extLst>
+                    </a:blip>
                     <a:stretch>
                       <a:fillRect/>
                     </a:stretch>
@@ -2883,7 +43,7 @@
                   <pic:spPr>
                     <a:xfrm>
                       <a:off x="0" y="0"/>
-                      <a:ext cx="5760720" cy="367030"/>
+                      <a:ext cx="2009775" cy="1721485"/>
                     </a:xfrm>
                     <a:prstGeom prst="rect">
                       <a:avLst/>
@@ -2895,95 +55,69 @@
           </wp:inline>
         </w:drawing>
       </w:r>
-    </w:p>
-    <w:p>
-      <w:pPr>
-        <w:pStyle w:val="NormlWeb"/>
-        <w:numPr>
-          <w:ilvl w:val="0"/>
-          <w:numId w:val="13"/>
-        </w:numPr>
-      </w:pPr>
-      <w:proofErr w:type="spellStart"/>
-      <w:r>
-        <w:rPr>
-          <w:rStyle w:val="Kiemels2"/>
-        </w:rPr>
-        <w:t>mainGrid</w:t>
-      </w:r>
-      <w:proofErr w:type="spellEnd"/>
-      <w:r>
-        <w:t>: Bejelentkezési panel</w:t>
-      </w:r>
-    </w:p>
-    <w:p>
-      <w:pPr>
-        <w:numPr>
-          <w:ilvl w:val="1"/>
-          <w:numId w:val="13"/>
-        </w:numPr>
-        <w:spacing w:before="100" w:beforeAutospacing="1" w:after="100" w:afterAutospacing="1" w:line="240" w:lineRule="auto"/>
-      </w:pPr>
-      <w:r>
-        <w:t>Felhasználónév és jelszó beviteli mezők</w:t>
-      </w:r>
-    </w:p>
-    <w:p>
-      <w:pPr>
-        <w:numPr>
-          <w:ilvl w:val="1"/>
-          <w:numId w:val="13"/>
-        </w:numPr>
-        <w:spacing w:before="100" w:beforeAutospacing="1" w:after="100" w:afterAutospacing="1" w:line="240" w:lineRule="auto"/>
-      </w:pPr>
-      <w:r>
-        <w:t>Bejelentkezés gomb</w:t>
-      </w:r>
-    </w:p>
-    <w:p>
-      <w:pPr>
-        <w:pStyle w:val="NormlWeb"/>
-        <w:rPr>
-          <w:rStyle w:val="Kiemels2"/>
-          <w:b w:val="0"/>
-          <w:bCs w:val="0"/>
-        </w:rPr>
-      </w:pPr>
-      <w:r>
-        <w:rPr>
-          <w:rStyle w:val="Kiemels2"/>
-          <w:b w:val="0"/>
-          <w:bCs w:val="0"/>
+      <w:r>
+        <w:rPr>
+          <w:b/>
+          <w:color w:val="000000" w:themeColor="text1"/>
+        </w:rPr>
+        <w:tab/>
+      </w:r>
+      <w:r>
+        <w:rPr>
+          <w:b/>
+          <w:color w:val="000000" w:themeColor="text1"/>
+        </w:rPr>
+        <w:tab/>
+      </w:r>
+      <w:r>
+        <w:rPr>
+          <w:b/>
+          <w:color w:val="000000" w:themeColor="text1"/>
+        </w:rPr>
+        <w:tab/>
+      </w:r>
+      <w:r>
+        <w:rPr>
+          <w:noProof/>
         </w:rPr>
         <w:drawing>
-          <wp:inline distT="0" distB="0" distL="0" distR="0" wp14:anchorId="0CE439DD" wp14:editId="2A93820E">
-            <wp:extent cx="4140794" cy="2962275"/>
-            <wp:effectExtent l="0" t="0" r="0" b="0"/>
-            <wp:docPr id="22" name="Kép 22"/>
-            <wp:cNvGraphicFramePr>
-              <a:graphicFrameLocks xmlns:a="http://schemas.openxmlformats.org/drawingml/2006/main" noChangeAspect="1"/>
-            </wp:cNvGraphicFramePr>
+          <wp:inline distT="0" distB="0" distL="0" distR="0" wp14:anchorId="46096D23" wp14:editId="72ACC46F">
+            <wp:extent cx="1676400" cy="717550"/>
+            <wp:effectExtent l="0" t="0" r="0" b="6350"/>
+            <wp:docPr id="4" name="Kép 4" descr="MSZC logo"/>
+            <wp:cNvGraphicFramePr/>
             <a:graphic xmlns:a="http://schemas.openxmlformats.org/drawingml/2006/main">
               <a:graphicData uri="http://schemas.openxmlformats.org/drawingml/2006/picture">
                 <pic:pic xmlns:pic="http://schemas.openxmlformats.org/drawingml/2006/picture">
                   <pic:nvPicPr>
-                    <pic:cNvPr id="1" name=""/>
+                    <pic:cNvPr id="1" name="Kép 1" descr="MSZC logo"/>
                     <pic:cNvPicPr/>
                   </pic:nvPicPr>
                   <pic:blipFill>
-                    <a:blip r:embed="rId9"/>
+                    <a:blip r:embed="rId9">
+                      <a:extLst>
+                        <a:ext uri="{28A0092B-C50C-407E-A947-70E740481C1C}">
+                          <a14:useLocalDpi xmlns:a14="http://schemas.microsoft.com/office/drawing/2010/main" val="0"/>
+                        </a:ext>
+                      </a:extLst>
+                    </a:blip>
+                    <a:srcRect/>
                     <a:stretch>
                       <a:fillRect/>
                     </a:stretch>
                   </pic:blipFill>
-                  <pic:spPr>
+                  <pic:spPr bwMode="auto">
                     <a:xfrm>
                       <a:off x="0" y="0"/>
-                      <a:ext cx="4161960" cy="2977417"/>
+                      <a:ext cx="1676400" cy="717550"/>
                     </a:xfrm>
                     <a:prstGeom prst="rect">
                       <a:avLst/>
                     </a:prstGeom>
+                    <a:noFill/>
+                    <a:ln>
+                      <a:noFill/>
+                    </a:ln>
                   </pic:spPr>
                 </pic:pic>
               </a:graphicData>
@@ -2994,6 +128,3257 @@
     </w:p>
     <w:p>
       <w:pPr>
+        <w:pStyle w:val="Cmsor1"/>
+        <w:rPr>
+          <w:b/>
+          <w:color w:val="000000" w:themeColor="text1"/>
+        </w:rPr>
+      </w:pPr>
+    </w:p>
+    <w:p>
+      <w:pPr>
+        <w:pStyle w:val="Cmsor1"/>
+        <w:rPr>
+          <w:b/>
+          <w:color w:val="000000" w:themeColor="text1"/>
+        </w:rPr>
+      </w:pPr>
+    </w:p>
+    <w:bookmarkEnd w:id="0"/>
+    <w:p>
+      <w:pPr>
+        <w:autoSpaceDE w:val="0"/>
+        <w:autoSpaceDN w:val="0"/>
+        <w:adjustRightInd w:val="0"/>
+        <w:spacing w:after="0" w:line="360" w:lineRule="auto"/>
+        <w:jc w:val="center"/>
+        <w:rPr>
+          <w:rFonts w:cstheme="minorHAnsi"/>
+          <w:color w:val="000000"/>
+          <w:sz w:val="48"/>
+          <w:szCs w:val="48"/>
+        </w:rPr>
+      </w:pPr>
+      <w:r>
+        <w:rPr>
+          <w:rFonts w:cstheme="minorHAnsi"/>
+          <w:b/>
+          <w:bCs/>
+          <w:color w:val="000000"/>
+          <w:sz w:val="48"/>
+          <w:szCs w:val="48"/>
+        </w:rPr>
+        <w:t>ZÁRÓDOLGOZAT</w:t>
+      </w:r>
+    </w:p>
+    <w:p>
+      <w:pPr>
+        <w:autoSpaceDE w:val="0"/>
+        <w:autoSpaceDN w:val="0"/>
+        <w:adjustRightInd w:val="0"/>
+        <w:spacing w:after="0" w:line="360" w:lineRule="auto"/>
+        <w:ind w:left="7088"/>
+        <w:jc w:val="center"/>
+        <w:rPr>
+          <w:rFonts w:cstheme="minorHAnsi"/>
+          <w:color w:val="000000"/>
+          <w:sz w:val="32"/>
+          <w:szCs w:val="32"/>
+        </w:rPr>
+      </w:pPr>
+      <w:r>
+        <w:rPr>
+          <w:rFonts w:cstheme="minorHAnsi"/>
+          <w:color w:val="000000"/>
+          <w:sz w:val="32"/>
+          <w:szCs w:val="32"/>
+        </w:rPr>
+        <w:t>Készítették:</w:t>
+      </w:r>
+    </w:p>
+    <w:p>
+      <w:pPr>
+        <w:spacing w:after="0" w:line="360" w:lineRule="auto"/>
+        <w:jc w:val="right"/>
+        <w:rPr>
+          <w:rFonts w:cstheme="minorHAnsi"/>
+          <w:sz w:val="24"/>
+          <w:szCs w:val="24"/>
+        </w:rPr>
+      </w:pPr>
+      <w:r>
+        <w:rPr>
+          <w:rFonts w:cstheme="minorHAnsi"/>
+          <w:sz w:val="24"/>
+          <w:szCs w:val="24"/>
+        </w:rPr>
+        <w:t>Pozsgai Nándor</w:t>
+      </w:r>
+    </w:p>
+    <w:p>
+      <w:pPr>
+        <w:autoSpaceDE w:val="0"/>
+        <w:autoSpaceDN w:val="0"/>
+        <w:adjustRightInd w:val="0"/>
+        <w:spacing w:after="0" w:line="360" w:lineRule="auto"/>
+        <w:ind w:left="7088"/>
+        <w:jc w:val="right"/>
+        <w:rPr>
+          <w:rFonts w:cstheme="minorHAnsi"/>
+          <w:color w:val="000000"/>
+          <w:sz w:val="24"/>
+          <w:szCs w:val="24"/>
+        </w:rPr>
+      </w:pPr>
+      <w:r>
+        <w:rPr>
+          <w:rFonts w:cstheme="minorHAnsi"/>
+          <w:color w:val="000000"/>
+          <w:sz w:val="32"/>
+          <w:szCs w:val="32"/>
+        </w:rPr>
+        <w:t>Konzulens:</w:t>
+      </w:r>
+    </w:p>
+    <w:p>
+      <w:pPr>
+        <w:spacing w:after="0" w:line="360" w:lineRule="auto"/>
+        <w:jc w:val="right"/>
+        <w:rPr>
+          <w:rFonts w:cstheme="minorHAnsi"/>
+          <w:sz w:val="24"/>
+          <w:szCs w:val="24"/>
+        </w:rPr>
+      </w:pPr>
+      <w:r>
+        <w:rPr>
+          <w:rFonts w:cstheme="minorHAnsi"/>
+          <w:sz w:val="24"/>
+          <w:szCs w:val="24"/>
+        </w:rPr>
+        <w:t>Pozsgai Nándor</w:t>
+      </w:r>
+      <w:r>
+        <w:rPr>
+          <w:rFonts w:cstheme="minorHAnsi"/>
+          <w:sz w:val="24"/>
+          <w:szCs w:val="24"/>
+        </w:rPr>
+        <w:t>-Marino Leonardo Antonio</w:t>
+      </w:r>
+    </w:p>
+    <w:p>
+      <w:pPr>
+        <w:spacing w:after="0" w:line="360" w:lineRule="auto"/>
+        <w:jc w:val="right"/>
+        <w:rPr>
+          <w:rFonts w:cstheme="minorHAnsi"/>
+          <w:sz w:val="24"/>
+          <w:szCs w:val="24"/>
+        </w:rPr>
+      </w:pPr>
+    </w:p>
+    <w:p>
+      <w:pPr>
+        <w:spacing w:after="0" w:line="360" w:lineRule="auto"/>
+        <w:jc w:val="right"/>
+        <w:rPr>
+          <w:rFonts w:cstheme="minorHAnsi"/>
+          <w:sz w:val="24"/>
+          <w:szCs w:val="24"/>
+        </w:rPr>
+      </w:pPr>
+    </w:p>
+    <w:p>
+      <w:pPr>
+        <w:spacing w:after="0" w:line="360" w:lineRule="auto"/>
+        <w:jc w:val="right"/>
+        <w:rPr>
+          <w:rFonts w:cstheme="minorHAnsi"/>
+          <w:sz w:val="24"/>
+          <w:szCs w:val="24"/>
+        </w:rPr>
+      </w:pPr>
+    </w:p>
+    <w:p>
+      <w:pPr>
+        <w:spacing w:after="0" w:line="360" w:lineRule="auto"/>
+        <w:jc w:val="right"/>
+        <w:rPr>
+          <w:rFonts w:cstheme="minorHAnsi"/>
+          <w:sz w:val="24"/>
+          <w:szCs w:val="24"/>
+        </w:rPr>
+      </w:pPr>
+    </w:p>
+    <w:p>
+      <w:pPr>
+        <w:spacing w:after="0" w:line="360" w:lineRule="auto"/>
+        <w:jc w:val="right"/>
+        <w:rPr>
+          <w:rFonts w:cstheme="minorHAnsi"/>
+          <w:sz w:val="24"/>
+          <w:szCs w:val="24"/>
+        </w:rPr>
+      </w:pPr>
+    </w:p>
+    <w:p>
+      <w:pPr>
+        <w:spacing w:after="0" w:line="360" w:lineRule="auto"/>
+        <w:jc w:val="right"/>
+        <w:rPr>
+          <w:rFonts w:cstheme="minorHAnsi"/>
+          <w:sz w:val="24"/>
+          <w:szCs w:val="24"/>
+        </w:rPr>
+      </w:pPr>
+    </w:p>
+    <w:p>
+      <w:pPr>
+        <w:spacing w:after="0" w:line="360" w:lineRule="auto"/>
+        <w:jc w:val="right"/>
+        <w:rPr>
+          <w:rFonts w:cstheme="minorHAnsi"/>
+          <w:sz w:val="24"/>
+          <w:szCs w:val="24"/>
+        </w:rPr>
+      </w:pPr>
+    </w:p>
+    <w:p>
+      <w:pPr>
+        <w:spacing w:after="0" w:line="360" w:lineRule="auto"/>
+        <w:jc w:val="right"/>
+        <w:rPr>
+          <w:rFonts w:cstheme="minorHAnsi"/>
+          <w:sz w:val="24"/>
+          <w:szCs w:val="24"/>
+        </w:rPr>
+      </w:pPr>
+    </w:p>
+    <w:p>
+      <w:pPr>
+        <w:spacing w:after="0" w:line="360" w:lineRule="auto"/>
+        <w:jc w:val="right"/>
+        <w:rPr>
+          <w:rFonts w:cstheme="minorHAnsi"/>
+          <w:sz w:val="24"/>
+          <w:szCs w:val="24"/>
+        </w:rPr>
+      </w:pPr>
+    </w:p>
+    <w:p>
+      <w:pPr>
+        <w:autoSpaceDE w:val="0"/>
+        <w:autoSpaceDN w:val="0"/>
+        <w:adjustRightInd w:val="0"/>
+        <w:spacing w:after="0" w:line="360" w:lineRule="auto"/>
+        <w:jc w:val="center"/>
+        <w:rPr>
+          <w:rFonts w:cstheme="minorHAnsi"/>
+          <w:color w:val="000000"/>
+          <w:sz w:val="32"/>
+          <w:szCs w:val="32"/>
+        </w:rPr>
+      </w:pPr>
+      <w:r>
+        <w:rPr>
+          <w:rFonts w:cstheme="minorHAnsi"/>
+          <w:bCs/>
+          <w:color w:val="000000"/>
+          <w:sz w:val="32"/>
+          <w:szCs w:val="32"/>
+        </w:rPr>
+        <w:t>Miskolc</w:t>
+      </w:r>
+    </w:p>
+    <w:p>
+      <w:pPr>
+        <w:spacing w:line="360" w:lineRule="auto"/>
+        <w:jc w:val="center"/>
+        <w:rPr>
+          <w:rFonts w:cstheme="minorHAnsi"/>
+          <w:bCs/>
+          <w:sz w:val="32"/>
+          <w:szCs w:val="32"/>
+        </w:rPr>
+      </w:pPr>
+      <w:r>
+        <w:rPr>
+          <w:rFonts w:cstheme="minorHAnsi"/>
+          <w:bCs/>
+          <w:sz w:val="32"/>
+          <w:szCs w:val="32"/>
+        </w:rPr>
+        <w:t>2025.</w:t>
+      </w:r>
+    </w:p>
+    <w:p>
+      <w:pPr>
+        <w:spacing w:after="0" w:line="360" w:lineRule="auto"/>
+        <w:rPr>
+          <w:rFonts w:cstheme="minorHAnsi"/>
+          <w:sz w:val="24"/>
+          <w:szCs w:val="24"/>
+        </w:rPr>
+      </w:pPr>
+    </w:p>
+    <w:p>
+      <w:pPr>
+        <w:spacing w:after="0" w:line="360" w:lineRule="auto"/>
+        <w:jc w:val="right"/>
+        <w:rPr>
+          <w:rFonts w:cstheme="minorHAnsi"/>
+          <w:sz w:val="24"/>
+          <w:szCs w:val="24"/>
+        </w:rPr>
+      </w:pPr>
+    </w:p>
+    <w:p>
+      <w:pPr>
+        <w:spacing w:after="0" w:line="360" w:lineRule="auto"/>
+        <w:rPr>
+          <w:rFonts w:cstheme="minorHAnsi"/>
+          <w:sz w:val="24"/>
+          <w:szCs w:val="24"/>
+        </w:rPr>
+      </w:pPr>
+    </w:p>
+    <w:p>
+      <w:pPr>
+        <w:widowControl w:val="0"/>
+        <w:tabs>
+          <w:tab w:val="left" w:pos="475"/>
+          <w:tab w:val="left" w:pos="806"/>
+          <w:tab w:val="right" w:pos="8238"/>
+        </w:tabs>
+        <w:spacing w:before="120" w:after="120" w:line="360" w:lineRule="auto"/>
+        <w:jc w:val="center"/>
+        <w:rPr>
+          <w:rFonts w:cstheme="minorHAnsi"/>
+          <w:snapToGrid w:val="0"/>
+          <w:color w:val="333399"/>
+          <w:sz w:val="32"/>
+          <w:szCs w:val="32"/>
+        </w:rPr>
+      </w:pPr>
+      <w:r>
+        <w:rPr>
+          <w:rFonts w:cstheme="minorHAnsi"/>
+          <w:snapToGrid w:val="0"/>
+          <w:color w:val="333399"/>
+          <w:sz w:val="32"/>
+          <w:szCs w:val="32"/>
+        </w:rPr>
+        <w:lastRenderedPageBreak/>
+        <w:t>Miskolci SZC Kandó Kálmán Informatikai Technikum</w:t>
+      </w:r>
+    </w:p>
+    <w:p>
+      <w:pPr>
+        <w:widowControl w:val="0"/>
+        <w:tabs>
+          <w:tab w:val="left" w:pos="475"/>
+          <w:tab w:val="left" w:pos="806"/>
+          <w:tab w:val="right" w:pos="8238"/>
+        </w:tabs>
+        <w:spacing w:before="120" w:after="120" w:line="360" w:lineRule="auto"/>
+        <w:jc w:val="center"/>
+        <w:rPr>
+          <w:rFonts w:cstheme="minorHAnsi"/>
+          <w:snapToGrid w:val="0"/>
+          <w:color w:val="333399"/>
+          <w:sz w:val="32"/>
+          <w:szCs w:val="32"/>
+        </w:rPr>
+      </w:pPr>
+      <w:r>
+        <w:rPr>
+          <w:rFonts w:cstheme="minorHAnsi"/>
+          <w:snapToGrid w:val="0"/>
+          <w:color w:val="333399"/>
+          <w:sz w:val="32"/>
+          <w:szCs w:val="32"/>
+        </w:rPr>
+        <w:t>Miskolci Szakképzési Centrum</w:t>
+      </w:r>
+    </w:p>
+    <w:p>
+      <w:pPr>
+        <w:pStyle w:val="Cm"/>
+        <w:rPr>
+          <w:rFonts w:asciiTheme="minorHAnsi" w:hAnsiTheme="minorHAnsi" w:cstheme="minorHAnsi"/>
+        </w:rPr>
+      </w:pPr>
+      <w:r>
+        <w:rPr>
+          <w:rFonts w:asciiTheme="minorHAnsi" w:hAnsiTheme="minorHAnsi" w:cstheme="minorHAnsi"/>
+          <w:snapToGrid w:val="0"/>
+          <w:color w:val="333399"/>
+          <w:sz w:val="32"/>
+          <w:szCs w:val="32"/>
+        </w:rPr>
+        <w:t>SZOFTVERFEJLESZTŐ- ÉS TESZTELŐ SZAK</w:t>
+      </w:r>
+    </w:p>
+    <w:p>
+      <w:pPr>
+        <w:pStyle w:val="Cm"/>
+        <w:spacing w:before="2640"/>
+        <w:rPr>
+          <w:rFonts w:asciiTheme="minorHAnsi" w:hAnsiTheme="minorHAnsi" w:cstheme="minorHAnsi"/>
+          <w:color w:val="FF6600"/>
+        </w:rPr>
+      </w:pPr>
+      <w:r>
+        <w:rPr>
+          <w:rFonts w:asciiTheme="minorHAnsi" w:hAnsiTheme="minorHAnsi" w:cstheme="minorHAnsi"/>
+          <w:color w:val="FF6600"/>
+        </w:rPr>
+        <w:t>Dokumentáció</w:t>
+      </w:r>
+    </w:p>
+    <w:p>
+      <w:pPr>
+        <w:spacing w:after="6360"/>
+        <w:jc w:val="center"/>
+        <w:rPr>
+          <w:rFonts w:cstheme="minorHAnsi"/>
+          <w:sz w:val="24"/>
+          <w:szCs w:val="24"/>
+        </w:rPr>
+      </w:pPr>
+      <w:r>
+        <w:rPr>
+          <w:rFonts w:cstheme="minorHAnsi"/>
+          <w:snapToGrid w:val="0"/>
+          <w:sz w:val="48"/>
+          <w:szCs w:val="48"/>
+        </w:rPr>
+        <w:t>tudnivalók a záródolgozathoz</w:t>
+      </w:r>
+    </w:p>
+    <w:p>
+      <w:pPr>
+        <w:spacing w:after="0" w:line="360" w:lineRule="auto"/>
+        <w:jc w:val="right"/>
+        <w:rPr>
+          <w:rFonts w:cstheme="minorHAnsi"/>
+          <w:sz w:val="24"/>
+          <w:szCs w:val="24"/>
+        </w:rPr>
+      </w:pPr>
+      <w:r>
+        <w:rPr>
+          <w:rFonts w:cstheme="minorHAnsi"/>
+          <w:sz w:val="24"/>
+          <w:szCs w:val="24"/>
+        </w:rPr>
+        <w:t>Pozsgai Nándor</w:t>
+      </w:r>
+      <w:r>
+        <w:rPr>
+          <w:rFonts w:cstheme="minorHAnsi"/>
+          <w:sz w:val="24"/>
+          <w:szCs w:val="24"/>
+        </w:rPr>
+        <w:t>-</w:t>
+      </w:r>
+      <w:r>
+        <w:rPr>
+          <w:rFonts w:cstheme="minorHAnsi"/>
+          <w:sz w:val="24"/>
+          <w:szCs w:val="24"/>
+        </w:rPr>
+        <w:t xml:space="preserve"> </w:t>
+      </w:r>
+      <w:r>
+        <w:rPr>
+          <w:rFonts w:cstheme="minorHAnsi"/>
+          <w:sz w:val="24"/>
+          <w:szCs w:val="24"/>
+        </w:rPr>
+        <w:t>Marino Leonardo Antonio</w:t>
+      </w:r>
+      <w:bookmarkStart w:id="1" w:name="_GoBack"/>
+      <w:bookmarkEnd w:id="1"/>
+    </w:p>
+    <w:p>
+      <w:pPr>
+        <w:spacing w:after="0" w:line="360" w:lineRule="auto"/>
+        <w:jc w:val="center"/>
+        <w:rPr>
+          <w:rFonts w:cstheme="minorHAnsi"/>
+          <w:sz w:val="24"/>
+          <w:szCs w:val="24"/>
+        </w:rPr>
+      </w:pPr>
+      <w:r>
+        <w:rPr>
+          <w:rFonts w:cstheme="minorHAnsi"/>
+          <w:sz w:val="24"/>
+          <w:szCs w:val="24"/>
+        </w:rPr>
+        <w:t>2024-2025</w:t>
+      </w:r>
+    </w:p>
+    <w:p>
+      <w:pPr>
+        <w:spacing w:after="0" w:line="360" w:lineRule="auto"/>
+        <w:rPr>
+          <w:rFonts w:cstheme="minorHAnsi"/>
+          <w:sz w:val="24"/>
+          <w:szCs w:val="24"/>
+        </w:rPr>
+      </w:pPr>
+    </w:p>
+    <w:p>
+      <w:pPr>
+        <w:pStyle w:val="TJ1"/>
+        <w:tabs>
+          <w:tab w:val="right" w:leader="dot" w:pos="9062"/>
+        </w:tabs>
+        <w:rPr>
+          <w:rFonts w:cstheme="minorBidi"/>
+          <w:noProof/>
+        </w:rPr>
+      </w:pPr>
+      <w:r>
+        <w:lastRenderedPageBreak/>
+        <w:fldChar w:fldCharType="begin"/>
+      </w:r>
+      <w:r>
+        <w:instrText xml:space="preserve"> TOC \o "1-3" \h \z \u </w:instrText>
+      </w:r>
+      <w:r>
+        <w:fldChar w:fldCharType="separate"/>
+      </w:r>
+      <w:hyperlink w:anchor="_Toc194301938" w:history="1">
+        <w:r>
+          <w:rPr>
+            <w:rStyle w:val="Hiperhivatkozs"/>
+            <w:noProof/>
+          </w:rPr>
+          <w:t>PMproject Admin Panel - Fejlesztői Dokumentáció</w:t>
+        </w:r>
+        <w:r>
+          <w:rPr>
+            <w:noProof/>
+            <w:webHidden/>
+          </w:rPr>
+          <w:tab/>
+        </w:r>
+        <w:r>
+          <w:rPr>
+            <w:noProof/>
+            <w:webHidden/>
+          </w:rPr>
+          <w:fldChar w:fldCharType="begin"/>
+        </w:r>
+        <w:r>
+          <w:rPr>
+            <w:noProof/>
+            <w:webHidden/>
+          </w:rPr>
+          <w:instrText xml:space="preserve"> PAGEREF _Toc194301938 \h </w:instrText>
+        </w:r>
+        <w:r>
+          <w:rPr>
+            <w:noProof/>
+            <w:webHidden/>
+          </w:rPr>
+        </w:r>
+        <w:r>
+          <w:rPr>
+            <w:noProof/>
+            <w:webHidden/>
+          </w:rPr>
+          <w:fldChar w:fldCharType="separate"/>
+        </w:r>
+        <w:r>
+          <w:rPr>
+            <w:noProof/>
+            <w:webHidden/>
+          </w:rPr>
+          <w:t>1</w:t>
+        </w:r>
+        <w:r>
+          <w:rPr>
+            <w:noProof/>
+            <w:webHidden/>
+          </w:rPr>
+          <w:fldChar w:fldCharType="end"/>
+        </w:r>
+      </w:hyperlink>
+    </w:p>
+    <w:p>
+      <w:pPr>
+        <w:pStyle w:val="TJ2"/>
+        <w:tabs>
+          <w:tab w:val="right" w:leader="dot" w:pos="9062"/>
+        </w:tabs>
+        <w:rPr>
+          <w:rFonts w:cstheme="minorBidi"/>
+          <w:noProof/>
+        </w:rPr>
+      </w:pPr>
+      <w:hyperlink w:anchor="_Toc194301939" w:history="1">
+        <w:r>
+          <w:rPr>
+            <w:rStyle w:val="Hiperhivatkozs"/>
+            <w:noProof/>
+          </w:rPr>
+          <w:t>Bevezetés</w:t>
+        </w:r>
+        <w:r>
+          <w:rPr>
+            <w:noProof/>
+            <w:webHidden/>
+          </w:rPr>
+          <w:tab/>
+        </w:r>
+        <w:r>
+          <w:rPr>
+            <w:noProof/>
+            <w:webHidden/>
+          </w:rPr>
+          <w:fldChar w:fldCharType="begin"/>
+        </w:r>
+        <w:r>
+          <w:rPr>
+            <w:noProof/>
+            <w:webHidden/>
+          </w:rPr>
+          <w:instrText xml:space="preserve"> PAGEREF _Toc194301939 \h </w:instrText>
+        </w:r>
+        <w:r>
+          <w:rPr>
+            <w:noProof/>
+            <w:webHidden/>
+          </w:rPr>
+        </w:r>
+        <w:r>
+          <w:rPr>
+            <w:noProof/>
+            <w:webHidden/>
+          </w:rPr>
+          <w:fldChar w:fldCharType="separate"/>
+        </w:r>
+        <w:r>
+          <w:rPr>
+            <w:noProof/>
+            <w:webHidden/>
+          </w:rPr>
+          <w:t>4</w:t>
+        </w:r>
+        <w:r>
+          <w:rPr>
+            <w:noProof/>
+            <w:webHidden/>
+          </w:rPr>
+          <w:fldChar w:fldCharType="end"/>
+        </w:r>
+      </w:hyperlink>
+    </w:p>
+    <w:p>
+      <w:pPr>
+        <w:pStyle w:val="TJ2"/>
+        <w:tabs>
+          <w:tab w:val="right" w:leader="dot" w:pos="9062"/>
+        </w:tabs>
+        <w:rPr>
+          <w:rFonts w:cstheme="minorBidi"/>
+          <w:noProof/>
+        </w:rPr>
+      </w:pPr>
+      <w:hyperlink w:anchor="_Toc194301940" w:history="1">
+        <w:r>
+          <w:rPr>
+            <w:rStyle w:val="Hiperhivatkozs"/>
+            <w:noProof/>
+          </w:rPr>
+          <w:t>Rendszerkövetelmények</w:t>
+        </w:r>
+        <w:r>
+          <w:rPr>
+            <w:noProof/>
+            <w:webHidden/>
+          </w:rPr>
+          <w:tab/>
+        </w:r>
+        <w:r>
+          <w:rPr>
+            <w:noProof/>
+            <w:webHidden/>
+          </w:rPr>
+          <w:fldChar w:fldCharType="begin"/>
+        </w:r>
+        <w:r>
+          <w:rPr>
+            <w:noProof/>
+            <w:webHidden/>
+          </w:rPr>
+          <w:instrText xml:space="preserve"> PAGEREF _Toc194301940 \h </w:instrText>
+        </w:r>
+        <w:r>
+          <w:rPr>
+            <w:noProof/>
+            <w:webHidden/>
+          </w:rPr>
+        </w:r>
+        <w:r>
+          <w:rPr>
+            <w:noProof/>
+            <w:webHidden/>
+          </w:rPr>
+          <w:fldChar w:fldCharType="separate"/>
+        </w:r>
+        <w:r>
+          <w:rPr>
+            <w:noProof/>
+            <w:webHidden/>
+          </w:rPr>
+          <w:t>4</w:t>
+        </w:r>
+        <w:r>
+          <w:rPr>
+            <w:noProof/>
+            <w:webHidden/>
+          </w:rPr>
+          <w:fldChar w:fldCharType="end"/>
+        </w:r>
+      </w:hyperlink>
+    </w:p>
+    <w:p>
+      <w:pPr>
+        <w:pStyle w:val="TJ2"/>
+        <w:tabs>
+          <w:tab w:val="right" w:leader="dot" w:pos="9062"/>
+        </w:tabs>
+        <w:rPr>
+          <w:rFonts w:cstheme="minorBidi"/>
+          <w:noProof/>
+        </w:rPr>
+      </w:pPr>
+      <w:hyperlink w:anchor="_Toc194301941" w:history="1">
+        <w:r>
+          <w:rPr>
+            <w:rStyle w:val="Hiperhivatkozs"/>
+            <w:noProof/>
+          </w:rPr>
+          <w:t>Architektúra</w:t>
+        </w:r>
+        <w:r>
+          <w:rPr>
+            <w:noProof/>
+            <w:webHidden/>
+          </w:rPr>
+          <w:tab/>
+        </w:r>
+        <w:r>
+          <w:rPr>
+            <w:noProof/>
+            <w:webHidden/>
+          </w:rPr>
+          <w:fldChar w:fldCharType="begin"/>
+        </w:r>
+        <w:r>
+          <w:rPr>
+            <w:noProof/>
+            <w:webHidden/>
+          </w:rPr>
+          <w:instrText xml:space="preserve"> PAGEREF _Toc194301941 \h </w:instrText>
+        </w:r>
+        <w:r>
+          <w:rPr>
+            <w:noProof/>
+            <w:webHidden/>
+          </w:rPr>
+        </w:r>
+        <w:r>
+          <w:rPr>
+            <w:noProof/>
+            <w:webHidden/>
+          </w:rPr>
+          <w:fldChar w:fldCharType="separate"/>
+        </w:r>
+        <w:r>
+          <w:rPr>
+            <w:noProof/>
+            <w:webHidden/>
+          </w:rPr>
+          <w:t>4</w:t>
+        </w:r>
+        <w:r>
+          <w:rPr>
+            <w:noProof/>
+            <w:webHidden/>
+          </w:rPr>
+          <w:fldChar w:fldCharType="end"/>
+        </w:r>
+      </w:hyperlink>
+    </w:p>
+    <w:p>
+      <w:pPr>
+        <w:pStyle w:val="TJ2"/>
+        <w:tabs>
+          <w:tab w:val="right" w:leader="dot" w:pos="9062"/>
+        </w:tabs>
+        <w:rPr>
+          <w:rFonts w:cstheme="minorBidi"/>
+          <w:noProof/>
+        </w:rPr>
+      </w:pPr>
+      <w:hyperlink w:anchor="_Toc194301942" w:history="1">
+        <w:r>
+          <w:rPr>
+            <w:rStyle w:val="Hiperhivatkozs"/>
+            <w:noProof/>
+          </w:rPr>
+          <w:t>Alkalmazás funkciói</w:t>
+        </w:r>
+        <w:r>
+          <w:rPr>
+            <w:noProof/>
+            <w:webHidden/>
+          </w:rPr>
+          <w:tab/>
+        </w:r>
+        <w:r>
+          <w:rPr>
+            <w:noProof/>
+            <w:webHidden/>
+          </w:rPr>
+          <w:fldChar w:fldCharType="begin"/>
+        </w:r>
+        <w:r>
+          <w:rPr>
+            <w:noProof/>
+            <w:webHidden/>
+          </w:rPr>
+          <w:instrText xml:space="preserve"> PAGEREF _Toc194301942 \h </w:instrText>
+        </w:r>
+        <w:r>
+          <w:rPr>
+            <w:noProof/>
+            <w:webHidden/>
+          </w:rPr>
+        </w:r>
+        <w:r>
+          <w:rPr>
+            <w:noProof/>
+            <w:webHidden/>
+          </w:rPr>
+          <w:fldChar w:fldCharType="separate"/>
+        </w:r>
+        <w:r>
+          <w:rPr>
+            <w:noProof/>
+            <w:webHidden/>
+          </w:rPr>
+          <w:t>4</w:t>
+        </w:r>
+        <w:r>
+          <w:rPr>
+            <w:noProof/>
+            <w:webHidden/>
+          </w:rPr>
+          <w:fldChar w:fldCharType="end"/>
+        </w:r>
+      </w:hyperlink>
+    </w:p>
+    <w:p>
+      <w:pPr>
+        <w:pStyle w:val="TJ3"/>
+        <w:tabs>
+          <w:tab w:val="right" w:leader="dot" w:pos="9062"/>
+        </w:tabs>
+        <w:rPr>
+          <w:rFonts w:cstheme="minorBidi"/>
+          <w:noProof/>
+        </w:rPr>
+      </w:pPr>
+      <w:hyperlink w:anchor="_Toc194301943" w:history="1">
+        <w:r>
+          <w:rPr>
+            <w:rStyle w:val="Hiperhivatkozs"/>
+            <w:noProof/>
+          </w:rPr>
+          <w:t>1. Bejelentkezés és hitelesítés</w:t>
+        </w:r>
+        <w:r>
+          <w:rPr>
+            <w:noProof/>
+            <w:webHidden/>
+          </w:rPr>
+          <w:tab/>
+        </w:r>
+        <w:r>
+          <w:rPr>
+            <w:noProof/>
+            <w:webHidden/>
+          </w:rPr>
+          <w:fldChar w:fldCharType="begin"/>
+        </w:r>
+        <w:r>
+          <w:rPr>
+            <w:noProof/>
+            <w:webHidden/>
+          </w:rPr>
+          <w:instrText xml:space="preserve"> PAGEREF _Toc194301943 \h </w:instrText>
+        </w:r>
+        <w:r>
+          <w:rPr>
+            <w:noProof/>
+            <w:webHidden/>
+          </w:rPr>
+        </w:r>
+        <w:r>
+          <w:rPr>
+            <w:noProof/>
+            <w:webHidden/>
+          </w:rPr>
+          <w:fldChar w:fldCharType="separate"/>
+        </w:r>
+        <w:r>
+          <w:rPr>
+            <w:noProof/>
+            <w:webHidden/>
+          </w:rPr>
+          <w:t>4</w:t>
+        </w:r>
+        <w:r>
+          <w:rPr>
+            <w:noProof/>
+            <w:webHidden/>
+          </w:rPr>
+          <w:fldChar w:fldCharType="end"/>
+        </w:r>
+      </w:hyperlink>
+    </w:p>
+    <w:p>
+      <w:pPr>
+        <w:pStyle w:val="TJ3"/>
+        <w:tabs>
+          <w:tab w:val="right" w:leader="dot" w:pos="9062"/>
+        </w:tabs>
+        <w:rPr>
+          <w:rFonts w:cstheme="minorBidi"/>
+          <w:noProof/>
+        </w:rPr>
+      </w:pPr>
+      <w:hyperlink w:anchor="_Toc194301944" w:history="1">
+        <w:r>
+          <w:rPr>
+            <w:rStyle w:val="Hiperhivatkozs"/>
+            <w:noProof/>
+          </w:rPr>
+          <w:t>2. Posztok kezelése</w:t>
+        </w:r>
+        <w:r>
+          <w:rPr>
+            <w:noProof/>
+            <w:webHidden/>
+          </w:rPr>
+          <w:tab/>
+        </w:r>
+        <w:r>
+          <w:rPr>
+            <w:noProof/>
+            <w:webHidden/>
+          </w:rPr>
+          <w:fldChar w:fldCharType="begin"/>
+        </w:r>
+        <w:r>
+          <w:rPr>
+            <w:noProof/>
+            <w:webHidden/>
+          </w:rPr>
+          <w:instrText xml:space="preserve"> PAGEREF _Toc194301944 \h </w:instrText>
+        </w:r>
+        <w:r>
+          <w:rPr>
+            <w:noProof/>
+            <w:webHidden/>
+          </w:rPr>
+        </w:r>
+        <w:r>
+          <w:rPr>
+            <w:noProof/>
+            <w:webHidden/>
+          </w:rPr>
+          <w:fldChar w:fldCharType="separate"/>
+        </w:r>
+        <w:r>
+          <w:rPr>
+            <w:noProof/>
+            <w:webHidden/>
+          </w:rPr>
+          <w:t>4</w:t>
+        </w:r>
+        <w:r>
+          <w:rPr>
+            <w:noProof/>
+            <w:webHidden/>
+          </w:rPr>
+          <w:fldChar w:fldCharType="end"/>
+        </w:r>
+      </w:hyperlink>
+    </w:p>
+    <w:p>
+      <w:pPr>
+        <w:pStyle w:val="TJ3"/>
+        <w:tabs>
+          <w:tab w:val="right" w:leader="dot" w:pos="9062"/>
+        </w:tabs>
+        <w:rPr>
+          <w:rFonts w:cstheme="minorBidi"/>
+          <w:noProof/>
+        </w:rPr>
+      </w:pPr>
+      <w:hyperlink w:anchor="_Toc194301945" w:history="1">
+        <w:r>
+          <w:rPr>
+            <w:rStyle w:val="Hiperhivatkozs"/>
+            <w:noProof/>
+          </w:rPr>
+          <w:t>3. Edzőtermek kezelése</w:t>
+        </w:r>
+        <w:r>
+          <w:rPr>
+            <w:noProof/>
+            <w:webHidden/>
+          </w:rPr>
+          <w:tab/>
+        </w:r>
+        <w:r>
+          <w:rPr>
+            <w:noProof/>
+            <w:webHidden/>
+          </w:rPr>
+          <w:fldChar w:fldCharType="begin"/>
+        </w:r>
+        <w:r>
+          <w:rPr>
+            <w:noProof/>
+            <w:webHidden/>
+          </w:rPr>
+          <w:instrText xml:space="preserve"> PAGEREF _Toc194301945 \h </w:instrText>
+        </w:r>
+        <w:r>
+          <w:rPr>
+            <w:noProof/>
+            <w:webHidden/>
+          </w:rPr>
+        </w:r>
+        <w:r>
+          <w:rPr>
+            <w:noProof/>
+            <w:webHidden/>
+          </w:rPr>
+          <w:fldChar w:fldCharType="separate"/>
+        </w:r>
+        <w:r>
+          <w:rPr>
+            <w:noProof/>
+            <w:webHidden/>
+          </w:rPr>
+          <w:t>5</w:t>
+        </w:r>
+        <w:r>
+          <w:rPr>
+            <w:noProof/>
+            <w:webHidden/>
+          </w:rPr>
+          <w:fldChar w:fldCharType="end"/>
+        </w:r>
+      </w:hyperlink>
+    </w:p>
+    <w:p>
+      <w:pPr>
+        <w:pStyle w:val="TJ3"/>
+        <w:tabs>
+          <w:tab w:val="right" w:leader="dot" w:pos="9062"/>
+        </w:tabs>
+        <w:rPr>
+          <w:rFonts w:cstheme="minorBidi"/>
+          <w:noProof/>
+        </w:rPr>
+      </w:pPr>
+      <w:hyperlink w:anchor="_Toc194301946" w:history="1">
+        <w:r>
+          <w:rPr>
+            <w:rStyle w:val="Hiperhivatkozs"/>
+            <w:noProof/>
+          </w:rPr>
+          <w:t>4. Felhasználók kezelése</w:t>
+        </w:r>
+        <w:r>
+          <w:rPr>
+            <w:noProof/>
+            <w:webHidden/>
+          </w:rPr>
+          <w:tab/>
+        </w:r>
+        <w:r>
+          <w:rPr>
+            <w:noProof/>
+            <w:webHidden/>
+          </w:rPr>
+          <w:fldChar w:fldCharType="begin"/>
+        </w:r>
+        <w:r>
+          <w:rPr>
+            <w:noProof/>
+            <w:webHidden/>
+          </w:rPr>
+          <w:instrText xml:space="preserve"> PAGEREF _Toc194301946 \h </w:instrText>
+        </w:r>
+        <w:r>
+          <w:rPr>
+            <w:noProof/>
+            <w:webHidden/>
+          </w:rPr>
+        </w:r>
+        <w:r>
+          <w:rPr>
+            <w:noProof/>
+            <w:webHidden/>
+          </w:rPr>
+          <w:fldChar w:fldCharType="separate"/>
+        </w:r>
+        <w:r>
+          <w:rPr>
+            <w:noProof/>
+            <w:webHidden/>
+          </w:rPr>
+          <w:t>5</w:t>
+        </w:r>
+        <w:r>
+          <w:rPr>
+            <w:noProof/>
+            <w:webHidden/>
+          </w:rPr>
+          <w:fldChar w:fldCharType="end"/>
+        </w:r>
+      </w:hyperlink>
+    </w:p>
+    <w:p>
+      <w:pPr>
+        <w:pStyle w:val="TJ2"/>
+        <w:tabs>
+          <w:tab w:val="right" w:leader="dot" w:pos="9062"/>
+        </w:tabs>
+        <w:rPr>
+          <w:rFonts w:cstheme="minorBidi"/>
+          <w:noProof/>
+        </w:rPr>
+      </w:pPr>
+      <w:hyperlink w:anchor="_Toc194301947" w:history="1">
+        <w:r>
+          <w:rPr>
+            <w:rStyle w:val="Hiperhivatkozs"/>
+            <w:noProof/>
+          </w:rPr>
+          <w:t>Osztálystruktúra</w:t>
+        </w:r>
+        <w:r>
+          <w:rPr>
+            <w:noProof/>
+            <w:webHidden/>
+          </w:rPr>
+          <w:tab/>
+        </w:r>
+        <w:r>
+          <w:rPr>
+            <w:noProof/>
+            <w:webHidden/>
+          </w:rPr>
+          <w:fldChar w:fldCharType="begin"/>
+        </w:r>
+        <w:r>
+          <w:rPr>
+            <w:noProof/>
+            <w:webHidden/>
+          </w:rPr>
+          <w:instrText xml:space="preserve"> PAGEREF _Toc194301947 \h </w:instrText>
+        </w:r>
+        <w:r>
+          <w:rPr>
+            <w:noProof/>
+            <w:webHidden/>
+          </w:rPr>
+        </w:r>
+        <w:r>
+          <w:rPr>
+            <w:noProof/>
+            <w:webHidden/>
+          </w:rPr>
+          <w:fldChar w:fldCharType="separate"/>
+        </w:r>
+        <w:r>
+          <w:rPr>
+            <w:noProof/>
+            <w:webHidden/>
+          </w:rPr>
+          <w:t>5</w:t>
+        </w:r>
+        <w:r>
+          <w:rPr>
+            <w:noProof/>
+            <w:webHidden/>
+          </w:rPr>
+          <w:fldChar w:fldCharType="end"/>
+        </w:r>
+      </w:hyperlink>
+    </w:p>
+    <w:p>
+      <w:pPr>
+        <w:pStyle w:val="TJ3"/>
+        <w:tabs>
+          <w:tab w:val="right" w:leader="dot" w:pos="9062"/>
+        </w:tabs>
+        <w:rPr>
+          <w:rFonts w:cstheme="minorBidi"/>
+          <w:noProof/>
+        </w:rPr>
+      </w:pPr>
+      <w:hyperlink w:anchor="_Toc194301948" w:history="1">
+        <w:r>
+          <w:rPr>
+            <w:rStyle w:val="Hiperhivatkozs"/>
+            <w:noProof/>
+          </w:rPr>
+          <w:t>Fő osztályok:</w:t>
+        </w:r>
+        <w:r>
+          <w:rPr>
+            <w:noProof/>
+            <w:webHidden/>
+          </w:rPr>
+          <w:tab/>
+        </w:r>
+        <w:r>
+          <w:rPr>
+            <w:noProof/>
+            <w:webHidden/>
+          </w:rPr>
+          <w:fldChar w:fldCharType="begin"/>
+        </w:r>
+        <w:r>
+          <w:rPr>
+            <w:noProof/>
+            <w:webHidden/>
+          </w:rPr>
+          <w:instrText xml:space="preserve"> PAGEREF _Toc194301948 \h </w:instrText>
+        </w:r>
+        <w:r>
+          <w:rPr>
+            <w:noProof/>
+            <w:webHidden/>
+          </w:rPr>
+        </w:r>
+        <w:r>
+          <w:rPr>
+            <w:noProof/>
+            <w:webHidden/>
+          </w:rPr>
+          <w:fldChar w:fldCharType="separate"/>
+        </w:r>
+        <w:r>
+          <w:rPr>
+            <w:noProof/>
+            <w:webHidden/>
+          </w:rPr>
+          <w:t>5</w:t>
+        </w:r>
+        <w:r>
+          <w:rPr>
+            <w:noProof/>
+            <w:webHidden/>
+          </w:rPr>
+          <w:fldChar w:fldCharType="end"/>
+        </w:r>
+      </w:hyperlink>
+    </w:p>
+    <w:p>
+      <w:pPr>
+        <w:pStyle w:val="TJ2"/>
+        <w:tabs>
+          <w:tab w:val="right" w:leader="dot" w:pos="9062"/>
+        </w:tabs>
+        <w:rPr>
+          <w:rFonts w:cstheme="minorBidi"/>
+          <w:noProof/>
+        </w:rPr>
+      </w:pPr>
+      <w:hyperlink w:anchor="_Toc194301949" w:history="1">
+        <w:r>
+          <w:rPr>
+            <w:rStyle w:val="Hiperhivatkozs"/>
+            <w:noProof/>
+          </w:rPr>
+          <w:t>UI Komponensek</w:t>
+        </w:r>
+        <w:r>
+          <w:rPr>
+            <w:noProof/>
+            <w:webHidden/>
+          </w:rPr>
+          <w:tab/>
+        </w:r>
+        <w:r>
+          <w:rPr>
+            <w:noProof/>
+            <w:webHidden/>
+          </w:rPr>
+          <w:fldChar w:fldCharType="begin"/>
+        </w:r>
+        <w:r>
+          <w:rPr>
+            <w:noProof/>
+            <w:webHidden/>
+          </w:rPr>
+          <w:instrText xml:space="preserve"> PAGEREF _Toc194301949 \h </w:instrText>
+        </w:r>
+        <w:r>
+          <w:rPr>
+            <w:noProof/>
+            <w:webHidden/>
+          </w:rPr>
+        </w:r>
+        <w:r>
+          <w:rPr>
+            <w:noProof/>
+            <w:webHidden/>
+          </w:rPr>
+          <w:fldChar w:fldCharType="separate"/>
+        </w:r>
+        <w:r>
+          <w:rPr>
+            <w:noProof/>
+            <w:webHidden/>
+          </w:rPr>
+          <w:t>6</w:t>
+        </w:r>
+        <w:r>
+          <w:rPr>
+            <w:noProof/>
+            <w:webHidden/>
+          </w:rPr>
+          <w:fldChar w:fldCharType="end"/>
+        </w:r>
+      </w:hyperlink>
+    </w:p>
+    <w:p>
+      <w:pPr>
+        <w:pStyle w:val="TJ3"/>
+        <w:tabs>
+          <w:tab w:val="right" w:leader="dot" w:pos="9062"/>
+        </w:tabs>
+        <w:rPr>
+          <w:rFonts w:cstheme="minorBidi"/>
+          <w:noProof/>
+        </w:rPr>
+      </w:pPr>
+      <w:hyperlink w:anchor="_Toc194301950" w:history="1">
+        <w:r>
+          <w:rPr>
+            <w:rStyle w:val="Hiperhivatkozs"/>
+            <w:noProof/>
+          </w:rPr>
+          <w:t>XAML Struktúra</w:t>
+        </w:r>
+        <w:r>
+          <w:rPr>
+            <w:noProof/>
+            <w:webHidden/>
+          </w:rPr>
+          <w:tab/>
+        </w:r>
+        <w:r>
+          <w:rPr>
+            <w:noProof/>
+            <w:webHidden/>
+          </w:rPr>
+          <w:fldChar w:fldCharType="begin"/>
+        </w:r>
+        <w:r>
+          <w:rPr>
+            <w:noProof/>
+            <w:webHidden/>
+          </w:rPr>
+          <w:instrText xml:space="preserve"> PAGEREF _Toc194301950 \h </w:instrText>
+        </w:r>
+        <w:r>
+          <w:rPr>
+            <w:noProof/>
+            <w:webHidden/>
+          </w:rPr>
+        </w:r>
+        <w:r>
+          <w:rPr>
+            <w:noProof/>
+            <w:webHidden/>
+          </w:rPr>
+          <w:fldChar w:fldCharType="separate"/>
+        </w:r>
+        <w:r>
+          <w:rPr>
+            <w:noProof/>
+            <w:webHidden/>
+          </w:rPr>
+          <w:t>6</w:t>
+        </w:r>
+        <w:r>
+          <w:rPr>
+            <w:noProof/>
+            <w:webHidden/>
+          </w:rPr>
+          <w:fldChar w:fldCharType="end"/>
+        </w:r>
+      </w:hyperlink>
+    </w:p>
+    <w:p>
+      <w:pPr>
+        <w:pStyle w:val="TJ3"/>
+        <w:tabs>
+          <w:tab w:val="right" w:leader="dot" w:pos="9062"/>
+        </w:tabs>
+        <w:rPr>
+          <w:rFonts w:cstheme="minorBidi"/>
+          <w:noProof/>
+        </w:rPr>
+      </w:pPr>
+      <w:hyperlink w:anchor="_Toc194301951" w:history="1">
+        <w:r>
+          <w:rPr>
+            <w:rStyle w:val="Hiperhivatkozs"/>
+            <w:noProof/>
+          </w:rPr>
+          <w:t>Stílusok</w:t>
+        </w:r>
+        <w:r>
+          <w:rPr>
+            <w:noProof/>
+            <w:webHidden/>
+          </w:rPr>
+          <w:tab/>
+        </w:r>
+        <w:r>
+          <w:rPr>
+            <w:noProof/>
+            <w:webHidden/>
+          </w:rPr>
+          <w:fldChar w:fldCharType="begin"/>
+        </w:r>
+        <w:r>
+          <w:rPr>
+            <w:noProof/>
+            <w:webHidden/>
+          </w:rPr>
+          <w:instrText xml:space="preserve"> PAGEREF _Toc194301951 \h </w:instrText>
+        </w:r>
+        <w:r>
+          <w:rPr>
+            <w:noProof/>
+            <w:webHidden/>
+          </w:rPr>
+        </w:r>
+        <w:r>
+          <w:rPr>
+            <w:noProof/>
+            <w:webHidden/>
+          </w:rPr>
+          <w:fldChar w:fldCharType="separate"/>
+        </w:r>
+        <w:r>
+          <w:rPr>
+            <w:noProof/>
+            <w:webHidden/>
+          </w:rPr>
+          <w:t>7</w:t>
+        </w:r>
+        <w:r>
+          <w:rPr>
+            <w:noProof/>
+            <w:webHidden/>
+          </w:rPr>
+          <w:fldChar w:fldCharType="end"/>
+        </w:r>
+      </w:hyperlink>
+    </w:p>
+    <w:p>
+      <w:pPr>
+        <w:pStyle w:val="TJ2"/>
+        <w:tabs>
+          <w:tab w:val="right" w:leader="dot" w:pos="9062"/>
+        </w:tabs>
+        <w:rPr>
+          <w:rFonts w:cstheme="minorBidi"/>
+          <w:noProof/>
+        </w:rPr>
+      </w:pPr>
+      <w:hyperlink w:anchor="_Toc194301952" w:history="1">
+        <w:r>
+          <w:rPr>
+            <w:rStyle w:val="Hiperhivatkozs"/>
+            <w:noProof/>
+          </w:rPr>
+          <w:t>Autentikáció és jogosultságkezelés</w:t>
+        </w:r>
+        <w:r>
+          <w:rPr>
+            <w:noProof/>
+            <w:webHidden/>
+          </w:rPr>
+          <w:tab/>
+        </w:r>
+        <w:r>
+          <w:rPr>
+            <w:noProof/>
+            <w:webHidden/>
+          </w:rPr>
+          <w:fldChar w:fldCharType="begin"/>
+        </w:r>
+        <w:r>
+          <w:rPr>
+            <w:noProof/>
+            <w:webHidden/>
+          </w:rPr>
+          <w:instrText xml:space="preserve"> PAGEREF _Toc194301952 \h </w:instrText>
+        </w:r>
+        <w:r>
+          <w:rPr>
+            <w:noProof/>
+            <w:webHidden/>
+          </w:rPr>
+        </w:r>
+        <w:r>
+          <w:rPr>
+            <w:noProof/>
+            <w:webHidden/>
+          </w:rPr>
+          <w:fldChar w:fldCharType="separate"/>
+        </w:r>
+        <w:r>
+          <w:rPr>
+            <w:noProof/>
+            <w:webHidden/>
+          </w:rPr>
+          <w:t>7</w:t>
+        </w:r>
+        <w:r>
+          <w:rPr>
+            <w:noProof/>
+            <w:webHidden/>
+          </w:rPr>
+          <w:fldChar w:fldCharType="end"/>
+        </w:r>
+      </w:hyperlink>
+    </w:p>
+    <w:p>
+      <w:pPr>
+        <w:pStyle w:val="TJ3"/>
+        <w:tabs>
+          <w:tab w:val="right" w:leader="dot" w:pos="9062"/>
+        </w:tabs>
+        <w:rPr>
+          <w:rFonts w:cstheme="minorBidi"/>
+          <w:noProof/>
+        </w:rPr>
+      </w:pPr>
+      <w:hyperlink w:anchor="_Toc194301953" w:history="1">
+        <w:r>
+          <w:rPr>
+            <w:rStyle w:val="Hiperhivatkozs"/>
+            <w:noProof/>
+          </w:rPr>
+          <w:t>JWT Autentikáció</w:t>
+        </w:r>
+        <w:r>
+          <w:rPr>
+            <w:noProof/>
+            <w:webHidden/>
+          </w:rPr>
+          <w:tab/>
+        </w:r>
+        <w:r>
+          <w:rPr>
+            <w:noProof/>
+            <w:webHidden/>
+          </w:rPr>
+          <w:fldChar w:fldCharType="begin"/>
+        </w:r>
+        <w:r>
+          <w:rPr>
+            <w:noProof/>
+            <w:webHidden/>
+          </w:rPr>
+          <w:instrText xml:space="preserve"> PAGEREF _Toc194301953 \h </w:instrText>
+        </w:r>
+        <w:r>
+          <w:rPr>
+            <w:noProof/>
+            <w:webHidden/>
+          </w:rPr>
+        </w:r>
+        <w:r>
+          <w:rPr>
+            <w:noProof/>
+            <w:webHidden/>
+          </w:rPr>
+          <w:fldChar w:fldCharType="separate"/>
+        </w:r>
+        <w:r>
+          <w:rPr>
+            <w:noProof/>
+            <w:webHidden/>
+          </w:rPr>
+          <w:t>7</w:t>
+        </w:r>
+        <w:r>
+          <w:rPr>
+            <w:noProof/>
+            <w:webHidden/>
+          </w:rPr>
+          <w:fldChar w:fldCharType="end"/>
+        </w:r>
+      </w:hyperlink>
+    </w:p>
+    <w:p>
+      <w:pPr>
+        <w:pStyle w:val="TJ3"/>
+        <w:tabs>
+          <w:tab w:val="right" w:leader="dot" w:pos="9062"/>
+        </w:tabs>
+        <w:rPr>
+          <w:rFonts w:cstheme="minorBidi"/>
+          <w:noProof/>
+        </w:rPr>
+      </w:pPr>
+      <w:hyperlink w:anchor="_Toc194301954" w:history="1">
+        <w:r>
+          <w:rPr>
+            <w:rStyle w:val="Hiperhivatkozs"/>
+            <w:noProof/>
+          </w:rPr>
+          <w:t>Jogosultságellenőrzés</w:t>
+        </w:r>
+        <w:r>
+          <w:rPr>
+            <w:noProof/>
+            <w:webHidden/>
+          </w:rPr>
+          <w:tab/>
+        </w:r>
+        <w:r>
+          <w:rPr>
+            <w:noProof/>
+            <w:webHidden/>
+          </w:rPr>
+          <w:fldChar w:fldCharType="begin"/>
+        </w:r>
+        <w:r>
+          <w:rPr>
+            <w:noProof/>
+            <w:webHidden/>
+          </w:rPr>
+          <w:instrText xml:space="preserve"> PAGEREF _Toc194301954 \h </w:instrText>
+        </w:r>
+        <w:r>
+          <w:rPr>
+            <w:noProof/>
+            <w:webHidden/>
+          </w:rPr>
+        </w:r>
+        <w:r>
+          <w:rPr>
+            <w:noProof/>
+            <w:webHidden/>
+          </w:rPr>
+          <w:fldChar w:fldCharType="separate"/>
+        </w:r>
+        <w:r>
+          <w:rPr>
+            <w:noProof/>
+            <w:webHidden/>
+          </w:rPr>
+          <w:t>7</w:t>
+        </w:r>
+        <w:r>
+          <w:rPr>
+            <w:noProof/>
+            <w:webHidden/>
+          </w:rPr>
+          <w:fldChar w:fldCharType="end"/>
+        </w:r>
+      </w:hyperlink>
+    </w:p>
+    <w:p>
+      <w:pPr>
+        <w:pStyle w:val="TJ2"/>
+        <w:tabs>
+          <w:tab w:val="right" w:leader="dot" w:pos="9062"/>
+        </w:tabs>
+        <w:rPr>
+          <w:rFonts w:cstheme="minorBidi"/>
+          <w:noProof/>
+        </w:rPr>
+      </w:pPr>
+      <w:hyperlink w:anchor="_Toc194301955" w:history="1">
+        <w:r>
+          <w:rPr>
+            <w:rStyle w:val="Hiperhivatkozs"/>
+            <w:noProof/>
+          </w:rPr>
+          <w:t>API kommunikáció</w:t>
+        </w:r>
+        <w:r>
+          <w:rPr>
+            <w:noProof/>
+            <w:webHidden/>
+          </w:rPr>
+          <w:tab/>
+        </w:r>
+        <w:r>
+          <w:rPr>
+            <w:noProof/>
+            <w:webHidden/>
+          </w:rPr>
+          <w:fldChar w:fldCharType="begin"/>
+        </w:r>
+        <w:r>
+          <w:rPr>
+            <w:noProof/>
+            <w:webHidden/>
+          </w:rPr>
+          <w:instrText xml:space="preserve"> PAGEREF _Toc194301955 \h </w:instrText>
+        </w:r>
+        <w:r>
+          <w:rPr>
+            <w:noProof/>
+            <w:webHidden/>
+          </w:rPr>
+        </w:r>
+        <w:r>
+          <w:rPr>
+            <w:noProof/>
+            <w:webHidden/>
+          </w:rPr>
+          <w:fldChar w:fldCharType="separate"/>
+        </w:r>
+        <w:r>
+          <w:rPr>
+            <w:noProof/>
+            <w:webHidden/>
+          </w:rPr>
+          <w:t>8</w:t>
+        </w:r>
+        <w:r>
+          <w:rPr>
+            <w:noProof/>
+            <w:webHidden/>
+          </w:rPr>
+          <w:fldChar w:fldCharType="end"/>
+        </w:r>
+      </w:hyperlink>
+    </w:p>
+    <w:p>
+      <w:pPr>
+        <w:pStyle w:val="TJ3"/>
+        <w:tabs>
+          <w:tab w:val="right" w:leader="dot" w:pos="9062"/>
+        </w:tabs>
+        <w:rPr>
+          <w:rFonts w:cstheme="minorBidi"/>
+          <w:noProof/>
+        </w:rPr>
+      </w:pPr>
+      <w:hyperlink w:anchor="_Toc194301956" w:history="1">
+        <w:r>
+          <w:rPr>
+            <w:rStyle w:val="Hiperhivatkozs"/>
+            <w:noProof/>
+          </w:rPr>
+          <w:t>HttpClient konfiguráció</w:t>
+        </w:r>
+        <w:r>
+          <w:rPr>
+            <w:noProof/>
+            <w:webHidden/>
+          </w:rPr>
+          <w:tab/>
+        </w:r>
+        <w:r>
+          <w:rPr>
+            <w:noProof/>
+            <w:webHidden/>
+          </w:rPr>
+          <w:fldChar w:fldCharType="begin"/>
+        </w:r>
+        <w:r>
+          <w:rPr>
+            <w:noProof/>
+            <w:webHidden/>
+          </w:rPr>
+          <w:instrText xml:space="preserve"> PAGEREF _Toc194301956 \h </w:instrText>
+        </w:r>
+        <w:r>
+          <w:rPr>
+            <w:noProof/>
+            <w:webHidden/>
+          </w:rPr>
+        </w:r>
+        <w:r>
+          <w:rPr>
+            <w:noProof/>
+            <w:webHidden/>
+          </w:rPr>
+          <w:fldChar w:fldCharType="separate"/>
+        </w:r>
+        <w:r>
+          <w:rPr>
+            <w:noProof/>
+            <w:webHidden/>
+          </w:rPr>
+          <w:t>8</w:t>
+        </w:r>
+        <w:r>
+          <w:rPr>
+            <w:noProof/>
+            <w:webHidden/>
+          </w:rPr>
+          <w:fldChar w:fldCharType="end"/>
+        </w:r>
+      </w:hyperlink>
+    </w:p>
+    <w:p>
+      <w:pPr>
+        <w:pStyle w:val="TJ3"/>
+        <w:tabs>
+          <w:tab w:val="right" w:leader="dot" w:pos="9062"/>
+        </w:tabs>
+        <w:rPr>
+          <w:rFonts w:cstheme="minorBidi"/>
+          <w:noProof/>
+        </w:rPr>
+      </w:pPr>
+      <w:hyperlink w:anchor="_Toc194301957" w:history="1">
+        <w:r>
+          <w:rPr>
+            <w:rStyle w:val="Hiperhivatkozs"/>
+            <w:noProof/>
+          </w:rPr>
+          <w:t>Főbb API végpontok</w:t>
+        </w:r>
+        <w:r>
+          <w:rPr>
+            <w:noProof/>
+            <w:webHidden/>
+          </w:rPr>
+          <w:tab/>
+        </w:r>
+        <w:r>
+          <w:rPr>
+            <w:noProof/>
+            <w:webHidden/>
+          </w:rPr>
+          <w:fldChar w:fldCharType="begin"/>
+        </w:r>
+        <w:r>
+          <w:rPr>
+            <w:noProof/>
+            <w:webHidden/>
+          </w:rPr>
+          <w:instrText xml:space="preserve"> PAGEREF _Toc194301957 \h </w:instrText>
+        </w:r>
+        <w:r>
+          <w:rPr>
+            <w:noProof/>
+            <w:webHidden/>
+          </w:rPr>
+        </w:r>
+        <w:r>
+          <w:rPr>
+            <w:noProof/>
+            <w:webHidden/>
+          </w:rPr>
+          <w:fldChar w:fldCharType="separate"/>
+        </w:r>
+        <w:r>
+          <w:rPr>
+            <w:noProof/>
+            <w:webHidden/>
+          </w:rPr>
+          <w:t>9</w:t>
+        </w:r>
+        <w:r>
+          <w:rPr>
+            <w:noProof/>
+            <w:webHidden/>
+          </w:rPr>
+          <w:fldChar w:fldCharType="end"/>
+        </w:r>
+      </w:hyperlink>
+    </w:p>
+    <w:p>
+      <w:pPr>
+        <w:pStyle w:val="TJ2"/>
+        <w:tabs>
+          <w:tab w:val="right" w:leader="dot" w:pos="9062"/>
+        </w:tabs>
+        <w:rPr>
+          <w:rFonts w:cstheme="minorBidi"/>
+          <w:noProof/>
+        </w:rPr>
+      </w:pPr>
+      <w:hyperlink w:anchor="_Toc194301958" w:history="1">
+        <w:r>
+          <w:rPr>
+            <w:rStyle w:val="Hiperhivatkozs"/>
+            <w:noProof/>
+          </w:rPr>
+          <w:t>Hibakezelés</w:t>
+        </w:r>
+        <w:r>
+          <w:rPr>
+            <w:noProof/>
+            <w:webHidden/>
+          </w:rPr>
+          <w:tab/>
+        </w:r>
+        <w:r>
+          <w:rPr>
+            <w:noProof/>
+            <w:webHidden/>
+          </w:rPr>
+          <w:fldChar w:fldCharType="begin"/>
+        </w:r>
+        <w:r>
+          <w:rPr>
+            <w:noProof/>
+            <w:webHidden/>
+          </w:rPr>
+          <w:instrText xml:space="preserve"> PAGEREF _Toc194301958 \h </w:instrText>
+        </w:r>
+        <w:r>
+          <w:rPr>
+            <w:noProof/>
+            <w:webHidden/>
+          </w:rPr>
+        </w:r>
+        <w:r>
+          <w:rPr>
+            <w:noProof/>
+            <w:webHidden/>
+          </w:rPr>
+          <w:fldChar w:fldCharType="separate"/>
+        </w:r>
+        <w:r>
+          <w:rPr>
+            <w:noProof/>
+            <w:webHidden/>
+          </w:rPr>
+          <w:t>9</w:t>
+        </w:r>
+        <w:r>
+          <w:rPr>
+            <w:noProof/>
+            <w:webHidden/>
+          </w:rPr>
+          <w:fldChar w:fldCharType="end"/>
+        </w:r>
+      </w:hyperlink>
+    </w:p>
+    <w:p>
+      <w:pPr>
+        <w:pStyle w:val="TJ2"/>
+        <w:tabs>
+          <w:tab w:val="right" w:leader="dot" w:pos="9062"/>
+        </w:tabs>
+        <w:rPr>
+          <w:rFonts w:cstheme="minorBidi"/>
+          <w:noProof/>
+        </w:rPr>
+      </w:pPr>
+      <w:hyperlink w:anchor="_Toc194301959" w:history="1">
+        <w:r>
+          <w:rPr>
+            <w:rStyle w:val="Hiperhivatkozs"/>
+            <w:noProof/>
+          </w:rPr>
+          <w:t>Jövőbeli fejlesztési lehetőségek</w:t>
+        </w:r>
+        <w:r>
+          <w:rPr>
+            <w:noProof/>
+            <w:webHidden/>
+          </w:rPr>
+          <w:tab/>
+        </w:r>
+        <w:r>
+          <w:rPr>
+            <w:noProof/>
+            <w:webHidden/>
+          </w:rPr>
+          <w:fldChar w:fldCharType="begin"/>
+        </w:r>
+        <w:r>
+          <w:rPr>
+            <w:noProof/>
+            <w:webHidden/>
+          </w:rPr>
+          <w:instrText xml:space="preserve"> PAGEREF _Toc194301959 \h </w:instrText>
+        </w:r>
+        <w:r>
+          <w:rPr>
+            <w:noProof/>
+            <w:webHidden/>
+          </w:rPr>
+        </w:r>
+        <w:r>
+          <w:rPr>
+            <w:noProof/>
+            <w:webHidden/>
+          </w:rPr>
+          <w:fldChar w:fldCharType="separate"/>
+        </w:r>
+        <w:r>
+          <w:rPr>
+            <w:noProof/>
+            <w:webHidden/>
+          </w:rPr>
+          <w:t>10</w:t>
+        </w:r>
+        <w:r>
+          <w:rPr>
+            <w:noProof/>
+            <w:webHidden/>
+          </w:rPr>
+          <w:fldChar w:fldCharType="end"/>
+        </w:r>
+      </w:hyperlink>
+    </w:p>
+    <w:p>
+      <w:pPr>
+        <w:pStyle w:val="TJ3"/>
+        <w:tabs>
+          <w:tab w:val="right" w:leader="dot" w:pos="9062"/>
+        </w:tabs>
+        <w:rPr>
+          <w:rFonts w:cstheme="minorBidi"/>
+          <w:noProof/>
+        </w:rPr>
+      </w:pPr>
+      <w:hyperlink w:anchor="_Toc194301960" w:history="1">
+        <w:r>
+          <w:rPr>
+            <w:rStyle w:val="Hiperhivatkozs"/>
+            <w:noProof/>
+          </w:rPr>
+          <w:t>1. Architektúra javítása</w:t>
+        </w:r>
+        <w:r>
+          <w:rPr>
+            <w:noProof/>
+            <w:webHidden/>
+          </w:rPr>
+          <w:tab/>
+        </w:r>
+        <w:r>
+          <w:rPr>
+            <w:noProof/>
+            <w:webHidden/>
+          </w:rPr>
+          <w:fldChar w:fldCharType="begin"/>
+        </w:r>
+        <w:r>
+          <w:rPr>
+            <w:noProof/>
+            <w:webHidden/>
+          </w:rPr>
+          <w:instrText xml:space="preserve"> PAGEREF _Toc194301960 \h </w:instrText>
+        </w:r>
+        <w:r>
+          <w:rPr>
+            <w:noProof/>
+            <w:webHidden/>
+          </w:rPr>
+        </w:r>
+        <w:r>
+          <w:rPr>
+            <w:noProof/>
+            <w:webHidden/>
+          </w:rPr>
+          <w:fldChar w:fldCharType="separate"/>
+        </w:r>
+        <w:r>
+          <w:rPr>
+            <w:noProof/>
+            <w:webHidden/>
+          </w:rPr>
+          <w:t>10</w:t>
+        </w:r>
+        <w:r>
+          <w:rPr>
+            <w:noProof/>
+            <w:webHidden/>
+          </w:rPr>
+          <w:fldChar w:fldCharType="end"/>
+        </w:r>
+      </w:hyperlink>
+    </w:p>
+    <w:p>
+      <w:pPr>
+        <w:pStyle w:val="TJ3"/>
+        <w:tabs>
+          <w:tab w:val="right" w:leader="dot" w:pos="9062"/>
+        </w:tabs>
+        <w:rPr>
+          <w:rFonts w:cstheme="minorBidi"/>
+          <w:noProof/>
+        </w:rPr>
+      </w:pPr>
+      <w:hyperlink w:anchor="_Toc194301961" w:history="1">
+        <w:r>
+          <w:rPr>
+            <w:rStyle w:val="Hiperhivatkozs"/>
+            <w:noProof/>
+          </w:rPr>
+          <w:t>2. Funkcionalitás bővítése</w:t>
+        </w:r>
+        <w:r>
+          <w:rPr>
+            <w:noProof/>
+            <w:webHidden/>
+          </w:rPr>
+          <w:tab/>
+        </w:r>
+        <w:r>
+          <w:rPr>
+            <w:noProof/>
+            <w:webHidden/>
+          </w:rPr>
+          <w:fldChar w:fldCharType="begin"/>
+        </w:r>
+        <w:r>
+          <w:rPr>
+            <w:noProof/>
+            <w:webHidden/>
+          </w:rPr>
+          <w:instrText xml:space="preserve"> PAGEREF _Toc194301961 \h </w:instrText>
+        </w:r>
+        <w:r>
+          <w:rPr>
+            <w:noProof/>
+            <w:webHidden/>
+          </w:rPr>
+        </w:r>
+        <w:r>
+          <w:rPr>
+            <w:noProof/>
+            <w:webHidden/>
+          </w:rPr>
+          <w:fldChar w:fldCharType="separate"/>
+        </w:r>
+        <w:r>
+          <w:rPr>
+            <w:noProof/>
+            <w:webHidden/>
+          </w:rPr>
+          <w:t>10</w:t>
+        </w:r>
+        <w:r>
+          <w:rPr>
+            <w:noProof/>
+            <w:webHidden/>
+          </w:rPr>
+          <w:fldChar w:fldCharType="end"/>
+        </w:r>
+      </w:hyperlink>
+    </w:p>
+    <w:p>
+      <w:pPr>
+        <w:pStyle w:val="TJ3"/>
+        <w:tabs>
+          <w:tab w:val="right" w:leader="dot" w:pos="9062"/>
+        </w:tabs>
+        <w:rPr>
+          <w:rFonts w:cstheme="minorBidi"/>
+          <w:noProof/>
+        </w:rPr>
+      </w:pPr>
+      <w:hyperlink w:anchor="_Toc194301962" w:history="1">
+        <w:r>
+          <w:rPr>
+            <w:rStyle w:val="Hiperhivatkozs"/>
+            <w:noProof/>
+          </w:rPr>
+          <w:t>3. Technikai fejlesztések</w:t>
+        </w:r>
+        <w:r>
+          <w:rPr>
+            <w:noProof/>
+            <w:webHidden/>
+          </w:rPr>
+          <w:tab/>
+        </w:r>
+        <w:r>
+          <w:rPr>
+            <w:noProof/>
+            <w:webHidden/>
+          </w:rPr>
+          <w:fldChar w:fldCharType="begin"/>
+        </w:r>
+        <w:r>
+          <w:rPr>
+            <w:noProof/>
+            <w:webHidden/>
+          </w:rPr>
+          <w:instrText xml:space="preserve"> PAGEREF _Toc194301962 \h </w:instrText>
+        </w:r>
+        <w:r>
+          <w:rPr>
+            <w:noProof/>
+            <w:webHidden/>
+          </w:rPr>
+        </w:r>
+        <w:r>
+          <w:rPr>
+            <w:noProof/>
+            <w:webHidden/>
+          </w:rPr>
+          <w:fldChar w:fldCharType="separate"/>
+        </w:r>
+        <w:r>
+          <w:rPr>
+            <w:noProof/>
+            <w:webHidden/>
+          </w:rPr>
+          <w:t>10</w:t>
+        </w:r>
+        <w:r>
+          <w:rPr>
+            <w:noProof/>
+            <w:webHidden/>
+          </w:rPr>
+          <w:fldChar w:fldCharType="end"/>
+        </w:r>
+      </w:hyperlink>
+    </w:p>
+    <w:p>
+      <w:pPr>
+        <w:pStyle w:val="TJ3"/>
+        <w:tabs>
+          <w:tab w:val="right" w:leader="dot" w:pos="9062"/>
+        </w:tabs>
+        <w:rPr>
+          <w:rFonts w:cstheme="minorBidi"/>
+          <w:noProof/>
+        </w:rPr>
+      </w:pPr>
+      <w:hyperlink w:anchor="_Toc194301963" w:history="1">
+        <w:r>
+          <w:rPr>
+            <w:rStyle w:val="Hiperhivatkozs"/>
+            <w:noProof/>
+          </w:rPr>
+          <w:t>4. UI/UX fejlesztések</w:t>
+        </w:r>
+        <w:r>
+          <w:rPr>
+            <w:noProof/>
+            <w:webHidden/>
+          </w:rPr>
+          <w:tab/>
+        </w:r>
+        <w:r>
+          <w:rPr>
+            <w:noProof/>
+            <w:webHidden/>
+          </w:rPr>
+          <w:fldChar w:fldCharType="begin"/>
+        </w:r>
+        <w:r>
+          <w:rPr>
+            <w:noProof/>
+            <w:webHidden/>
+          </w:rPr>
+          <w:instrText xml:space="preserve"> PAGEREF _Toc194301963 \h </w:instrText>
+        </w:r>
+        <w:r>
+          <w:rPr>
+            <w:noProof/>
+            <w:webHidden/>
+          </w:rPr>
+        </w:r>
+        <w:r>
+          <w:rPr>
+            <w:noProof/>
+            <w:webHidden/>
+          </w:rPr>
+          <w:fldChar w:fldCharType="separate"/>
+        </w:r>
+        <w:r>
+          <w:rPr>
+            <w:noProof/>
+            <w:webHidden/>
+          </w:rPr>
+          <w:t>11</w:t>
+        </w:r>
+        <w:r>
+          <w:rPr>
+            <w:noProof/>
+            <w:webHidden/>
+          </w:rPr>
+          <w:fldChar w:fldCharType="end"/>
+        </w:r>
+      </w:hyperlink>
+    </w:p>
+    <w:p>
+      <w:pPr>
+        <w:pStyle w:val="Cmsor1"/>
+      </w:pPr>
+      <w:r>
+        <w:fldChar w:fldCharType="end"/>
+      </w:r>
+    </w:p>
+    <w:p>
+      <w:pPr>
+        <w:rPr>
+          <w:rFonts w:asciiTheme="majorHAnsi" w:eastAsiaTheme="majorEastAsia" w:hAnsiTheme="majorHAnsi" w:cstheme="majorBidi"/>
+          <w:color w:val="2F5496" w:themeColor="accent1" w:themeShade="BF"/>
+          <w:sz w:val="32"/>
+          <w:szCs w:val="32"/>
+        </w:rPr>
+      </w:pPr>
+      <w:r>
+        <w:br w:type="page"/>
+      </w:r>
+    </w:p>
+    <w:p>
+      <w:pPr>
+        <w:pStyle w:val="Cmsor1"/>
+      </w:pPr>
+    </w:p>
+    <w:p>
+      <w:pPr>
+        <w:pStyle w:val="Cmsor2"/>
+      </w:pPr>
+      <w:bookmarkStart w:id="2" w:name="_Toc194301939"/>
+      <w:r>
+        <w:t>Bevezetés</w:t>
+      </w:r>
+      <w:bookmarkEnd w:id="2"/>
+    </w:p>
+    <w:p>
+      <w:pPr>
+        <w:pStyle w:val="NormlWeb"/>
+      </w:pPr>
+      <w:r>
+        <w:t xml:space="preserve">A </w:t>
+      </w:r>
+      <w:proofErr w:type="spellStart"/>
+      <w:r>
+        <w:t>PMproject</w:t>
+      </w:r>
+      <w:proofErr w:type="spellEnd"/>
+      <w:r>
+        <w:t xml:space="preserve"> </w:t>
+      </w:r>
+      <w:proofErr w:type="spellStart"/>
+      <w:r>
+        <w:t>Admin</w:t>
+      </w:r>
+      <w:proofErr w:type="spellEnd"/>
+      <w:r>
+        <w:t xml:space="preserve"> Panel egy WPF alapú adminisztrációs alkalmazás, amely lehetővé teszi az adminisztrátorok számára a háttérrendszer felügyeletét és kezelését. Az alkalmazás kifejezetten adminisztrátorok számára készült, és megfelelő jogosultságokkal rendelkező felhasználók számára érhető el.</w:t>
+      </w:r>
+    </w:p>
+    <w:p>
+      <w:pPr>
+        <w:pStyle w:val="NormlWeb"/>
+      </w:pPr>
+      <w:r>
+        <w:t>Az alkalmazás a következő fő funkciókat biztosítja:</w:t>
+      </w:r>
+    </w:p>
+    <w:p>
+      <w:pPr>
+        <w:numPr>
+          <w:ilvl w:val="0"/>
+          <w:numId w:val="3"/>
+        </w:numPr>
+        <w:spacing w:before="100" w:beforeAutospacing="1" w:after="100" w:afterAutospacing="1" w:line="240" w:lineRule="auto"/>
+      </w:pPr>
+      <w:r>
+        <w:t>Felhasználók kezelése</w:t>
+      </w:r>
+    </w:p>
+    <w:p>
+      <w:pPr>
+        <w:numPr>
+          <w:ilvl w:val="0"/>
+          <w:numId w:val="3"/>
+        </w:numPr>
+        <w:spacing w:before="100" w:beforeAutospacing="1" w:after="100" w:afterAutospacing="1" w:line="240" w:lineRule="auto"/>
+      </w:pPr>
+      <w:r>
+        <w:t>Posztok kezelése</w:t>
+      </w:r>
+    </w:p>
+    <w:p>
+      <w:pPr>
+        <w:numPr>
+          <w:ilvl w:val="0"/>
+          <w:numId w:val="3"/>
+        </w:numPr>
+        <w:spacing w:before="100" w:beforeAutospacing="1" w:after="100" w:afterAutospacing="1" w:line="240" w:lineRule="auto"/>
+      </w:pPr>
+      <w:r>
+        <w:t>Edzőtermek (helyek) kezelése</w:t>
+      </w:r>
+    </w:p>
+    <w:p>
+      <w:pPr>
+        <w:numPr>
+          <w:ilvl w:val="0"/>
+          <w:numId w:val="3"/>
+        </w:numPr>
+        <w:spacing w:before="100" w:beforeAutospacing="1" w:after="100" w:afterAutospacing="1" w:line="240" w:lineRule="auto"/>
+      </w:pPr>
+      <w:r>
+        <w:t>Üzenetküldés felhasználóknak</w:t>
+      </w:r>
+    </w:p>
+    <w:p>
+      <w:pPr>
+        <w:pStyle w:val="Cmsor2"/>
+      </w:pPr>
+      <w:bookmarkStart w:id="3" w:name="_Toc194301940"/>
+      <w:r>
+        <w:t>Rendszerkövetelmények</w:t>
+      </w:r>
+      <w:bookmarkEnd w:id="3"/>
+    </w:p>
+    <w:p>
+      <w:pPr>
+        <w:numPr>
+          <w:ilvl w:val="0"/>
+          <w:numId w:val="4"/>
+        </w:numPr>
+        <w:spacing w:before="100" w:beforeAutospacing="1" w:after="100" w:afterAutospacing="1" w:line="240" w:lineRule="auto"/>
+      </w:pPr>
+      <w:r>
+        <w:rPr>
+          <w:rStyle w:val="Kiemels2"/>
+        </w:rPr>
+        <w:t>Platform</w:t>
+      </w:r>
+      <w:r>
+        <w:t>: Windows (WPF alkalmazás)</w:t>
+      </w:r>
+    </w:p>
+    <w:p>
+      <w:pPr>
+        <w:numPr>
+          <w:ilvl w:val="0"/>
+          <w:numId w:val="4"/>
+        </w:numPr>
+        <w:spacing w:before="100" w:beforeAutospacing="1" w:after="100" w:afterAutospacing="1" w:line="240" w:lineRule="auto"/>
+      </w:pPr>
+      <w:r>
+        <w:rPr>
+          <w:rStyle w:val="Kiemels2"/>
+        </w:rPr>
+        <w:t>Keretrendszer</w:t>
+      </w:r>
+      <w:r>
+        <w:t>: .NET Framework</w:t>
+      </w:r>
+    </w:p>
+    <w:p>
+      <w:pPr>
+        <w:numPr>
+          <w:ilvl w:val="0"/>
+          <w:numId w:val="4"/>
+        </w:numPr>
+        <w:spacing w:before="100" w:beforeAutospacing="1" w:after="100" w:afterAutospacing="1" w:line="240" w:lineRule="auto"/>
+      </w:pPr>
+      <w:r>
+        <w:rPr>
+          <w:rStyle w:val="Kiemels2"/>
+        </w:rPr>
+        <w:t>Külső függőségek</w:t>
+      </w:r>
+      <w:r>
+        <w:t xml:space="preserve">: </w:t>
+      </w:r>
+    </w:p>
+    <w:p>
+      <w:pPr>
+        <w:numPr>
+          <w:ilvl w:val="1"/>
+          <w:numId w:val="4"/>
+        </w:numPr>
+        <w:spacing w:before="100" w:beforeAutospacing="1" w:after="100" w:afterAutospacing="1" w:line="240" w:lineRule="auto"/>
+      </w:pPr>
+      <w:proofErr w:type="spellStart"/>
+      <w:r>
+        <w:t>Newtonsoft.Json</w:t>
+      </w:r>
+      <w:proofErr w:type="spellEnd"/>
+      <w:r>
+        <w:t xml:space="preserve"> - JSON adatok kezelésére</w:t>
+      </w:r>
+    </w:p>
+    <w:p>
+      <w:pPr>
+        <w:numPr>
+          <w:ilvl w:val="1"/>
+          <w:numId w:val="4"/>
+        </w:numPr>
+        <w:spacing w:before="100" w:beforeAutospacing="1" w:after="100" w:afterAutospacing="1" w:line="240" w:lineRule="auto"/>
+      </w:pPr>
+      <w:proofErr w:type="spellStart"/>
+      <w:r>
+        <w:t>System.IdentityModel.Tokens.Jwt</w:t>
+      </w:r>
+      <w:proofErr w:type="spellEnd"/>
+      <w:r>
+        <w:t xml:space="preserve"> - JWT </w:t>
+      </w:r>
+      <w:proofErr w:type="spellStart"/>
+      <w:r>
+        <w:t>tokenek</w:t>
+      </w:r>
+      <w:proofErr w:type="spellEnd"/>
+      <w:r>
+        <w:t xml:space="preserve"> kezelésére</w:t>
+      </w:r>
+    </w:p>
+    <w:p>
+      <w:pPr>
+        <w:numPr>
+          <w:ilvl w:val="0"/>
+          <w:numId w:val="4"/>
+        </w:numPr>
+        <w:spacing w:before="100" w:beforeAutospacing="1" w:after="100" w:afterAutospacing="1" w:line="240" w:lineRule="auto"/>
+      </w:pPr>
+      <w:r>
+        <w:rPr>
+          <w:rStyle w:val="Kiemels2"/>
+        </w:rPr>
+        <w:t>Háttérrendszer</w:t>
+      </w:r>
+      <w:r>
+        <w:t xml:space="preserve">: </w:t>
+      </w:r>
+      <w:proofErr w:type="spellStart"/>
+      <w:r>
+        <w:t>RESTful</w:t>
+      </w:r>
+      <w:proofErr w:type="spellEnd"/>
+      <w:r>
+        <w:t xml:space="preserve"> API (https://localhost:7285/)</w:t>
+      </w:r>
+    </w:p>
+    <w:p>
+      <w:pPr>
+        <w:pStyle w:val="Cmsor2"/>
+      </w:pPr>
+      <w:bookmarkStart w:id="4" w:name="_Toc194301941"/>
+      <w:r>
+        <w:t>Architektúra</w:t>
+      </w:r>
+      <w:bookmarkEnd w:id="4"/>
+    </w:p>
+    <w:p>
+      <w:pPr>
+        <w:pStyle w:val="NormlWeb"/>
+      </w:pPr>
+      <w:r>
+        <w:t>Az alkalmazás kliens-szerver architektúrát követ:</w:t>
+      </w:r>
+    </w:p>
+    <w:p>
+      <w:pPr>
+        <w:numPr>
+          <w:ilvl w:val="0"/>
+          <w:numId w:val="5"/>
+        </w:numPr>
+        <w:spacing w:before="100" w:beforeAutospacing="1" w:after="100" w:afterAutospacing="1" w:line="240" w:lineRule="auto"/>
+      </w:pPr>
+      <w:r>
+        <w:rPr>
+          <w:rStyle w:val="Kiemels2"/>
+        </w:rPr>
+        <w:t>Kliens réteg</w:t>
+      </w:r>
+      <w:r>
+        <w:t>: WPF felhasználói felület</w:t>
+      </w:r>
+    </w:p>
+    <w:p>
+      <w:pPr>
+        <w:numPr>
+          <w:ilvl w:val="0"/>
+          <w:numId w:val="5"/>
+        </w:numPr>
+        <w:spacing w:before="100" w:beforeAutospacing="1" w:after="100" w:afterAutospacing="1" w:line="240" w:lineRule="auto"/>
+      </w:pPr>
+      <w:r>
+        <w:rPr>
+          <w:rStyle w:val="Kiemels2"/>
+        </w:rPr>
+        <w:t>Kommunikációs réteg</w:t>
+      </w:r>
+      <w:r>
+        <w:t xml:space="preserve">: </w:t>
+      </w:r>
+      <w:proofErr w:type="spellStart"/>
+      <w:r>
+        <w:t>HttpClient</w:t>
+      </w:r>
+      <w:proofErr w:type="spellEnd"/>
+      <w:r>
+        <w:t xml:space="preserve"> osztály a REST API-</w:t>
+      </w:r>
+      <w:proofErr w:type="spellStart"/>
+      <w:r>
+        <w:t>val</w:t>
+      </w:r>
+      <w:proofErr w:type="spellEnd"/>
+      <w:r>
+        <w:t xml:space="preserve"> való kommunikációhoz</w:t>
+      </w:r>
+    </w:p>
+    <w:p>
+      <w:pPr>
+        <w:numPr>
+          <w:ilvl w:val="0"/>
+          <w:numId w:val="5"/>
+        </w:numPr>
+        <w:spacing w:before="100" w:beforeAutospacing="1" w:after="100" w:afterAutospacing="1" w:line="240" w:lineRule="auto"/>
+      </w:pPr>
+      <w:r>
+        <w:rPr>
+          <w:rStyle w:val="Kiemels2"/>
+        </w:rPr>
+        <w:t>Adatréteg</w:t>
+      </w:r>
+      <w:r>
+        <w:t>: DTO osztályok a szervertől kapott adatok kezelésére</w:t>
+      </w:r>
+    </w:p>
+    <w:p>
+      <w:pPr>
+        <w:pStyle w:val="NormlWeb"/>
+      </w:pPr>
+      <w:r>
+        <w:t>Az alkalmazás MVVM (</w:t>
+      </w:r>
+      <w:proofErr w:type="spellStart"/>
+      <w:r>
+        <w:t>Model-View-ViewModel</w:t>
+      </w:r>
+      <w:proofErr w:type="spellEnd"/>
+      <w:r>
+        <w:t xml:space="preserve">) mintát követ részlegesen, bár a teljes szeparáció nincs megvalósítva (a kód </w:t>
+      </w:r>
+      <w:proofErr w:type="spellStart"/>
+      <w:r>
+        <w:t>behind-first</w:t>
+      </w:r>
+      <w:proofErr w:type="spellEnd"/>
+      <w:r>
+        <w:t xml:space="preserve"> megközelítést alkalmaz).</w:t>
+      </w:r>
+    </w:p>
+    <w:p>
+      <w:pPr>
+        <w:pStyle w:val="Cmsor2"/>
+      </w:pPr>
+      <w:bookmarkStart w:id="5" w:name="_Toc194301942"/>
+      <w:r>
+        <w:t>Alkalmazás funkciói</w:t>
+      </w:r>
+      <w:bookmarkEnd w:id="5"/>
+    </w:p>
+    <w:p>
+      <w:pPr>
+        <w:pStyle w:val="Cmsor3"/>
+      </w:pPr>
+      <w:bookmarkStart w:id="6" w:name="_Toc194301943"/>
+      <w:r>
+        <w:t>1. Bejelentkezés és hitelesítés</w:t>
+      </w:r>
+      <w:bookmarkEnd w:id="6"/>
+    </w:p>
+    <w:p>
+      <w:pPr>
+        <w:pStyle w:val="NormlWeb"/>
+      </w:pPr>
+      <w:r>
+        <w:t xml:space="preserve">Az alkalmazás JWT (JSON Web </w:t>
+      </w:r>
+      <w:proofErr w:type="spellStart"/>
+      <w:r>
+        <w:t>Token</w:t>
+      </w:r>
+      <w:proofErr w:type="spellEnd"/>
+      <w:r>
+        <w:t>) alapú hitelesítést használ. A bejelentkezéskor:</w:t>
+      </w:r>
+    </w:p>
+    <w:p>
+      <w:pPr>
+        <w:numPr>
+          <w:ilvl w:val="0"/>
+          <w:numId w:val="6"/>
+        </w:numPr>
+        <w:spacing w:before="100" w:beforeAutospacing="1" w:after="100" w:afterAutospacing="1" w:line="240" w:lineRule="auto"/>
+      </w:pPr>
+      <w:r>
+        <w:t>Felhasználónév és jelszó elkérése</w:t>
+      </w:r>
+    </w:p>
+    <w:p>
+      <w:pPr>
+        <w:numPr>
+          <w:ilvl w:val="0"/>
+          <w:numId w:val="6"/>
+        </w:numPr>
+        <w:spacing w:before="100" w:beforeAutospacing="1" w:after="100" w:afterAutospacing="1" w:line="240" w:lineRule="auto"/>
+      </w:pPr>
+      <w:proofErr w:type="spellStart"/>
+      <w:r>
+        <w:t>Autentikációs</w:t>
+      </w:r>
+      <w:proofErr w:type="spellEnd"/>
+      <w:r>
+        <w:t xml:space="preserve"> kérés küldése a szervernek</w:t>
+      </w:r>
+    </w:p>
+    <w:p>
+      <w:pPr>
+        <w:numPr>
+          <w:ilvl w:val="0"/>
+          <w:numId w:val="6"/>
+        </w:numPr>
+        <w:spacing w:before="100" w:beforeAutospacing="1" w:after="100" w:afterAutospacing="1" w:line="240" w:lineRule="auto"/>
+      </w:pPr>
+      <w:r>
+        <w:t xml:space="preserve">JWT </w:t>
+      </w:r>
+      <w:proofErr w:type="spellStart"/>
+      <w:r>
+        <w:t>token</w:t>
+      </w:r>
+      <w:proofErr w:type="spellEnd"/>
+      <w:r>
+        <w:t xml:space="preserve"> fogadása és tárolása</w:t>
+      </w:r>
+    </w:p>
+    <w:p>
+      <w:pPr>
+        <w:numPr>
+          <w:ilvl w:val="0"/>
+          <w:numId w:val="6"/>
+        </w:numPr>
+        <w:spacing w:before="100" w:beforeAutospacing="1" w:after="100" w:afterAutospacing="1" w:line="240" w:lineRule="auto"/>
+      </w:pPr>
+      <w:proofErr w:type="spellStart"/>
+      <w:r>
+        <w:t>Token</w:t>
+      </w:r>
+      <w:proofErr w:type="spellEnd"/>
+      <w:r>
+        <w:t xml:space="preserve"> alapú jogosultságellenőrzés (</w:t>
+      </w:r>
+      <w:proofErr w:type="spellStart"/>
+      <w:r>
+        <w:t>Admin</w:t>
+      </w:r>
+      <w:proofErr w:type="spellEnd"/>
+      <w:r>
+        <w:t xml:space="preserve"> szerepkör)</w:t>
+      </w:r>
+    </w:p>
+    <w:p>
+      <w:pPr>
+        <w:pStyle w:val="Cmsor3"/>
+      </w:pPr>
+      <w:bookmarkStart w:id="7" w:name="_Toc194301944"/>
+      <w:r>
+        <w:t>2. Posztok kezelése</w:t>
+      </w:r>
+      <w:bookmarkEnd w:id="7"/>
+    </w:p>
+    <w:p>
+      <w:pPr>
+        <w:pStyle w:val="NormlWeb"/>
+      </w:pPr>
+      <w:r>
+        <w:lastRenderedPageBreak/>
+        <w:t>Funkciók:</w:t>
+      </w:r>
+    </w:p>
+    <w:p>
+      <w:pPr>
+        <w:numPr>
+          <w:ilvl w:val="0"/>
+          <w:numId w:val="7"/>
+        </w:numPr>
+        <w:spacing w:before="100" w:beforeAutospacing="1" w:after="100" w:afterAutospacing="1" w:line="240" w:lineRule="auto"/>
+      </w:pPr>
+      <w:r>
+        <w:t>Posztok listázása</w:t>
+      </w:r>
+    </w:p>
+    <w:p>
+      <w:pPr>
+        <w:numPr>
+          <w:ilvl w:val="0"/>
+          <w:numId w:val="7"/>
+        </w:numPr>
+        <w:spacing w:before="100" w:beforeAutospacing="1" w:after="100" w:afterAutospacing="1" w:line="240" w:lineRule="auto"/>
+      </w:pPr>
+      <w:r>
+        <w:t>Posztok törlése</w:t>
+      </w:r>
+    </w:p>
+    <w:p>
+      <w:pPr>
+        <w:numPr>
+          <w:ilvl w:val="0"/>
+          <w:numId w:val="7"/>
+        </w:numPr>
+        <w:spacing w:before="100" w:beforeAutospacing="1" w:after="100" w:afterAutospacing="1" w:line="240" w:lineRule="auto"/>
+      </w:pPr>
+      <w:r>
+        <w:t>Felhasználónevek megjelenítése a posztokhoz kapcsolódóan</w:t>
+      </w:r>
+    </w:p>
+    <w:p>
+      <w:pPr>
+        <w:numPr>
+          <w:ilvl w:val="0"/>
+          <w:numId w:val="7"/>
+        </w:numPr>
+        <w:spacing w:before="100" w:beforeAutospacing="1" w:after="100" w:afterAutospacing="1" w:line="240" w:lineRule="auto"/>
+      </w:pPr>
+      <w:r>
+        <w:t>Képek megjelenítése (Base64 kódolással)</w:t>
+      </w:r>
+    </w:p>
+    <w:p>
+      <w:pPr>
+        <w:pStyle w:val="Cmsor3"/>
+      </w:pPr>
+      <w:bookmarkStart w:id="8" w:name="_Toc194301945"/>
+      <w:r>
+        <w:t>3. Edzőtermek kezelése</w:t>
+      </w:r>
+      <w:bookmarkEnd w:id="8"/>
+    </w:p>
+    <w:p>
+      <w:pPr>
+        <w:pStyle w:val="NormlWeb"/>
+      </w:pPr>
+      <w:r>
+        <w:t>Funkciók:</w:t>
+      </w:r>
+    </w:p>
+    <w:p>
+      <w:pPr>
+        <w:numPr>
+          <w:ilvl w:val="0"/>
+          <w:numId w:val="8"/>
+        </w:numPr>
+        <w:spacing w:before="100" w:beforeAutospacing="1" w:after="100" w:afterAutospacing="1" w:line="240" w:lineRule="auto"/>
+      </w:pPr>
+      <w:r>
+        <w:t>Edzőtermek listázása</w:t>
+      </w:r>
+    </w:p>
+    <w:p>
+      <w:pPr>
+        <w:numPr>
+          <w:ilvl w:val="0"/>
+          <w:numId w:val="8"/>
+        </w:numPr>
+        <w:spacing w:before="100" w:beforeAutospacing="1" w:after="100" w:afterAutospacing="1" w:line="240" w:lineRule="auto"/>
+      </w:pPr>
+      <w:r>
+        <w:t>Edzőtermek törlése</w:t>
+      </w:r>
+    </w:p>
+    <w:p>
+      <w:pPr>
+        <w:numPr>
+          <w:ilvl w:val="0"/>
+          <w:numId w:val="8"/>
+        </w:numPr>
+        <w:spacing w:before="100" w:beforeAutospacing="1" w:after="100" w:afterAutospacing="1" w:line="240" w:lineRule="auto"/>
+      </w:pPr>
+      <w:r>
+        <w:t>Edzőtermek adatainak módosítása (név, cím, leírás, stb.)</w:t>
+      </w:r>
+    </w:p>
+    <w:p>
+      <w:pPr>
+        <w:pStyle w:val="Cmsor3"/>
+      </w:pPr>
+      <w:bookmarkStart w:id="9" w:name="_Toc194301946"/>
+      <w:r>
+        <w:t>4. Felhasználók kezelése</w:t>
+      </w:r>
+      <w:bookmarkEnd w:id="9"/>
+    </w:p>
+    <w:p>
+      <w:pPr>
+        <w:pStyle w:val="NormlWeb"/>
+      </w:pPr>
+      <w:r>
+        <w:t>Funkciók:</w:t>
+      </w:r>
+    </w:p>
+    <w:p>
+      <w:pPr>
+        <w:numPr>
+          <w:ilvl w:val="0"/>
+          <w:numId w:val="9"/>
+        </w:numPr>
+        <w:spacing w:before="100" w:beforeAutospacing="1" w:after="100" w:afterAutospacing="1" w:line="240" w:lineRule="auto"/>
+      </w:pPr>
+      <w:r>
+        <w:t>Felhasználók listázása</w:t>
+      </w:r>
+    </w:p>
+    <w:p>
+      <w:pPr>
+        <w:numPr>
+          <w:ilvl w:val="0"/>
+          <w:numId w:val="9"/>
+        </w:numPr>
+        <w:spacing w:before="100" w:beforeAutospacing="1" w:after="100" w:afterAutospacing="1" w:line="240" w:lineRule="auto"/>
+      </w:pPr>
+      <w:r>
+        <w:t>Felhasználók törlése</w:t>
+      </w:r>
+    </w:p>
+    <w:p>
+      <w:pPr>
+        <w:numPr>
+          <w:ilvl w:val="0"/>
+          <w:numId w:val="9"/>
+        </w:numPr>
+        <w:spacing w:before="100" w:beforeAutospacing="1" w:after="100" w:afterAutospacing="1" w:line="240" w:lineRule="auto"/>
+      </w:pPr>
+      <w:r>
+        <w:t>Üzenetek küldése felhasználóknak</w:t>
+      </w:r>
+    </w:p>
+    <w:p>
+      <w:pPr>
+        <w:pStyle w:val="Cmsor2"/>
+      </w:pPr>
+      <w:bookmarkStart w:id="10" w:name="_Toc194301947"/>
+      <w:r>
+        <w:t>Osztálystruktúra</w:t>
+      </w:r>
+      <w:bookmarkEnd w:id="10"/>
+    </w:p>
+    <w:p>
+      <w:pPr>
+        <w:pStyle w:val="Cmsor3"/>
+      </w:pPr>
+      <w:bookmarkStart w:id="11" w:name="_Toc194301948"/>
+      <w:r>
+        <w:t>Fő osztályok:</w:t>
+      </w:r>
+      <w:bookmarkEnd w:id="11"/>
+    </w:p>
+    <w:p>
+      <w:pPr>
+        <w:pStyle w:val="Cmsor4"/>
+      </w:pPr>
+      <w:proofErr w:type="spellStart"/>
+      <w:r>
+        <w:t>MainWindow</w:t>
+      </w:r>
+      <w:proofErr w:type="spellEnd"/>
+    </w:p>
+    <w:p>
+      <w:pPr>
+        <w:pStyle w:val="NormlWeb"/>
+      </w:pPr>
+      <w:r>
+        <w:t>Ez az alkalmazás fő ablaka, ami a teljes alkalmazáslogikát tartalmazza. Felelős a:</w:t>
+      </w:r>
+    </w:p>
+    <w:p>
+      <w:pPr>
+        <w:numPr>
+          <w:ilvl w:val="0"/>
+          <w:numId w:val="10"/>
+        </w:numPr>
+        <w:spacing w:before="100" w:beforeAutospacing="1" w:after="100" w:afterAutospacing="1" w:line="240" w:lineRule="auto"/>
+      </w:pPr>
+      <w:r>
+        <w:t>Felhasználói felület kezeléséért</w:t>
+      </w:r>
+    </w:p>
+    <w:p>
+      <w:pPr>
+        <w:numPr>
+          <w:ilvl w:val="0"/>
+          <w:numId w:val="10"/>
+        </w:numPr>
+        <w:spacing w:before="100" w:beforeAutospacing="1" w:after="100" w:afterAutospacing="1" w:line="240" w:lineRule="auto"/>
+      </w:pPr>
+      <w:r>
+        <w:t>API kérések küldéséért</w:t>
+      </w:r>
+    </w:p>
+    <w:p>
+      <w:pPr>
+        <w:numPr>
+          <w:ilvl w:val="0"/>
+          <w:numId w:val="10"/>
+        </w:numPr>
+        <w:spacing w:before="100" w:beforeAutospacing="1" w:after="100" w:afterAutospacing="1" w:line="240" w:lineRule="auto"/>
+      </w:pPr>
+      <w:r>
+        <w:t>Adatok megjelenítéséért</w:t>
+      </w:r>
+    </w:p>
+    <w:p>
+      <w:pPr>
+        <w:numPr>
+          <w:ilvl w:val="0"/>
+          <w:numId w:val="10"/>
+        </w:numPr>
+        <w:spacing w:before="100" w:beforeAutospacing="1" w:after="100" w:afterAutospacing="1" w:line="240" w:lineRule="auto"/>
+      </w:pPr>
+      <w:r>
+        <w:t>Eseménykezelésért</w:t>
+      </w:r>
+    </w:p>
+    <w:p>
+      <w:pPr>
+        <w:pStyle w:val="Cmsor4"/>
+      </w:pPr>
+      <w:r>
+        <w:t xml:space="preserve">DTO (Data </w:t>
+      </w:r>
+      <w:proofErr w:type="spellStart"/>
+      <w:r>
+        <w:t>Transfer</w:t>
+      </w:r>
+      <w:proofErr w:type="spellEnd"/>
+      <w:r>
+        <w:t xml:space="preserve"> </w:t>
+      </w:r>
+      <w:proofErr w:type="spellStart"/>
+      <w:r>
+        <w:t>Objects</w:t>
+      </w:r>
+      <w:proofErr w:type="spellEnd"/>
+      <w:r>
+        <w:t>) osztályok</w:t>
+      </w:r>
+    </w:p>
+    <w:p>
+      <w:pPr>
+        <w:pStyle w:val="NormlWeb"/>
+      </w:pPr>
+      <w:r>
+        <w:t>Ezek az osztályok a szerver és kliens közötti adatátvitelt biztosítják:</w:t>
+      </w:r>
+    </w:p>
+    <w:p>
+      <w:pPr>
+        <w:numPr>
+          <w:ilvl w:val="0"/>
+          <w:numId w:val="11"/>
+        </w:numPr>
+        <w:spacing w:before="100" w:beforeAutospacing="1" w:after="100" w:afterAutospacing="1" w:line="240" w:lineRule="auto"/>
+      </w:pPr>
+      <w:proofErr w:type="spellStart"/>
+      <w:r>
+        <w:rPr>
+          <w:rStyle w:val="Kiemels2"/>
+        </w:rPr>
+        <w:t>LoginResponseDto</w:t>
+      </w:r>
+      <w:proofErr w:type="spellEnd"/>
+      <w:r>
+        <w:t>: Bejelentkezési válasz adatait tárolja (</w:t>
+      </w:r>
+      <w:proofErr w:type="spellStart"/>
+      <w:r>
+        <w:t>token</w:t>
+      </w:r>
+      <w:proofErr w:type="spellEnd"/>
+      <w:r>
+        <w:t>)</w:t>
+      </w:r>
+    </w:p>
+    <w:p>
+      <w:pPr>
+        <w:numPr>
+          <w:ilvl w:val="0"/>
+          <w:numId w:val="11"/>
+        </w:numPr>
+        <w:spacing w:before="100" w:beforeAutospacing="1" w:after="100" w:afterAutospacing="1" w:line="240" w:lineRule="auto"/>
+      </w:pPr>
+      <w:proofErr w:type="spellStart"/>
+      <w:r>
+        <w:rPr>
+          <w:rStyle w:val="Kiemels2"/>
+        </w:rPr>
+        <w:t>PostDto</w:t>
+      </w:r>
+      <w:proofErr w:type="spellEnd"/>
+      <w:r>
+        <w:t>: Posztok adatait tárolja (azonosító, cím, leírás, kép, stb.)</w:t>
+      </w:r>
+    </w:p>
+    <w:p>
+      <w:pPr>
+        <w:numPr>
+          <w:ilvl w:val="0"/>
+          <w:numId w:val="11"/>
+        </w:numPr>
+        <w:spacing w:before="100" w:beforeAutospacing="1" w:after="100" w:afterAutospacing="1" w:line="240" w:lineRule="auto"/>
+      </w:pPr>
+      <w:proofErr w:type="spellStart"/>
+      <w:r>
+        <w:rPr>
+          <w:rStyle w:val="Kiemels2"/>
+        </w:rPr>
+        <w:t>CommentDto</w:t>
+      </w:r>
+      <w:proofErr w:type="spellEnd"/>
+      <w:r>
+        <w:t>: Kommentek adatait tárolja</w:t>
+      </w:r>
+    </w:p>
+    <w:p>
+      <w:pPr>
+        <w:numPr>
+          <w:ilvl w:val="0"/>
+          <w:numId w:val="11"/>
+        </w:numPr>
+        <w:spacing w:before="100" w:beforeAutospacing="1" w:after="100" w:afterAutospacing="1" w:line="240" w:lineRule="auto"/>
+      </w:pPr>
+      <w:proofErr w:type="spellStart"/>
+      <w:r>
+        <w:rPr>
+          <w:rStyle w:val="Kiemels2"/>
+        </w:rPr>
+        <w:t>PlaceDto</w:t>
+      </w:r>
+      <w:proofErr w:type="spellEnd"/>
+      <w:r>
+        <w:t>: Edzőtermek adatait tárolja (azonosító, név, cím, leírás, stb.)</w:t>
+      </w:r>
+    </w:p>
+    <w:p>
+      <w:pPr>
+        <w:numPr>
+          <w:ilvl w:val="0"/>
+          <w:numId w:val="11"/>
+        </w:numPr>
+        <w:spacing w:before="100" w:beforeAutospacing="1" w:after="100" w:afterAutospacing="1" w:line="240" w:lineRule="auto"/>
+      </w:pPr>
+      <w:proofErr w:type="spellStart"/>
+      <w:r>
+        <w:rPr>
+          <w:rStyle w:val="Kiemels2"/>
+        </w:rPr>
+        <w:t>UserDto</w:t>
+      </w:r>
+      <w:proofErr w:type="spellEnd"/>
+      <w:r>
+        <w:t>: Felhasználók adatait tárolja (azonosító, felhasználónév, email)</w:t>
+      </w:r>
+    </w:p>
+    <w:p>
+      <w:pPr>
+        <w:pStyle w:val="Cmsor4"/>
+      </w:pPr>
+      <w:r>
+        <w:t>Segédosztályok</w:t>
+      </w:r>
+    </w:p>
+    <w:p>
+      <w:pPr>
+        <w:numPr>
+          <w:ilvl w:val="0"/>
+          <w:numId w:val="12"/>
+        </w:numPr>
+        <w:spacing w:before="100" w:beforeAutospacing="1" w:after="100" w:afterAutospacing="1" w:line="240" w:lineRule="auto"/>
+      </w:pPr>
+      <w:r>
+        <w:rPr>
+          <w:rStyle w:val="Kiemels2"/>
+        </w:rPr>
+        <w:t>Base64ToImageConverter</w:t>
+      </w:r>
+      <w:r>
+        <w:t xml:space="preserve">: </w:t>
+      </w:r>
+      <w:proofErr w:type="spellStart"/>
+      <w:r>
+        <w:t>IValueConverter</w:t>
+      </w:r>
+      <w:proofErr w:type="spellEnd"/>
+      <w:r>
+        <w:t xml:space="preserve"> implementáció, ami a Base64 kódolt képeket </w:t>
+      </w:r>
+      <w:proofErr w:type="spellStart"/>
+      <w:r>
+        <w:t>BitmapImage</w:t>
+      </w:r>
+      <w:proofErr w:type="spellEnd"/>
+      <w:r>
+        <w:t xml:space="preserve"> objektumokká alakítja</w:t>
+      </w:r>
+    </w:p>
+    <w:p>
+      <w:pPr>
+        <w:pStyle w:val="Cmsor2"/>
+      </w:pPr>
+      <w:bookmarkStart w:id="12" w:name="_Toc194301949"/>
+      <w:r>
+        <w:lastRenderedPageBreak/>
+        <w:t>UI Komponensek</w:t>
+      </w:r>
+      <w:bookmarkEnd w:id="12"/>
+    </w:p>
+    <w:p>
+      <w:pPr>
+        <w:pStyle w:val="Cmsor3"/>
+      </w:pPr>
+      <w:bookmarkStart w:id="13" w:name="_Toc194301950"/>
+      <w:r>
+        <w:t>XAML Struktúra</w:t>
+      </w:r>
+      <w:bookmarkEnd w:id="13"/>
+    </w:p>
+    <w:p>
+      <w:pPr>
+        <w:pStyle w:val="NormlWeb"/>
+      </w:pPr>
+      <w:r>
+        <w:t>Az alkalmazás a következő fő UI paneleket tartalmazza:</w:t>
+      </w:r>
+    </w:p>
+    <w:p>
+      <w:pPr>
         <w:pStyle w:val="NormlWeb"/>
         <w:numPr>
           <w:ilvl w:val="0"/>
@@ -3005,11 +3390,11 @@
         <w:rPr>
           <w:rStyle w:val="Kiemels2"/>
         </w:rPr>
-        <w:t>topPanel</w:t>
+        <w:t>navBar</w:t>
       </w:r>
       <w:proofErr w:type="spellEnd"/>
       <w:r>
-        <w:t>: Posztok listázása</w:t>
+        <w:t>: Navigációs sáv</w:t>
       </w:r>
     </w:p>
     <w:p>
@@ -3021,7 +3406,7 @@
         <w:spacing w:before="100" w:beforeAutospacing="1" w:after="100" w:afterAutospacing="1" w:line="240" w:lineRule="auto"/>
       </w:pPr>
       <w:r>
-        <w:t>Posztok megjelenítése kártyákként</w:t>
+        <w:t>Posztok, Edzőtermek, Felhasználók gombok</w:t>
       </w:r>
     </w:p>
     <w:p>
@@ -3033,19 +3418,34 @@
         <w:spacing w:before="100" w:beforeAutospacing="1" w:after="100" w:afterAutospacing="1" w:line="240" w:lineRule="auto"/>
       </w:pPr>
       <w:r>
-        <w:t>Törlés gomb minden poszthoz</w:t>
-      </w:r>
-    </w:p>
-    <w:p>
-      <w:pPr>
+        <w:t>Kijelentkezés gomb</w:t>
+      </w:r>
+    </w:p>
+    <w:p>
+      <w:pPr>
+        <w:numPr>
+          <w:ilvl w:val="1"/>
+          <w:numId w:val="13"/>
+        </w:numPr>
         <w:spacing w:before="100" w:beforeAutospacing="1" w:after="100" w:afterAutospacing="1" w:line="240" w:lineRule="auto"/>
       </w:pPr>
       <w:r>
+        <w:t>Bejelentkezett felhasználó megjelenítése</w:t>
+      </w:r>
+    </w:p>
+    <w:p>
+      <w:pPr>
+        <w:spacing w:before="100" w:beforeAutospacing="1" w:after="100" w:afterAutospacing="1" w:line="240" w:lineRule="auto"/>
+      </w:pPr>
+      <w:r>
+        <w:rPr>
+          <w:noProof/>
+        </w:rPr>
         <w:drawing>
-          <wp:inline distT="0" distB="0" distL="0" distR="0" wp14:anchorId="0E1DA9F3" wp14:editId="2EA51E50">
-            <wp:extent cx="5760720" cy="1149985"/>
+          <wp:inline distT="0" distB="0" distL="0" distR="0" wp14:anchorId="598039AB" wp14:editId="4CDA0F1B">
+            <wp:extent cx="5760720" cy="367030"/>
             <wp:effectExtent l="0" t="0" r="0" b="0"/>
-            <wp:docPr id="23" name="Kép 23"/>
+            <wp:docPr id="1" name="Kép 1"/>
             <wp:cNvGraphicFramePr>
               <a:graphicFrameLocks xmlns:a="http://schemas.openxmlformats.org/drawingml/2006/main" noChangeAspect="1"/>
             </wp:cNvGraphicFramePr>
@@ -3065,7 +3465,7 @@
                   <pic:spPr>
                     <a:xfrm>
                       <a:off x="0" y="0"/>
-                      <a:ext cx="5760720" cy="1149985"/>
+                      <a:ext cx="5760720" cy="367030"/>
                     </a:xfrm>
                     <a:prstGeom prst="rect">
                       <a:avLst/>
@@ -3091,11 +3491,11 @@
         <w:rPr>
           <w:rStyle w:val="Kiemels2"/>
         </w:rPr>
-        <w:t>gymPanel</w:t>
+        <w:t>mainGrid</w:t>
       </w:r>
       <w:proofErr w:type="spellEnd"/>
       <w:r>
-        <w:t>: Edzőtermek listázása</w:t>
+        <w:t>: Bejelentkezési panel</w:t>
       </w:r>
     </w:p>
     <w:p>
@@ -3107,7 +3507,7 @@
         <w:spacing w:before="100" w:beforeAutospacing="1" w:after="100" w:afterAutospacing="1" w:line="240" w:lineRule="auto"/>
       </w:pPr>
       <w:r>
-        <w:t>Edzőtermek megjelenítése kártyákként</w:t>
+        <w:t>Felhasználónév és jelszó beviteli mezők</w:t>
       </w:r>
     </w:p>
     <w:p>
@@ -3119,20 +3519,30 @@
         <w:spacing w:before="100" w:beforeAutospacing="1" w:after="100" w:afterAutospacing="1" w:line="240" w:lineRule="auto"/>
       </w:pPr>
       <w:r>
-        <w:lastRenderedPageBreak/>
-        <w:t>Törlés és módosítás gombok</w:t>
-      </w:r>
-    </w:p>
-    <w:p>
-      <w:pPr>
-        <w:spacing w:before="100" w:beforeAutospacing="1" w:after="100" w:afterAutospacing="1" w:line="240" w:lineRule="auto"/>
-      </w:pPr>
-      <w:r>
+        <w:t>Bejelentkezés gomb</w:t>
+      </w:r>
+    </w:p>
+    <w:p>
+      <w:pPr>
+        <w:pStyle w:val="NormlWeb"/>
+        <w:rPr>
+          <w:rStyle w:val="Kiemels2"/>
+          <w:b w:val="0"/>
+          <w:bCs w:val="0"/>
+        </w:rPr>
+      </w:pPr>
+      <w:r>
+        <w:rPr>
+          <w:rStyle w:val="Kiemels2"/>
+          <w:b w:val="0"/>
+          <w:bCs w:val="0"/>
+          <w:noProof/>
+        </w:rPr>
         <w:drawing>
-          <wp:inline distT="0" distB="0" distL="0" distR="0" wp14:anchorId="6F617E21" wp14:editId="55F4AA0F">
-            <wp:extent cx="5760720" cy="1582420"/>
+          <wp:inline distT="0" distB="0" distL="0" distR="0" wp14:anchorId="0CE439DD" wp14:editId="2A93820E">
+            <wp:extent cx="4140794" cy="2962275"/>
             <wp:effectExtent l="0" t="0" r="0" b="0"/>
-            <wp:docPr id="24" name="Kép 24"/>
+            <wp:docPr id="22" name="Kép 22"/>
             <wp:cNvGraphicFramePr>
               <a:graphicFrameLocks xmlns:a="http://schemas.openxmlformats.org/drawingml/2006/main" noChangeAspect="1"/>
             </wp:cNvGraphicFramePr>
@@ -3152,7 +3562,7 @@
                   <pic:spPr>
                     <a:xfrm>
                       <a:off x="0" y="0"/>
-                      <a:ext cx="5760720" cy="1582420"/>
+                      <a:ext cx="4161960" cy="2977417"/>
                     </a:xfrm>
                     <a:prstGeom prst="rect">
                       <a:avLst/>
@@ -3178,11 +3588,11 @@
         <w:rPr>
           <w:rStyle w:val="Kiemels2"/>
         </w:rPr>
-        <w:t>usersPanel</w:t>
+        <w:t>topPanel</w:t>
       </w:r>
       <w:proofErr w:type="spellEnd"/>
       <w:r>
-        <w:t>: Felhasználók listázása</w:t>
+        <w:t>: Posztok listázása</w:t>
       </w:r>
     </w:p>
     <w:p>
@@ -3194,7 +3604,7 @@
         <w:spacing w:before="100" w:beforeAutospacing="1" w:after="100" w:afterAutospacing="1" w:line="240" w:lineRule="auto"/>
       </w:pPr>
       <w:r>
-        <w:t>Felhasználók megjelenítése kártyákként</w:t>
+        <w:t>Posztok megjelenítése kártyákként</w:t>
       </w:r>
     </w:p>
     <w:p>
@@ -3206,7 +3616,7 @@
         <w:spacing w:before="100" w:beforeAutospacing="1" w:after="100" w:afterAutospacing="1" w:line="240" w:lineRule="auto"/>
       </w:pPr>
       <w:r>
-        <w:t>Törlés és üzenetküldés gombok</w:t>
+        <w:t>Törlés gomb minden poszthoz</w:t>
       </w:r>
     </w:p>
     <w:p>
@@ -3214,11 +3624,14 @@
         <w:spacing w:before="100" w:beforeAutospacing="1" w:after="100" w:afterAutospacing="1" w:line="240" w:lineRule="auto"/>
       </w:pPr>
       <w:r>
+        <w:rPr>
+          <w:noProof/>
+        </w:rPr>
         <w:drawing>
-          <wp:inline distT="0" distB="0" distL="0" distR="0" wp14:anchorId="1204AD3E" wp14:editId="26BC274D">
-            <wp:extent cx="5760720" cy="681355"/>
-            <wp:effectExtent l="0" t="0" r="0" b="4445"/>
-            <wp:docPr id="25" name="Kép 25"/>
+          <wp:inline distT="0" distB="0" distL="0" distR="0" wp14:anchorId="0E1DA9F3" wp14:editId="2EA51E50">
+            <wp:extent cx="5760720" cy="1149985"/>
+            <wp:effectExtent l="0" t="0" r="0" b="0"/>
+            <wp:docPr id="23" name="Kép 23"/>
             <wp:cNvGraphicFramePr>
               <a:graphicFrameLocks xmlns:a="http://schemas.openxmlformats.org/drawingml/2006/main" noChangeAspect="1"/>
             </wp:cNvGraphicFramePr>
@@ -3238,6 +3651,185 @@
                   <pic:spPr>
                     <a:xfrm>
                       <a:off x="0" y="0"/>
+                      <a:ext cx="5760720" cy="1149985"/>
+                    </a:xfrm>
+                    <a:prstGeom prst="rect">
+                      <a:avLst/>
+                    </a:prstGeom>
+                  </pic:spPr>
+                </pic:pic>
+              </a:graphicData>
+            </a:graphic>
+          </wp:inline>
+        </w:drawing>
+      </w:r>
+    </w:p>
+    <w:p>
+      <w:pPr>
+        <w:pStyle w:val="NormlWeb"/>
+        <w:numPr>
+          <w:ilvl w:val="0"/>
+          <w:numId w:val="13"/>
+        </w:numPr>
+      </w:pPr>
+      <w:proofErr w:type="spellStart"/>
+      <w:r>
+        <w:rPr>
+          <w:rStyle w:val="Kiemels2"/>
+        </w:rPr>
+        <w:t>gymPanel</w:t>
+      </w:r>
+      <w:proofErr w:type="spellEnd"/>
+      <w:r>
+        <w:t>: Edzőtermek listázása</w:t>
+      </w:r>
+    </w:p>
+    <w:p>
+      <w:pPr>
+        <w:numPr>
+          <w:ilvl w:val="1"/>
+          <w:numId w:val="13"/>
+        </w:numPr>
+        <w:spacing w:before="100" w:beforeAutospacing="1" w:after="100" w:afterAutospacing="1" w:line="240" w:lineRule="auto"/>
+      </w:pPr>
+      <w:r>
+        <w:t>Edzőtermek megjelenítése kártyákként</w:t>
+      </w:r>
+    </w:p>
+    <w:p>
+      <w:pPr>
+        <w:numPr>
+          <w:ilvl w:val="1"/>
+          <w:numId w:val="13"/>
+        </w:numPr>
+        <w:spacing w:before="100" w:beforeAutospacing="1" w:after="100" w:afterAutospacing="1" w:line="240" w:lineRule="auto"/>
+      </w:pPr>
+      <w:r>
+        <w:lastRenderedPageBreak/>
+        <w:t>Törlés és módosítás gombok</w:t>
+      </w:r>
+    </w:p>
+    <w:p>
+      <w:pPr>
+        <w:spacing w:before="100" w:beforeAutospacing="1" w:after="100" w:afterAutospacing="1" w:line="240" w:lineRule="auto"/>
+      </w:pPr>
+      <w:r>
+        <w:rPr>
+          <w:noProof/>
+        </w:rPr>
+        <w:drawing>
+          <wp:inline distT="0" distB="0" distL="0" distR="0" wp14:anchorId="6F617E21" wp14:editId="55F4AA0F">
+            <wp:extent cx="5760720" cy="1582420"/>
+            <wp:effectExtent l="0" t="0" r="0" b="0"/>
+            <wp:docPr id="24" name="Kép 24"/>
+            <wp:cNvGraphicFramePr>
+              <a:graphicFrameLocks xmlns:a="http://schemas.openxmlformats.org/drawingml/2006/main" noChangeAspect="1"/>
+            </wp:cNvGraphicFramePr>
+            <a:graphic xmlns:a="http://schemas.openxmlformats.org/drawingml/2006/main">
+              <a:graphicData uri="http://schemas.openxmlformats.org/drawingml/2006/picture">
+                <pic:pic xmlns:pic="http://schemas.openxmlformats.org/drawingml/2006/picture">
+                  <pic:nvPicPr>
+                    <pic:cNvPr id="1" name=""/>
+                    <pic:cNvPicPr/>
+                  </pic:nvPicPr>
+                  <pic:blipFill>
+                    <a:blip r:embed="rId13"/>
+                    <a:stretch>
+                      <a:fillRect/>
+                    </a:stretch>
+                  </pic:blipFill>
+                  <pic:spPr>
+                    <a:xfrm>
+                      <a:off x="0" y="0"/>
+                      <a:ext cx="5760720" cy="1582420"/>
+                    </a:xfrm>
+                    <a:prstGeom prst="rect">
+                      <a:avLst/>
+                    </a:prstGeom>
+                  </pic:spPr>
+                </pic:pic>
+              </a:graphicData>
+            </a:graphic>
+          </wp:inline>
+        </w:drawing>
+      </w:r>
+    </w:p>
+    <w:p>
+      <w:pPr>
+        <w:pStyle w:val="NormlWeb"/>
+        <w:numPr>
+          <w:ilvl w:val="0"/>
+          <w:numId w:val="13"/>
+        </w:numPr>
+      </w:pPr>
+      <w:proofErr w:type="spellStart"/>
+      <w:r>
+        <w:rPr>
+          <w:rStyle w:val="Kiemels2"/>
+        </w:rPr>
+        <w:t>usersPanel</w:t>
+      </w:r>
+      <w:proofErr w:type="spellEnd"/>
+      <w:r>
+        <w:t>: Felhasználók listázása</w:t>
+      </w:r>
+    </w:p>
+    <w:p>
+      <w:pPr>
+        <w:numPr>
+          <w:ilvl w:val="1"/>
+          <w:numId w:val="13"/>
+        </w:numPr>
+        <w:spacing w:before="100" w:beforeAutospacing="1" w:after="100" w:afterAutospacing="1" w:line="240" w:lineRule="auto"/>
+      </w:pPr>
+      <w:r>
+        <w:t>Felhasználók megjelenítése kártyákként</w:t>
+      </w:r>
+    </w:p>
+    <w:p>
+      <w:pPr>
+        <w:numPr>
+          <w:ilvl w:val="1"/>
+          <w:numId w:val="13"/>
+        </w:numPr>
+        <w:spacing w:before="100" w:beforeAutospacing="1" w:after="100" w:afterAutospacing="1" w:line="240" w:lineRule="auto"/>
+      </w:pPr>
+      <w:r>
+        <w:t>Törlés és üzenetküldés gombok</w:t>
+      </w:r>
+    </w:p>
+    <w:p>
+      <w:pPr>
+        <w:spacing w:before="100" w:beforeAutospacing="1" w:after="100" w:afterAutospacing="1" w:line="240" w:lineRule="auto"/>
+      </w:pPr>
+      <w:r>
+        <w:rPr>
+          <w:noProof/>
+        </w:rPr>
+        <w:drawing>
+          <wp:inline distT="0" distB="0" distL="0" distR="0" wp14:anchorId="1204AD3E" wp14:editId="26BC274D">
+            <wp:extent cx="5760720" cy="681355"/>
+            <wp:effectExtent l="0" t="0" r="0" b="4445"/>
+            <wp:docPr id="25" name="Kép 25"/>
+            <wp:cNvGraphicFramePr>
+              <a:graphicFrameLocks xmlns:a="http://schemas.openxmlformats.org/drawingml/2006/main" noChangeAspect="1"/>
+            </wp:cNvGraphicFramePr>
+            <a:graphic xmlns:a="http://schemas.openxmlformats.org/drawingml/2006/main">
+              <a:graphicData uri="http://schemas.openxmlformats.org/drawingml/2006/picture">
+                <pic:pic xmlns:pic="http://schemas.openxmlformats.org/drawingml/2006/picture">
+                  <pic:nvPicPr>
+                    <pic:cNvPr id="1" name=""/>
+                    <pic:cNvPicPr/>
+                  </pic:nvPicPr>
+                  <pic:blipFill>
+                    <a:blip r:embed="rId14"/>
+                    <a:stretch>
+                      <a:fillRect/>
+                    </a:stretch>
+                  </pic:blipFill>
+                  <pic:spPr>
+                    <a:xfrm>
+                      <a:off x="0" y="0"/>
                       <a:ext cx="5760720" cy="681355"/>
                     </a:xfrm>
                     <a:prstGeom prst="rect">
@@ -3255,11 +3847,11 @@
       <w:pPr>
         <w:pStyle w:val="Cmsor3"/>
       </w:pPr>
-      <w:bookmarkStart w:id="13" w:name="_Toc194301951"/>
+      <w:bookmarkStart w:id="14" w:name="_Toc194301951"/>
       <w:r>
         <w:t>Stílusok</w:t>
       </w:r>
-      <w:bookmarkEnd w:id="13"/>
+      <w:bookmarkEnd w:id="14"/>
     </w:p>
     <w:p>
       <w:pPr>
@@ -3391,7 +3983,7 @@
       <w:pPr>
         <w:pStyle w:val="Cmsor2"/>
       </w:pPr>
-      <w:bookmarkStart w:id="14" w:name="_Toc194301952"/>
+      <w:bookmarkStart w:id="15" w:name="_Toc194301952"/>
       <w:proofErr w:type="spellStart"/>
       <w:r>
         <w:t>Autentikáció</w:t>
@@ -3400,13 +3992,13 @@
       <w:r>
         <w:t xml:space="preserve"> és jogosultságkezelés</w:t>
       </w:r>
-      <w:bookmarkEnd w:id="14"/>
+      <w:bookmarkEnd w:id="15"/>
     </w:p>
     <w:p>
       <w:pPr>
         <w:pStyle w:val="Cmsor3"/>
       </w:pPr>
-      <w:bookmarkStart w:id="15" w:name="_Toc194301953"/>
+      <w:bookmarkStart w:id="16" w:name="_Toc194301953"/>
       <w:r>
         <w:t xml:space="preserve">JWT </w:t>
       </w:r>
@@ -3414,7 +4006,7 @@
       <w:r>
         <w:t>Autentikáció</w:t>
       </w:r>
-      <w:bookmarkEnd w:id="15"/>
+      <w:bookmarkEnd w:id="16"/>
       <w:proofErr w:type="spellEnd"/>
     </w:p>
     <w:p>
@@ -3533,11 +4125,11 @@
       <w:pPr>
         <w:pStyle w:val="Cmsor3"/>
       </w:pPr>
-      <w:bookmarkStart w:id="16" w:name="_Toc194301954"/>
+      <w:bookmarkStart w:id="17" w:name="_Toc194301954"/>
       <w:r>
         <w:t>Jogosultságellenőrzés</w:t>
       </w:r>
-      <w:bookmarkEnd w:id="16"/>
+      <w:bookmarkEnd w:id="17"/>
     </w:p>
     <w:p>
       <w:pPr>
@@ -3559,7 +4151,7 @@
       <w:pPr>
         <w:pStyle w:val="Cmsor2"/>
       </w:pPr>
-      <w:bookmarkStart w:id="17" w:name="_Toc194301955"/>
+      <w:bookmarkStart w:id="18" w:name="_Toc194301955"/>
       <w:r>
         <w:rPr>
           <w:noProof/>
@@ -3583,7 +4175,7 @@
                     </pic:cNvPicPr>
                   </pic:nvPicPr>
                   <pic:blipFill>
-                    <a:blip r:embed="rId13" cstate="print">
+                    <a:blip r:embed="rId15" cstate="print">
                       <a:extLst>
                         <a:ext uri="{28A0092B-C50C-407E-A947-70E740481C1C}">
                           <a14:useLocalDpi xmlns:a14="http://schemas.microsoft.com/office/drawing/2010/main" val="0"/>
@@ -3617,7 +4209,7 @@
       <w:r>
         <w:t>API kommunikáció</w:t>
       </w:r>
-      <w:bookmarkEnd w:id="17"/>
+      <w:bookmarkEnd w:id="18"/>
     </w:p>
     <w:p>
       <w:pPr>
@@ -3648,7 +4240,7 @@
       <w:pPr>
         <w:pStyle w:val="Cmsor3"/>
       </w:pPr>
-      <w:bookmarkStart w:id="18" w:name="_Toc194301956"/>
+      <w:bookmarkStart w:id="19" w:name="_Toc194301956"/>
       <w:proofErr w:type="spellStart"/>
       <w:r>
         <w:t>HttpClient</w:t>
@@ -3657,7 +4249,7 @@
       <w:r>
         <w:t xml:space="preserve"> konfiguráció</w:t>
       </w:r>
-      <w:bookmarkEnd w:id="18"/>
+      <w:bookmarkEnd w:id="19"/>
     </w:p>
     <w:p>
       <w:pPr>
@@ -3679,7 +4271,7 @@
       <w:pPr>
         <w:pStyle w:val="Cmsor3"/>
       </w:pPr>
-      <w:bookmarkStart w:id="19" w:name="_Toc194301957"/>
+      <w:bookmarkStart w:id="20" w:name="_Toc194301957"/>
       <w:r>
         <w:rPr>
           <w:noProof/>
@@ -3703,7 +4295,7 @@
                     </pic:cNvPicPr>
                   </pic:nvPicPr>
                   <pic:blipFill>
-                    <a:blip r:embed="rId14" cstate="print">
+                    <a:blip r:embed="rId16" cstate="print">
                       <a:extLst>
                         <a:ext uri="{28A0092B-C50C-407E-A947-70E740481C1C}">
                           <a14:useLocalDpi xmlns:a14="http://schemas.microsoft.com/office/drawing/2010/main" val="0"/>
@@ -3737,7 +4329,7 @@
       <w:r>
         <w:t>Főbb API végpontok</w:t>
       </w:r>
-      <w:bookmarkEnd w:id="19"/>
+      <w:bookmarkEnd w:id="20"/>
     </w:p>
     <w:tbl>
       <w:tblPr>
@@ -4549,11 +5141,11 @@
       <w:pPr>
         <w:pStyle w:val="Cmsor2"/>
       </w:pPr>
-      <w:bookmarkStart w:id="20" w:name="_Toc194301958"/>
+      <w:bookmarkStart w:id="21" w:name="_Toc194301958"/>
       <w:r>
         <w:t>Hibakezelés</w:t>
       </w:r>
-      <w:bookmarkEnd w:id="20"/>
+      <w:bookmarkEnd w:id="21"/>
     </w:p>
     <w:p>
       <w:pPr>
@@ -4606,7 +5198,7 @@
                     </pic:cNvPicPr>
                   </pic:nvPicPr>
                   <pic:blipFill>
-                    <a:blip r:embed="rId15" cstate="print">
+                    <a:blip r:embed="rId17" cstate="print">
                       <a:extLst>
                         <a:ext uri="{28A0092B-C50C-407E-A947-70E740481C1C}">
                           <a14:useLocalDpi xmlns:a14="http://schemas.microsoft.com/office/drawing/2010/main" val="0"/>
@@ -4645,7 +5237,7 @@
       <w:pPr>
         <w:pStyle w:val="Cmsor2"/>
       </w:pPr>
-      <w:bookmarkStart w:id="21" w:name="_Toc194301959"/>
+      <w:bookmarkStart w:id="22" w:name="_Toc194301959"/>
       <w:r>
         <w:rPr>
           <w:noProof/>
@@ -4668,7 +5260,7 @@
                     </pic:cNvPicPr>
                   </pic:nvPicPr>
                   <pic:blipFill>
-                    <a:blip r:embed="rId16" cstate="print">
+                    <a:blip r:embed="rId18" cstate="print">
                       <a:extLst>
                         <a:ext uri="{28A0092B-C50C-407E-A947-70E740481C1C}">
                           <a14:useLocalDpi xmlns:a14="http://schemas.microsoft.com/office/drawing/2010/main" val="0"/>
@@ -4702,17 +5294,17 @@
       <w:r>
         <w:t>Jövőbeli fejlesztési lehetőségek</w:t>
       </w:r>
-      <w:bookmarkEnd w:id="21"/>
+      <w:bookmarkEnd w:id="22"/>
     </w:p>
     <w:p>
       <w:pPr>
         <w:pStyle w:val="Cmsor3"/>
       </w:pPr>
-      <w:bookmarkStart w:id="22" w:name="_Toc194301960"/>
+      <w:bookmarkStart w:id="23" w:name="_Toc194301960"/>
       <w:r>
         <w:t>1. Architektúra javítása</w:t>
       </w:r>
-      <w:bookmarkEnd w:id="22"/>
+      <w:bookmarkEnd w:id="23"/>
     </w:p>
     <w:p>
       <w:pPr>
@@ -4762,11 +5354,11 @@
       <w:pPr>
         <w:pStyle w:val="Cmsor3"/>
       </w:pPr>
-      <w:bookmarkStart w:id="23" w:name="_Toc194301961"/>
+      <w:bookmarkStart w:id="24" w:name="_Toc194301961"/>
       <w:r>
         <w:t>2. Funkcionalitás bővítése</w:t>
       </w:r>
-      <w:bookmarkEnd w:id="23"/>
+      <w:bookmarkEnd w:id="24"/>
     </w:p>
     <w:p>
       <w:pPr>
@@ -4820,11 +5412,11 @@
       <w:pPr>
         <w:pStyle w:val="Cmsor3"/>
       </w:pPr>
-      <w:bookmarkStart w:id="24" w:name="_Toc194301962"/>
+      <w:bookmarkStart w:id="25" w:name="_Toc194301962"/>
       <w:r>
         <w:t>3. Technikai fejlesztések</w:t>
       </w:r>
-      <w:bookmarkEnd w:id="24"/>
+      <w:bookmarkEnd w:id="25"/>
     </w:p>
     <w:p>
       <w:pPr>
@@ -4879,13 +5471,11 @@
       <w:pPr>
         <w:pStyle w:val="Cmsor3"/>
       </w:pPr>
-      <w:bookmarkStart w:id="25" w:name="_Toc194301963"/>
-      <w:bookmarkStart w:id="26" w:name="_GoBack"/>
+      <w:bookmarkStart w:id="26" w:name="_Toc194301963"/>
+      <w:r>
+        <w:t>4. UI/UX fejlesztések</w:t>
+      </w:r>
       <w:bookmarkEnd w:id="26"/>
-      <w:r>
-        <w:t>4. UI/UX fejlesztések</w:t>
-      </w:r>
-      <w:bookmarkEnd w:id="25"/>
     </w:p>
     <w:p>
       <w:pPr>
@@ -4950,7 +5540,7 @@
     </w:p>
     <w:p/>
     <w:sectPr>
-      <w:footerReference w:type="default" r:id="rId17"/>
+      <w:footerReference w:type="default" r:id="rId19"/>
       <w:pgSz w:w="11906" w:h="16838"/>
       <w:pgMar w:top="1417" w:right="1417" w:bottom="1417" w:left="1417" w:header="708" w:footer="708" w:gutter="0"/>
       <w:cols w:space="708"/>
@@ -7945,7 +8535,7 @@
     <w:lsdException w:name="List Number 3" w:semiHidden="1" w:unhideWhenUsed="1"/>
     <w:lsdException w:name="List Number 4" w:semiHidden="1" w:unhideWhenUsed="1"/>
     <w:lsdException w:name="List Number 5" w:semiHidden="1" w:unhideWhenUsed="1"/>
-    <w:lsdException w:name="Title" w:uiPriority="10" w:qFormat="1"/>
+    <w:lsdException w:name="Title" w:qFormat="1"/>
     <w:lsdException w:name="Closing" w:semiHidden="1" w:unhideWhenUsed="1"/>
     <w:lsdException w:name="Signature" w:semiHidden="1" w:unhideWhenUsed="1"/>
     <w:lsdException w:name="Default Paragraph Font" w:semiHidden="1" w:uiPriority="1" w:unhideWhenUsed="1"/>
@@ -8262,6 +8852,7 @@
   <w:style w:type="paragraph" w:default="1" w:styleId="Norml">
     <w:name w:val="Normal"/>
     <w:qFormat/>
+    <w:rsid w:val="00C968F7"/>
   </w:style>
   <w:style w:type="paragraph" w:styleId="Cmsor1">
     <w:name w:val="heading 1"/>
@@ -8352,6 +8943,7 @@
   <w:style w:type="character" w:default="1" w:styleId="Bekezdsalapbettpusa">
     <w:name w:val="Default Paragraph Font"/>
     <w:uiPriority w:val="1"/>
+    <w:semiHidden/>
     <w:unhideWhenUsed/>
   </w:style>
   <w:style w:type="table" w:default="1" w:styleId="Normltblzat">
@@ -8651,6 +9243,39 @@
     <w:rPr>
       <w:color w:val="954F72" w:themeColor="followedHyperlink"/>
       <w:u w:val="single"/>
+    </w:rPr>
+  </w:style>
+  <w:style w:type="paragraph" w:styleId="Cm">
+    <w:name w:val="Title"/>
+    <w:basedOn w:val="Norml"/>
+    <w:link w:val="CmChar"/>
+    <w:uiPriority w:val="99"/>
+    <w:qFormat/>
+    <w:rsid w:val="00B63E7B"/>
+    <w:pPr>
+      <w:spacing w:line="256" w:lineRule="auto"/>
+      <w:jc w:val="center"/>
+    </w:pPr>
+    <w:rPr>
+      <w:rFonts w:ascii="Calibri" w:eastAsia="Times New Roman" w:hAnsi="Calibri" w:cs="Calibri"/>
+      <w:b/>
+      <w:bCs/>
+      <w:sz w:val="80"/>
+      <w:szCs w:val="80"/>
+    </w:rPr>
+  </w:style>
+  <w:style w:type="character" w:customStyle="1" w:styleId="CmChar">
+    <w:name w:val="Cím Char"/>
+    <w:basedOn w:val="Bekezdsalapbettpusa"/>
+    <w:link w:val="Cm"/>
+    <w:uiPriority w:val="99"/>
+    <w:rsid w:val="00B63E7B"/>
+    <w:rPr>
+      <w:rFonts w:ascii="Calibri" w:eastAsia="Times New Roman" w:hAnsi="Calibri" w:cs="Calibri"/>
+      <w:b/>
+      <w:bCs/>
+      <w:sz w:val="80"/>
+      <w:szCs w:val="80"/>
     </w:rPr>
   </w:style>
 </w:styles>
@@ -8956,7 +9581,7 @@
 </file>
 
 <file path=customXml/itemProps1.xml><?xml version="1.0" encoding="utf-8"?>
-<ds:datastoreItem xmlns:ds="http://schemas.openxmlformats.org/officeDocument/2006/customXml" ds:itemID="{61F558AA-E709-40EF-A676-CA98617DF052}">
+<ds:datastoreItem xmlns:ds="http://schemas.openxmlformats.org/officeDocument/2006/customXml" ds:itemID="{F89E451A-2C63-4A89-9BCE-7A5C308CFDFC}">
   <ds:schemaRefs>
     <ds:schemaRef ds:uri="http://schemas.openxmlformats.org/officeDocument/2006/bibliography"/>
   </ds:schemaRefs>
